--- a/deploy/Unowire_部署与版本迭代指引.docx
+++ b/deploy/Unowire_部署与版本迭代指引.docx
@@ -659,42 +659,42 @@
           <w:shd w:val="clear" w:fill="F5F5F5"/>
         </w:rPr>
         <w:t>docker --version</w:t>
-      </w:r>
-      <w:r>
-        <w:rPr>
-          <w:rFonts w:ascii="Consolas" w:hAnsi="Consolas"/>
-          <w:color w:val="333333"/>
-          <w:sz w:val="19"/>
-          <w:shd w:val="clear" w:fill="F5F5F5"/>
-        </w:rPr>
-        <w:br w:type="textWrapping"/>
-      </w:r>
-      <w:r>
-        <w:rPr>
-          <w:rFonts w:ascii="Consolas" w:hAnsi="Consolas"/>
-          <w:color w:val="333333"/>
-          <w:sz w:val="19"/>
-          <w:shd w:val="clear" w:fill="F5F5F5"/>
-        </w:rPr>
-        <w:t>docker compose version</w:t>
-      </w:r>
-      <w:r>
-        <w:rPr>
-          <w:rFonts w:ascii="Consolas" w:hAnsi="Consolas"/>
-          <w:color w:val="333333"/>
-          <w:sz w:val="19"/>
-          <w:shd w:val="clear" w:fill="F5F5F5"/>
-        </w:rPr>
-        <w:br w:type="textWrapping"/>
-      </w:r>
-      <w:r>
-        <w:rPr>
-          <w:rFonts w:ascii="Consolas" w:hAnsi="Consolas"/>
-          <w:color w:val="333333"/>
-          <w:sz w:val="19"/>
-          <w:shd w:val="clear" w:fill="F5F5F5"/>
-        </w:rPr>
+        <w:br/>
+        <w:t>docker compose --env-file .env.docker version</w:t>
+        <w:br/>
         <w:t># 确认输出类似：Docker version 24.x.x / Docker Compose version v2.x.x</w:t>
+      </w:r>
+      <w:r>
+        <w:rPr>
+          <w:rFonts w:ascii="Consolas" w:hAnsi="Consolas"/>
+          <w:color w:val="333333"/>
+          <w:sz w:val="19"/>
+          <w:shd w:val="clear" w:fill="F5F5F5"/>
+        </w:rPr>
+      </w:r>
+      <w:r>
+        <w:rPr>
+          <w:rFonts w:ascii="Consolas" w:hAnsi="Consolas"/>
+          <w:color w:val="333333"/>
+          <w:sz w:val="19"/>
+          <w:shd w:val="clear" w:fill="F5F5F5"/>
+        </w:rPr>
+      </w:r>
+      <w:r>
+        <w:rPr>
+          <w:rFonts w:ascii="Consolas" w:hAnsi="Consolas"/>
+          <w:color w:val="333333"/>
+          <w:sz w:val="19"/>
+          <w:shd w:val="clear" w:fill="F5F5F5"/>
+        </w:rPr>
+      </w:r>
+      <w:r>
+        <w:rPr>
+          <w:rFonts w:ascii="Consolas" w:hAnsi="Consolas"/>
+          <w:color w:val="333333"/>
+          <w:sz w:val="19"/>
+          <w:shd w:val="clear" w:fill="F5F5F5"/>
+        </w:rPr>
       </w:r>
     </w:p>
     <w:p>
@@ -1286,105 +1286,107 @@
           <w:shd w:val="clear" w:fill="F5F5F5"/>
         </w:rPr>
         <w:t># SSH 到服务器</w:t>
-      </w:r>
-      <w:r>
-        <w:rPr>
-          <w:rFonts w:ascii="Consolas" w:hAnsi="Consolas"/>
-          <w:color w:val="333333"/>
-          <w:sz w:val="19"/>
-          <w:shd w:val="clear" w:fill="F5F5F5"/>
-        </w:rPr>
-        <w:br w:type="textWrapping"/>
-      </w:r>
-      <w:r>
-        <w:rPr>
-          <w:rFonts w:ascii="Consolas" w:hAnsi="Consolas"/>
-          <w:color w:val="333333"/>
-          <w:sz w:val="19"/>
-          <w:shd w:val="clear" w:fill="F5F5F5"/>
-        </w:rPr>
+        <w:br/>
         <w:t>cd /www/wwwroot</w:t>
-      </w:r>
-      <w:r>
-        <w:rPr>
-          <w:rFonts w:ascii="Consolas" w:hAnsi="Consolas"/>
-          <w:color w:val="333333"/>
-          <w:sz w:val="19"/>
-          <w:shd w:val="clear" w:fill="F5F5F5"/>
-        </w:rPr>
-        <w:br w:type="textWrapping"/>
-      </w:r>
-      <w:r>
-        <w:rPr>
-          <w:rFonts w:ascii="Consolas" w:hAnsi="Consolas"/>
-          <w:color w:val="333333"/>
-          <w:sz w:val="19"/>
-          <w:shd w:val="clear" w:fill="F5F5F5"/>
-        </w:rPr>
+        <w:br/>
         <w:t>git clone https://github.com/menostech/Unowire.git unowire</w:t>
-      </w:r>
-      <w:r>
-        <w:rPr>
-          <w:rFonts w:ascii="Consolas" w:hAnsi="Consolas"/>
-          <w:color w:val="333333"/>
-          <w:sz w:val="19"/>
-          <w:shd w:val="clear" w:fill="F5F5F5"/>
-        </w:rPr>
-        <w:br w:type="textWrapping"/>
-      </w:r>
-      <w:r>
-        <w:rPr>
-          <w:rFonts w:ascii="Consolas" w:hAnsi="Consolas"/>
-          <w:color w:val="333333"/>
-          <w:sz w:val="19"/>
-          <w:shd w:val="clear" w:fill="F5F5F5"/>
-        </w:rPr>
+        <w:br/>
         <w:t>cd unowire</w:t>
-      </w:r>
-      <w:r>
-        <w:rPr>
-          <w:rFonts w:ascii="Consolas" w:hAnsi="Consolas"/>
-          <w:color w:val="333333"/>
-          <w:sz w:val="19"/>
-          <w:shd w:val="clear" w:fill="F5F5F5"/>
-        </w:rPr>
-        <w:br w:type="textWrapping"/>
-      </w:r>
-      <w:r>
-        <w:rPr>
-          <w:rFonts w:ascii="Consolas" w:hAnsi="Consolas"/>
-          <w:color w:val="333333"/>
-          <w:sz w:val="19"/>
-          <w:shd w:val="clear" w:fill="F5F5F5"/>
-        </w:rPr>
-        <w:br w:type="textWrapping"/>
-      </w:r>
-      <w:r>
-        <w:rPr>
-          <w:rFonts w:ascii="Consolas" w:hAnsi="Consolas"/>
-          <w:color w:val="333333"/>
-          <w:sz w:val="19"/>
-          <w:shd w:val="clear" w:fill="F5F5F5"/>
-        </w:rPr>
+        <w:br/>
+        <w:br/>
         <w:t># 如需部署特定分支</w:t>
-      </w:r>
-      <w:r>
-        <w:rPr>
-          <w:rFonts w:ascii="Consolas" w:hAnsi="Consolas"/>
-          <w:color w:val="333333"/>
-          <w:sz w:val="19"/>
-          <w:shd w:val="clear" w:fill="F5F5F5"/>
-        </w:rPr>
-        <w:br w:type="textWrapping"/>
-      </w:r>
-      <w:r>
-        <w:rPr>
-          <w:rFonts w:ascii="Consolas" w:hAnsi="Consolas"/>
-          <w:color w:val="333333"/>
-          <w:sz w:val="19"/>
-          <w:shd w:val="clear" w:fill="F5F5F5"/>
-        </w:rPr>
-        <w:t>git checkout rename-terminal-to-connectivity</w:t>
+        <w:br/>
+        <w:t># 如需部署特定分支（默认 master）</w:t>
+        <w:br/>
+        <w:t># git checkout &lt;branch-name&gt;</w:t>
+      </w:r>
+      <w:r>
+        <w:rPr>
+          <w:rFonts w:ascii="Consolas" w:hAnsi="Consolas"/>
+          <w:color w:val="333333"/>
+          <w:sz w:val="19"/>
+          <w:shd w:val="clear" w:fill="F5F5F5"/>
+        </w:rPr>
+      </w:r>
+      <w:r>
+        <w:rPr>
+          <w:rFonts w:ascii="Consolas" w:hAnsi="Consolas"/>
+          <w:color w:val="333333"/>
+          <w:sz w:val="19"/>
+          <w:shd w:val="clear" w:fill="F5F5F5"/>
+        </w:rPr>
+      </w:r>
+      <w:r>
+        <w:rPr>
+          <w:rFonts w:ascii="Consolas" w:hAnsi="Consolas"/>
+          <w:color w:val="333333"/>
+          <w:sz w:val="19"/>
+          <w:shd w:val="clear" w:fill="F5F5F5"/>
+        </w:rPr>
+      </w:r>
+      <w:r>
+        <w:rPr>
+          <w:rFonts w:ascii="Consolas" w:hAnsi="Consolas"/>
+          <w:color w:val="333333"/>
+          <w:sz w:val="19"/>
+          <w:shd w:val="clear" w:fill="F5F5F5"/>
+        </w:rPr>
+      </w:r>
+      <w:r>
+        <w:rPr>
+          <w:rFonts w:ascii="Consolas" w:hAnsi="Consolas"/>
+          <w:color w:val="333333"/>
+          <w:sz w:val="19"/>
+          <w:shd w:val="clear" w:fill="F5F5F5"/>
+        </w:rPr>
+      </w:r>
+      <w:r>
+        <w:rPr>
+          <w:rFonts w:ascii="Consolas" w:hAnsi="Consolas"/>
+          <w:color w:val="333333"/>
+          <w:sz w:val="19"/>
+          <w:shd w:val="clear" w:fill="F5F5F5"/>
+        </w:rPr>
+      </w:r>
+      <w:r>
+        <w:rPr>
+          <w:rFonts w:ascii="Consolas" w:hAnsi="Consolas"/>
+          <w:color w:val="333333"/>
+          <w:sz w:val="19"/>
+          <w:shd w:val="clear" w:fill="F5F5F5"/>
+        </w:rPr>
+      </w:r>
+      <w:r>
+        <w:rPr>
+          <w:rFonts w:ascii="Consolas" w:hAnsi="Consolas"/>
+          <w:color w:val="333333"/>
+          <w:sz w:val="19"/>
+          <w:shd w:val="clear" w:fill="F5F5F5"/>
+        </w:rPr>
+      </w:r>
+      <w:r>
+        <w:rPr>
+          <w:rFonts w:ascii="Consolas" w:hAnsi="Consolas"/>
+          <w:color w:val="333333"/>
+          <w:sz w:val="19"/>
+          <w:shd w:val="clear" w:fill="F5F5F5"/>
+        </w:rPr>
+      </w:r>
+      <w:r>
+        <w:rPr>
+          <w:rFonts w:ascii="Consolas" w:hAnsi="Consolas"/>
+          <w:color w:val="333333"/>
+          <w:sz w:val="19"/>
+          <w:shd w:val="clear" w:fill="F5F5F5"/>
+        </w:rPr>
+      </w:r>
+      <w:r>
+        <w:rPr>
+          <w:rFonts w:ascii="Consolas" w:hAnsi="Consolas"/>
+          <w:color w:val="333333"/>
+          <w:sz w:val="19"/>
+          <w:shd w:val="clear" w:fill="F5F5F5"/>
+        </w:rPr>
       </w:r>
     </w:p>
     <w:p>
@@ -1429,7 +1431,7 @@
     </w:p>
     <w:p>
       <w:r>
-        <w:t>在项目根目录创建 .env 文件，配置生产环境密钥和密码：</w:t>
+        <w:t>在项目根目录创建 .env.docker 文件（基于 .env.docker.example 模板），配置生产环境密钥和密码：</w:t>
       </w:r>
     </w:p>
     <w:p>
@@ -1444,294 +1446,302 @@
           <w:shd w:val="clear" w:fill="F5F5F5"/>
         </w:rPr>
         <w:t>cd /www/wwwroot/unowire</w:t>
-      </w:r>
-      <w:r>
-        <w:rPr>
-          <w:rFonts w:ascii="Consolas" w:hAnsi="Consolas"/>
-          <w:color w:val="333333"/>
-          <w:sz w:val="19"/>
-          <w:shd w:val="clear" w:fill="F5F5F5"/>
-        </w:rPr>
-        <w:br w:type="textWrapping"/>
-      </w:r>
-      <w:r>
-        <w:rPr>
-          <w:rFonts w:ascii="Consolas" w:hAnsi="Consolas"/>
-          <w:color w:val="333333"/>
-          <w:sz w:val="19"/>
-          <w:shd w:val="clear" w:fill="F5F5F5"/>
-        </w:rPr>
-        <w:br w:type="textWrapping"/>
-      </w:r>
-      <w:r>
-        <w:rPr>
-          <w:rFonts w:ascii="Consolas" w:hAnsi="Consolas"/>
-          <w:color w:val="333333"/>
-          <w:sz w:val="19"/>
-          <w:shd w:val="clear" w:fill="F5F5F5"/>
-        </w:rPr>
+        <w:br/>
+        <w:br/>
         <w:t># 生成 JWT 密钥</w:t>
-      </w:r>
-      <w:r>
-        <w:rPr>
-          <w:rFonts w:ascii="Consolas" w:hAnsi="Consolas"/>
-          <w:color w:val="333333"/>
-          <w:sz w:val="19"/>
-          <w:shd w:val="clear" w:fill="F5F5F5"/>
-        </w:rPr>
-        <w:br w:type="textWrapping"/>
-      </w:r>
-      <w:r>
-        <w:rPr>
-          <w:rFonts w:ascii="Consolas" w:hAnsi="Consolas"/>
-          <w:color w:val="333333"/>
-          <w:sz w:val="19"/>
-          <w:shd w:val="clear" w:fill="F5F5F5"/>
-        </w:rPr>
+        <w:br/>
         <w:t>openssl rand -hex 32</w:t>
-      </w:r>
-      <w:r>
-        <w:rPr>
-          <w:rFonts w:ascii="Consolas" w:hAnsi="Consolas"/>
-          <w:color w:val="333333"/>
-          <w:sz w:val="19"/>
-          <w:shd w:val="clear" w:fill="F5F5F5"/>
-        </w:rPr>
-        <w:br w:type="textWrapping"/>
-      </w:r>
-      <w:r>
-        <w:rPr>
-          <w:rFonts w:ascii="Consolas" w:hAnsi="Consolas"/>
-          <w:color w:val="333333"/>
-          <w:sz w:val="19"/>
-          <w:shd w:val="clear" w:fill="F5F5F5"/>
-        </w:rPr>
-        <w:br w:type="textWrapping"/>
-      </w:r>
-      <w:r>
-        <w:rPr>
-          <w:rFonts w:ascii="Consolas" w:hAnsi="Consolas"/>
-          <w:color w:val="333333"/>
-          <w:sz w:val="19"/>
-          <w:shd w:val="clear" w:fill="F5F5F5"/>
-        </w:rPr>
-        <w:t># 创建 .env 文件</w:t>
-      </w:r>
-      <w:r>
-        <w:rPr>
-          <w:rFonts w:ascii="Consolas" w:hAnsi="Consolas"/>
-          <w:color w:val="333333"/>
-          <w:sz w:val="19"/>
-          <w:shd w:val="clear" w:fill="F5F5F5"/>
-        </w:rPr>
-        <w:br w:type="textWrapping"/>
-      </w:r>
-      <w:r>
-        <w:rPr>
-          <w:rFonts w:ascii="Consolas" w:hAnsi="Consolas"/>
-          <w:color w:val="333333"/>
-          <w:sz w:val="19"/>
-          <w:shd w:val="clear" w:fill="F5F5F5"/>
-        </w:rPr>
-        <w:t>cat &gt; .env &lt;&lt; 'EOF'</w:t>
-      </w:r>
-      <w:r>
-        <w:rPr>
-          <w:rFonts w:ascii="Consolas" w:hAnsi="Consolas"/>
-          <w:color w:val="333333"/>
-          <w:sz w:val="19"/>
-          <w:shd w:val="clear" w:fill="F5F5F5"/>
-        </w:rPr>
-        <w:br w:type="textWrapping"/>
-      </w:r>
-      <w:r>
-        <w:rPr>
-          <w:rFonts w:ascii="Consolas" w:hAnsi="Consolas"/>
-          <w:color w:val="333333"/>
-          <w:sz w:val="19"/>
-          <w:shd w:val="clear" w:fill="F5F5F5"/>
-        </w:rPr>
+        <w:br/>
+        <w:br/>
+        <w:t># 从模板创建 .env.docker（此文件已被 gitignore，不会提交）</w:t>
+        <w:br/>
+        <w:t>cp .env.docker.example .env.docker</w:t>
+        <w:br/>
+        <w:t># 编辑填充真实值</w:t>
+        <w:br/>
+        <w:t>nano .env.docker</w:t>
+        <w:br/>
+        <w:t># 或使用 cat 写入：</w:t>
+        <w:br/>
+        <w:t>cat &gt; .env.docker &lt;&lt; 'EOF'</w:t>
+        <w:br/>
         <w:t># ========== 数据库配置 ==========</w:t>
-      </w:r>
-      <w:r>
-        <w:rPr>
-          <w:rFonts w:ascii="Consolas" w:hAnsi="Consolas"/>
-          <w:color w:val="333333"/>
-          <w:sz w:val="19"/>
-          <w:shd w:val="clear" w:fill="F5F5F5"/>
-        </w:rPr>
-        <w:br w:type="textWrapping"/>
-      </w:r>
-      <w:r>
-        <w:rPr>
-          <w:rFonts w:ascii="Consolas" w:hAnsi="Consolas"/>
-          <w:color w:val="333333"/>
-          <w:sz w:val="19"/>
-          <w:shd w:val="clear" w:fill="F5F5F5"/>
-        </w:rPr>
+        <w:br/>
         <w:t># PostgreSQL 密码（请改为强密码）</w:t>
-      </w:r>
-      <w:r>
-        <w:rPr>
-          <w:rFonts w:ascii="Consolas" w:hAnsi="Consolas"/>
-          <w:color w:val="333333"/>
-          <w:sz w:val="19"/>
-          <w:shd w:val="clear" w:fill="F5F5F5"/>
-        </w:rPr>
-        <w:br w:type="textWrapping"/>
-      </w:r>
-      <w:r>
-        <w:rPr>
-          <w:rFonts w:ascii="Consolas" w:hAnsi="Consolas"/>
-          <w:color w:val="333333"/>
-          <w:sz w:val="19"/>
-          <w:shd w:val="clear" w:fill="F5F5F5"/>
-        </w:rPr>
+        <w:br/>
         <w:t>DB_PASSWORD=替换为强密码_例如_Xk9mPw2nQ7vR</w:t>
-      </w:r>
-      <w:r>
-        <w:rPr>
-          <w:rFonts w:ascii="Consolas" w:hAnsi="Consolas"/>
-          <w:color w:val="333333"/>
-          <w:sz w:val="19"/>
-          <w:shd w:val="clear" w:fill="F5F5F5"/>
-        </w:rPr>
-        <w:br w:type="textWrapping"/>
-      </w:r>
-      <w:r>
-        <w:rPr>
-          <w:rFonts w:ascii="Consolas" w:hAnsi="Consolas"/>
-          <w:color w:val="333333"/>
-          <w:sz w:val="19"/>
-          <w:shd w:val="clear" w:fill="F5F5F5"/>
-        </w:rPr>
-        <w:br w:type="textWrapping"/>
-      </w:r>
-      <w:r>
-        <w:rPr>
-          <w:rFonts w:ascii="Consolas" w:hAnsi="Consolas"/>
-          <w:color w:val="333333"/>
-          <w:sz w:val="19"/>
-          <w:shd w:val="clear" w:fill="F5F5F5"/>
-        </w:rPr>
+        <w:br/>
+        <w:br/>
         <w:t># ========== JWT 配置 ==========</w:t>
-      </w:r>
-      <w:r>
-        <w:rPr>
-          <w:rFonts w:ascii="Consolas" w:hAnsi="Consolas"/>
-          <w:color w:val="333333"/>
-          <w:sz w:val="19"/>
-          <w:shd w:val="clear" w:fill="F5F5F5"/>
-        </w:rPr>
-        <w:br w:type="textWrapping"/>
-      </w:r>
-      <w:r>
-        <w:rPr>
-          <w:rFonts w:ascii="Consolas" w:hAnsi="Consolas"/>
-          <w:color w:val="333333"/>
-          <w:sz w:val="19"/>
-          <w:shd w:val="clear" w:fill="F5F5F5"/>
-        </w:rPr>
+        <w:br/>
         <w:t># JWT 密钥（用上面 openssl rand -hex 32 的输出替换）</w:t>
-      </w:r>
-      <w:r>
-        <w:rPr>
-          <w:rFonts w:ascii="Consolas" w:hAnsi="Consolas"/>
-          <w:color w:val="333333"/>
-          <w:sz w:val="19"/>
-          <w:shd w:val="clear" w:fill="F5F5F5"/>
-        </w:rPr>
-        <w:br w:type="textWrapping"/>
-      </w:r>
-      <w:r>
-        <w:rPr>
-          <w:rFonts w:ascii="Consolas" w:hAnsi="Consolas"/>
-          <w:color w:val="333333"/>
-          <w:sz w:val="19"/>
-          <w:shd w:val="clear" w:fill="F5F5F5"/>
-        </w:rPr>
+        <w:br/>
         <w:t>JWT_SECRET=替换为生成的随机字符串</w:t>
-      </w:r>
-      <w:r>
-        <w:rPr>
-          <w:rFonts w:ascii="Consolas" w:hAnsi="Consolas"/>
-          <w:color w:val="333333"/>
-          <w:sz w:val="19"/>
-          <w:shd w:val="clear" w:fill="F5F5F5"/>
-        </w:rPr>
-        <w:br w:type="textWrapping"/>
-      </w:r>
-      <w:r>
-        <w:rPr>
-          <w:rFonts w:ascii="Consolas" w:hAnsi="Consolas"/>
-          <w:color w:val="333333"/>
-          <w:sz w:val="19"/>
-          <w:shd w:val="clear" w:fill="F5F5F5"/>
-        </w:rPr>
-        <w:br w:type="textWrapping"/>
-      </w:r>
-      <w:r>
-        <w:rPr>
-          <w:rFonts w:ascii="Consolas" w:hAnsi="Consolas"/>
-          <w:color w:val="333333"/>
-          <w:sz w:val="19"/>
-          <w:shd w:val="clear" w:fill="F5F5F5"/>
-        </w:rPr>
+        <w:br/>
+        <w:br/>
         <w:t># ========== 管理员账号 ==========</w:t>
-      </w:r>
-      <w:r>
-        <w:rPr>
-          <w:rFonts w:ascii="Consolas" w:hAnsi="Consolas"/>
-          <w:color w:val="333333"/>
-          <w:sz w:val="19"/>
-          <w:shd w:val="clear" w:fill="F5F5F5"/>
-        </w:rPr>
-        <w:br w:type="textWrapping"/>
-      </w:r>
-      <w:r>
-        <w:rPr>
-          <w:rFonts w:ascii="Consolas" w:hAnsi="Consolas"/>
-          <w:color w:val="333333"/>
-          <w:sz w:val="19"/>
-          <w:shd w:val="clear" w:fill="F5F5F5"/>
-        </w:rPr>
+        <w:br/>
         <w:t>ADMIN_EMAIL=admin@你的域名.com</w:t>
-      </w:r>
-      <w:r>
-        <w:rPr>
-          <w:rFonts w:ascii="Consolas" w:hAnsi="Consolas"/>
-          <w:color w:val="333333"/>
-          <w:sz w:val="19"/>
-          <w:shd w:val="clear" w:fill="F5F5F5"/>
-        </w:rPr>
-        <w:br w:type="textWrapping"/>
-      </w:r>
-      <w:r>
-        <w:rPr>
-          <w:rFonts w:ascii="Consolas" w:hAnsi="Consolas"/>
-          <w:color w:val="333333"/>
-          <w:sz w:val="19"/>
-          <w:shd w:val="clear" w:fill="F5F5F5"/>
-        </w:rPr>
+        <w:br/>
         <w:t>ADMIN_PASSWORD=替换为管理员强密码</w:t>
-      </w:r>
-      <w:r>
-        <w:rPr>
-          <w:rFonts w:ascii="Consolas" w:hAnsi="Consolas"/>
-          <w:color w:val="333333"/>
-          <w:sz w:val="19"/>
-          <w:shd w:val="clear" w:fill="F5F5F5"/>
-        </w:rPr>
-        <w:br w:type="textWrapping"/>
-      </w:r>
-      <w:r>
-        <w:rPr>
-          <w:rFonts w:ascii="Consolas" w:hAnsi="Consolas"/>
-          <w:color w:val="333333"/>
-          <w:sz w:val="19"/>
-          <w:shd w:val="clear" w:fill="F5F5F5"/>
-        </w:rPr>
+        <w:br/>
         <w:t>EOF</w:t>
+      </w:r>
+      <w:r>
+        <w:rPr>
+          <w:rFonts w:ascii="Consolas" w:hAnsi="Consolas"/>
+          <w:color w:val="333333"/>
+          <w:sz w:val="19"/>
+          <w:shd w:val="clear" w:fill="F5F5F5"/>
+        </w:rPr>
+      </w:r>
+      <w:r>
+        <w:rPr>
+          <w:rFonts w:ascii="Consolas" w:hAnsi="Consolas"/>
+          <w:color w:val="333333"/>
+          <w:sz w:val="19"/>
+          <w:shd w:val="clear" w:fill="F5F5F5"/>
+        </w:rPr>
+      </w:r>
+      <w:r>
+        <w:rPr>
+          <w:rFonts w:ascii="Consolas" w:hAnsi="Consolas"/>
+          <w:color w:val="333333"/>
+          <w:sz w:val="19"/>
+          <w:shd w:val="clear" w:fill="F5F5F5"/>
+        </w:rPr>
+      </w:r>
+      <w:r>
+        <w:rPr>
+          <w:rFonts w:ascii="Consolas" w:hAnsi="Consolas"/>
+          <w:color w:val="333333"/>
+          <w:sz w:val="19"/>
+          <w:shd w:val="clear" w:fill="F5F5F5"/>
+        </w:rPr>
+      </w:r>
+      <w:r>
+        <w:rPr>
+          <w:rFonts w:ascii="Consolas" w:hAnsi="Consolas"/>
+          <w:color w:val="333333"/>
+          <w:sz w:val="19"/>
+          <w:shd w:val="clear" w:fill="F5F5F5"/>
+        </w:rPr>
+      </w:r>
+      <w:r>
+        <w:rPr>
+          <w:rFonts w:ascii="Consolas" w:hAnsi="Consolas"/>
+          <w:color w:val="333333"/>
+          <w:sz w:val="19"/>
+          <w:shd w:val="clear" w:fill="F5F5F5"/>
+        </w:rPr>
+      </w:r>
+      <w:r>
+        <w:rPr>
+          <w:rFonts w:ascii="Consolas" w:hAnsi="Consolas"/>
+          <w:color w:val="333333"/>
+          <w:sz w:val="19"/>
+          <w:shd w:val="clear" w:fill="F5F5F5"/>
+        </w:rPr>
+      </w:r>
+      <w:r>
+        <w:rPr>
+          <w:rFonts w:ascii="Consolas" w:hAnsi="Consolas"/>
+          <w:color w:val="333333"/>
+          <w:sz w:val="19"/>
+          <w:shd w:val="clear" w:fill="F5F5F5"/>
+        </w:rPr>
+      </w:r>
+      <w:r>
+        <w:rPr>
+          <w:rFonts w:ascii="Consolas" w:hAnsi="Consolas"/>
+          <w:color w:val="333333"/>
+          <w:sz w:val="19"/>
+          <w:shd w:val="clear" w:fill="F5F5F5"/>
+        </w:rPr>
+      </w:r>
+      <w:r>
+        <w:rPr>
+          <w:rFonts w:ascii="Consolas" w:hAnsi="Consolas"/>
+          <w:color w:val="333333"/>
+          <w:sz w:val="19"/>
+          <w:shd w:val="clear" w:fill="F5F5F5"/>
+        </w:rPr>
+      </w:r>
+      <w:r>
+        <w:rPr>
+          <w:rFonts w:ascii="Consolas" w:hAnsi="Consolas"/>
+          <w:color w:val="333333"/>
+          <w:sz w:val="19"/>
+          <w:shd w:val="clear" w:fill="F5F5F5"/>
+        </w:rPr>
+      </w:r>
+      <w:r>
+        <w:rPr>
+          <w:rFonts w:ascii="Consolas" w:hAnsi="Consolas"/>
+          <w:color w:val="333333"/>
+          <w:sz w:val="19"/>
+          <w:shd w:val="clear" w:fill="F5F5F5"/>
+        </w:rPr>
+      </w:r>
+      <w:r>
+        <w:rPr>
+          <w:rFonts w:ascii="Consolas" w:hAnsi="Consolas"/>
+          <w:color w:val="333333"/>
+          <w:sz w:val="19"/>
+          <w:shd w:val="clear" w:fill="F5F5F5"/>
+        </w:rPr>
+      </w:r>
+      <w:r>
+        <w:rPr>
+          <w:rFonts w:ascii="Consolas" w:hAnsi="Consolas"/>
+          <w:color w:val="333333"/>
+          <w:sz w:val="19"/>
+          <w:shd w:val="clear" w:fill="F5F5F5"/>
+        </w:rPr>
+      </w:r>
+      <w:r>
+        <w:rPr>
+          <w:rFonts w:ascii="Consolas" w:hAnsi="Consolas"/>
+          <w:color w:val="333333"/>
+          <w:sz w:val="19"/>
+          <w:shd w:val="clear" w:fill="F5F5F5"/>
+        </w:rPr>
+      </w:r>
+      <w:r>
+        <w:rPr>
+          <w:rFonts w:ascii="Consolas" w:hAnsi="Consolas"/>
+          <w:color w:val="333333"/>
+          <w:sz w:val="19"/>
+          <w:shd w:val="clear" w:fill="F5F5F5"/>
+        </w:rPr>
+      </w:r>
+      <w:r>
+        <w:rPr>
+          <w:rFonts w:ascii="Consolas" w:hAnsi="Consolas"/>
+          <w:color w:val="333333"/>
+          <w:sz w:val="19"/>
+          <w:shd w:val="clear" w:fill="F5F5F5"/>
+        </w:rPr>
+      </w:r>
+      <w:r>
+        <w:rPr>
+          <w:rFonts w:ascii="Consolas" w:hAnsi="Consolas"/>
+          <w:color w:val="333333"/>
+          <w:sz w:val="19"/>
+          <w:shd w:val="clear" w:fill="F5F5F5"/>
+        </w:rPr>
+      </w:r>
+      <w:r>
+        <w:rPr>
+          <w:rFonts w:ascii="Consolas" w:hAnsi="Consolas"/>
+          <w:color w:val="333333"/>
+          <w:sz w:val="19"/>
+          <w:shd w:val="clear" w:fill="F5F5F5"/>
+        </w:rPr>
+      </w:r>
+      <w:r>
+        <w:rPr>
+          <w:rFonts w:ascii="Consolas" w:hAnsi="Consolas"/>
+          <w:color w:val="333333"/>
+          <w:sz w:val="19"/>
+          <w:shd w:val="clear" w:fill="F5F5F5"/>
+        </w:rPr>
+      </w:r>
+      <w:r>
+        <w:rPr>
+          <w:rFonts w:ascii="Consolas" w:hAnsi="Consolas"/>
+          <w:color w:val="333333"/>
+          <w:sz w:val="19"/>
+          <w:shd w:val="clear" w:fill="F5F5F5"/>
+        </w:rPr>
+      </w:r>
+      <w:r>
+        <w:rPr>
+          <w:rFonts w:ascii="Consolas" w:hAnsi="Consolas"/>
+          <w:color w:val="333333"/>
+          <w:sz w:val="19"/>
+          <w:shd w:val="clear" w:fill="F5F5F5"/>
+        </w:rPr>
+      </w:r>
+      <w:r>
+        <w:rPr>
+          <w:rFonts w:ascii="Consolas" w:hAnsi="Consolas"/>
+          <w:color w:val="333333"/>
+          <w:sz w:val="19"/>
+          <w:shd w:val="clear" w:fill="F5F5F5"/>
+        </w:rPr>
+      </w:r>
+      <w:r>
+        <w:rPr>
+          <w:rFonts w:ascii="Consolas" w:hAnsi="Consolas"/>
+          <w:color w:val="333333"/>
+          <w:sz w:val="19"/>
+          <w:shd w:val="clear" w:fill="F5F5F5"/>
+        </w:rPr>
+      </w:r>
+      <w:r>
+        <w:rPr>
+          <w:rFonts w:ascii="Consolas" w:hAnsi="Consolas"/>
+          <w:color w:val="333333"/>
+          <w:sz w:val="19"/>
+          <w:shd w:val="clear" w:fill="F5F5F5"/>
+        </w:rPr>
+      </w:r>
+      <w:r>
+        <w:rPr>
+          <w:rFonts w:ascii="Consolas" w:hAnsi="Consolas"/>
+          <w:color w:val="333333"/>
+          <w:sz w:val="19"/>
+          <w:shd w:val="clear" w:fill="F5F5F5"/>
+        </w:rPr>
+      </w:r>
+      <w:r>
+        <w:rPr>
+          <w:rFonts w:ascii="Consolas" w:hAnsi="Consolas"/>
+          <w:color w:val="333333"/>
+          <w:sz w:val="19"/>
+          <w:shd w:val="clear" w:fill="F5F5F5"/>
+        </w:rPr>
+      </w:r>
+      <w:r>
+        <w:rPr>
+          <w:rFonts w:ascii="Consolas" w:hAnsi="Consolas"/>
+          <w:color w:val="333333"/>
+          <w:sz w:val="19"/>
+          <w:shd w:val="clear" w:fill="F5F5F5"/>
+        </w:rPr>
+      </w:r>
+      <w:r>
+        <w:rPr>
+          <w:rFonts w:ascii="Consolas" w:hAnsi="Consolas"/>
+          <w:color w:val="333333"/>
+          <w:sz w:val="19"/>
+          <w:shd w:val="clear" w:fill="F5F5F5"/>
+        </w:rPr>
+      </w:r>
+      <w:r>
+        <w:rPr>
+          <w:rFonts w:ascii="Consolas" w:hAnsi="Consolas"/>
+          <w:color w:val="333333"/>
+          <w:sz w:val="19"/>
+          <w:shd w:val="clear" w:fill="F5F5F5"/>
+        </w:rPr>
+      </w:r>
+      <w:r>
+        <w:rPr>
+          <w:rFonts w:ascii="Consolas" w:hAnsi="Consolas"/>
+          <w:color w:val="333333"/>
+          <w:sz w:val="19"/>
+          <w:shd w:val="clear" w:fill="F5F5F5"/>
+        </w:rPr>
+      </w:r>
+      <w:r>
+        <w:rPr>
+          <w:rFonts w:ascii="Consolas" w:hAnsi="Consolas"/>
+          <w:color w:val="333333"/>
+          <w:sz w:val="19"/>
+          <w:shd w:val="clear" w:fill="F5F5F5"/>
+        </w:rPr>
       </w:r>
     </w:p>
     <w:p>
@@ -1837,146 +1847,146 @@
           <w:shd w:val="clear" w:fill="F5F5F5"/>
         </w:rPr>
         <w:t>cd /www/wwwroot/unowire</w:t>
-      </w:r>
-      <w:r>
-        <w:rPr>
-          <w:rFonts w:ascii="Consolas" w:hAnsi="Consolas"/>
-          <w:color w:val="333333"/>
-          <w:sz w:val="19"/>
-          <w:shd w:val="clear" w:fill="F5F5F5"/>
-        </w:rPr>
-        <w:br w:type="textWrapping"/>
-      </w:r>
-      <w:r>
-        <w:rPr>
-          <w:rFonts w:ascii="Consolas" w:hAnsi="Consolas"/>
-          <w:color w:val="333333"/>
-          <w:sz w:val="19"/>
-          <w:shd w:val="clear" w:fill="F5F5F5"/>
-        </w:rPr>
-        <w:br w:type="textWrapping"/>
-      </w:r>
-      <w:r>
-        <w:rPr>
-          <w:rFonts w:ascii="Consolas" w:hAnsi="Consolas"/>
-          <w:color w:val="333333"/>
-          <w:sz w:val="19"/>
-          <w:shd w:val="clear" w:fill="F5F5F5"/>
-        </w:rPr>
+        <w:br/>
+        <w:br/>
         <w:t># 构建并后台启动（首次需要 5-10 分钟构建镜像）</w:t>
-      </w:r>
-      <w:r>
-        <w:rPr>
-          <w:rFonts w:ascii="Consolas" w:hAnsi="Consolas"/>
-          <w:color w:val="333333"/>
-          <w:sz w:val="19"/>
-          <w:shd w:val="clear" w:fill="F5F5F5"/>
-        </w:rPr>
-        <w:br w:type="textWrapping"/>
-      </w:r>
-      <w:r>
-        <w:rPr>
-          <w:rFonts w:ascii="Consolas" w:hAnsi="Consolas"/>
-          <w:color w:val="333333"/>
-          <w:sz w:val="19"/>
-          <w:shd w:val="clear" w:fill="F5F5F5"/>
-        </w:rPr>
-        <w:t>docker compose up -d --build</w:t>
-      </w:r>
-      <w:r>
-        <w:rPr>
-          <w:rFonts w:ascii="Consolas" w:hAnsi="Consolas"/>
-          <w:color w:val="333333"/>
-          <w:sz w:val="19"/>
-          <w:shd w:val="clear" w:fill="F5F5F5"/>
-        </w:rPr>
-        <w:br w:type="textWrapping"/>
-      </w:r>
-      <w:r>
-        <w:rPr>
-          <w:rFonts w:ascii="Consolas" w:hAnsi="Consolas"/>
-          <w:color w:val="333333"/>
-          <w:sz w:val="19"/>
-          <w:shd w:val="clear" w:fill="F5F5F5"/>
-        </w:rPr>
-        <w:br w:type="textWrapping"/>
-      </w:r>
-      <w:r>
-        <w:rPr>
-          <w:rFonts w:ascii="Consolas" w:hAnsi="Consolas"/>
-          <w:color w:val="333333"/>
-          <w:sz w:val="19"/>
-          <w:shd w:val="clear" w:fill="F5F5F5"/>
-        </w:rPr>
+        <w:br/>
+        <w:t>docker compose --env-file .env.docker up -d --build</w:t>
+        <w:br/>
+        <w:br/>
         <w:t># 查看服务状态</w:t>
-      </w:r>
-      <w:r>
-        <w:rPr>
-          <w:rFonts w:ascii="Consolas" w:hAnsi="Consolas"/>
-          <w:color w:val="333333"/>
-          <w:sz w:val="19"/>
-          <w:shd w:val="clear" w:fill="F5F5F5"/>
-        </w:rPr>
-        <w:br w:type="textWrapping"/>
-      </w:r>
-      <w:r>
-        <w:rPr>
-          <w:rFonts w:ascii="Consolas" w:hAnsi="Consolas"/>
-          <w:color w:val="333333"/>
-          <w:sz w:val="19"/>
-          <w:shd w:val="clear" w:fill="F5F5F5"/>
-        </w:rPr>
-        <w:t>docker compose ps</w:t>
-      </w:r>
-      <w:r>
-        <w:rPr>
-          <w:rFonts w:ascii="Consolas" w:hAnsi="Consolas"/>
-          <w:color w:val="333333"/>
-          <w:sz w:val="19"/>
-          <w:shd w:val="clear" w:fill="F5F5F5"/>
-        </w:rPr>
-        <w:br w:type="textWrapping"/>
-      </w:r>
-      <w:r>
-        <w:rPr>
-          <w:rFonts w:ascii="Consolas" w:hAnsi="Consolas"/>
-          <w:color w:val="333333"/>
-          <w:sz w:val="19"/>
-          <w:shd w:val="clear" w:fill="F5F5F5"/>
-        </w:rPr>
-        <w:br w:type="textWrapping"/>
-      </w:r>
-      <w:r>
-        <w:rPr>
-          <w:rFonts w:ascii="Consolas" w:hAnsi="Consolas"/>
-          <w:color w:val="333333"/>
-          <w:sz w:val="19"/>
-          <w:shd w:val="clear" w:fill="F5F5F5"/>
-        </w:rPr>
+        <w:br/>
+        <w:t>docker compose --env-file .env.docker ps</w:t>
+        <w:br/>
+        <w:br/>
         <w:t># 查看实时日志</w:t>
-      </w:r>
-      <w:r>
-        <w:rPr>
-          <w:rFonts w:ascii="Consolas" w:hAnsi="Consolas"/>
-          <w:color w:val="333333"/>
-          <w:sz w:val="19"/>
-          <w:shd w:val="clear" w:fill="F5F5F5"/>
-        </w:rPr>
-        <w:br w:type="textWrapping"/>
-      </w:r>
-      <w:r>
-        <w:rPr>
-          <w:rFonts w:ascii="Consolas" w:hAnsi="Consolas"/>
-          <w:color w:val="333333"/>
-          <w:sz w:val="19"/>
-          <w:shd w:val="clear" w:fill="F5F5F5"/>
-        </w:rPr>
-        <w:t>docker compose logs -f</w:t>
+        <w:br/>
+        <w:t>docker compose --env-file .env.docker logs -f</w:t>
+      </w:r>
+      <w:r>
+        <w:rPr>
+          <w:rFonts w:ascii="Consolas" w:hAnsi="Consolas"/>
+          <w:color w:val="333333"/>
+          <w:sz w:val="19"/>
+          <w:shd w:val="clear" w:fill="F5F5F5"/>
+        </w:rPr>
+      </w:r>
+      <w:r>
+        <w:rPr>
+          <w:rFonts w:ascii="Consolas" w:hAnsi="Consolas"/>
+          <w:color w:val="333333"/>
+          <w:sz w:val="19"/>
+          <w:shd w:val="clear" w:fill="F5F5F5"/>
+        </w:rPr>
+      </w:r>
+      <w:r>
+        <w:rPr>
+          <w:rFonts w:ascii="Consolas" w:hAnsi="Consolas"/>
+          <w:color w:val="333333"/>
+          <w:sz w:val="19"/>
+          <w:shd w:val="clear" w:fill="F5F5F5"/>
+        </w:rPr>
+      </w:r>
+      <w:r>
+        <w:rPr>
+          <w:rFonts w:ascii="Consolas" w:hAnsi="Consolas"/>
+          <w:color w:val="333333"/>
+          <w:sz w:val="19"/>
+          <w:shd w:val="clear" w:fill="F5F5F5"/>
+        </w:rPr>
+      </w:r>
+      <w:r>
+        <w:rPr>
+          <w:rFonts w:ascii="Consolas" w:hAnsi="Consolas"/>
+          <w:color w:val="333333"/>
+          <w:sz w:val="19"/>
+          <w:shd w:val="clear" w:fill="F5F5F5"/>
+        </w:rPr>
+      </w:r>
+      <w:r>
+        <w:rPr>
+          <w:rFonts w:ascii="Consolas" w:hAnsi="Consolas"/>
+          <w:color w:val="333333"/>
+          <w:sz w:val="19"/>
+          <w:shd w:val="clear" w:fill="F5F5F5"/>
+        </w:rPr>
+      </w:r>
+      <w:r>
+        <w:rPr>
+          <w:rFonts w:ascii="Consolas" w:hAnsi="Consolas"/>
+          <w:color w:val="333333"/>
+          <w:sz w:val="19"/>
+          <w:shd w:val="clear" w:fill="F5F5F5"/>
+        </w:rPr>
+      </w:r>
+      <w:r>
+        <w:rPr>
+          <w:rFonts w:ascii="Consolas" w:hAnsi="Consolas"/>
+          <w:color w:val="333333"/>
+          <w:sz w:val="19"/>
+          <w:shd w:val="clear" w:fill="F5F5F5"/>
+        </w:rPr>
+      </w:r>
+      <w:r>
+        <w:rPr>
+          <w:rFonts w:ascii="Consolas" w:hAnsi="Consolas"/>
+          <w:color w:val="333333"/>
+          <w:sz w:val="19"/>
+          <w:shd w:val="clear" w:fill="F5F5F5"/>
+        </w:rPr>
+      </w:r>
+      <w:r>
+        <w:rPr>
+          <w:rFonts w:ascii="Consolas" w:hAnsi="Consolas"/>
+          <w:color w:val="333333"/>
+          <w:sz w:val="19"/>
+          <w:shd w:val="clear" w:fill="F5F5F5"/>
+        </w:rPr>
+      </w:r>
+      <w:r>
+        <w:rPr>
+          <w:rFonts w:ascii="Consolas" w:hAnsi="Consolas"/>
+          <w:color w:val="333333"/>
+          <w:sz w:val="19"/>
+          <w:shd w:val="clear" w:fill="F5F5F5"/>
+        </w:rPr>
+      </w:r>
+      <w:r>
+        <w:rPr>
+          <w:rFonts w:ascii="Consolas" w:hAnsi="Consolas"/>
+          <w:color w:val="333333"/>
+          <w:sz w:val="19"/>
+          <w:shd w:val="clear" w:fill="F5F5F5"/>
+        </w:rPr>
+      </w:r>
+      <w:r>
+        <w:rPr>
+          <w:rFonts w:ascii="Consolas" w:hAnsi="Consolas"/>
+          <w:color w:val="333333"/>
+          <w:sz w:val="19"/>
+          <w:shd w:val="clear" w:fill="F5F5F5"/>
+        </w:rPr>
+      </w:r>
+      <w:r>
+        <w:rPr>
+          <w:rFonts w:ascii="Consolas" w:hAnsi="Consolas"/>
+          <w:color w:val="333333"/>
+          <w:sz w:val="19"/>
+          <w:shd w:val="clear" w:fill="F5F5F5"/>
+        </w:rPr>
+      </w:r>
+      <w:r>
+        <w:rPr>
+          <w:rFonts w:ascii="Consolas" w:hAnsi="Consolas"/>
+          <w:color w:val="333333"/>
+          <w:sz w:val="19"/>
+          <w:shd w:val="clear" w:fill="F5F5F5"/>
+        </w:rPr>
       </w:r>
     </w:p>
     <w:p>
       <w:r>
-        <w:t>预期输出（docker compose ps）：</w:t>
+        <w:t>预期输出（docker compose --env-file .env.docker ps）：</w:t>
       </w:r>
     </w:p>
     <w:p>
@@ -2090,132 +2100,132 @@
           <w:shd w:val="clear" w:fill="F5F5F5"/>
         </w:rPr>
         <w:t># 执行数据库迁移（创建所有表结构）</w:t>
-      </w:r>
-      <w:r>
-        <w:rPr>
-          <w:rFonts w:ascii="Consolas" w:hAnsi="Consolas"/>
-          <w:color w:val="333333"/>
-          <w:sz w:val="19"/>
-          <w:shd w:val="clear" w:fill="F5F5F5"/>
-        </w:rPr>
-        <w:br w:type="textWrapping"/>
-      </w:r>
-      <w:r>
-        <w:rPr>
-          <w:rFonts w:ascii="Consolas" w:hAnsi="Consolas"/>
-          <w:color w:val="333333"/>
-          <w:sz w:val="19"/>
-          <w:shd w:val="clear" w:fill="F5F5F5"/>
-        </w:rPr>
-        <w:t>docker compose exec backend python -m alembic upgrade head</w:t>
-      </w:r>
-      <w:r>
-        <w:rPr>
-          <w:rFonts w:ascii="Consolas" w:hAnsi="Consolas"/>
-          <w:color w:val="333333"/>
-          <w:sz w:val="19"/>
-          <w:shd w:val="clear" w:fill="F5F5F5"/>
-        </w:rPr>
-        <w:br w:type="textWrapping"/>
-      </w:r>
-      <w:r>
-        <w:rPr>
-          <w:rFonts w:ascii="Consolas" w:hAnsi="Consolas"/>
-          <w:color w:val="333333"/>
-          <w:sz w:val="19"/>
-          <w:shd w:val="clear" w:fill="F5F5F5"/>
-        </w:rPr>
-        <w:br w:type="textWrapping"/>
-      </w:r>
-      <w:r>
-        <w:rPr>
-          <w:rFonts w:ascii="Consolas" w:hAnsi="Consolas"/>
-          <w:color w:val="333333"/>
-          <w:sz w:val="19"/>
-          <w:shd w:val="clear" w:fill="F5F5F5"/>
-        </w:rPr>
+        <w:br/>
+        <w:t>docker compose --env-file .env.docker exec backend python -m alembic upgrade head</w:t>
+        <w:br/>
+        <w:br/>
         <w:t># 初始化种子数据（管理员账号、默认分类、订阅计划等）</w:t>
-      </w:r>
-      <w:r>
-        <w:rPr>
-          <w:rFonts w:ascii="Consolas" w:hAnsi="Consolas"/>
-          <w:color w:val="333333"/>
-          <w:sz w:val="19"/>
-          <w:shd w:val="clear" w:fill="F5F5F5"/>
-        </w:rPr>
-        <w:br w:type="textWrapping"/>
-      </w:r>
-      <w:r>
-        <w:rPr>
-          <w:rFonts w:ascii="Consolas" w:hAnsi="Consolas"/>
-          <w:color w:val="333333"/>
-          <w:sz w:val="19"/>
-          <w:shd w:val="clear" w:fill="F5F5F5"/>
-        </w:rPr>
-        <w:t>docker compose exec backend python -m app.seed</w:t>
-      </w:r>
-      <w:r>
-        <w:rPr>
-          <w:rFonts w:ascii="Consolas" w:hAnsi="Consolas"/>
-          <w:color w:val="333333"/>
-          <w:sz w:val="19"/>
-          <w:shd w:val="clear" w:fill="F5F5F5"/>
-        </w:rPr>
-        <w:br w:type="textWrapping"/>
-      </w:r>
-      <w:r>
-        <w:rPr>
-          <w:rFonts w:ascii="Consolas" w:hAnsi="Consolas"/>
-          <w:color w:val="333333"/>
-          <w:sz w:val="19"/>
-          <w:shd w:val="clear" w:fill="F5F5F5"/>
-        </w:rPr>
-        <w:br w:type="textWrapping"/>
-      </w:r>
-      <w:r>
-        <w:rPr>
-          <w:rFonts w:ascii="Consolas" w:hAnsi="Consolas"/>
-          <w:color w:val="333333"/>
-          <w:sz w:val="19"/>
-          <w:shd w:val="clear" w:fill="F5F5F5"/>
-        </w:rPr>
+        <w:br/>
+        <w:t>docker compose --env-file .env.docker exec backend python -m scripts.seed</w:t>
+        <w:br/>
+        <w:br/>
         <w:t># 验证后端健康检查</w:t>
-      </w:r>
-      <w:r>
-        <w:rPr>
-          <w:rFonts w:ascii="Consolas" w:hAnsi="Consolas"/>
-          <w:color w:val="333333"/>
-          <w:sz w:val="19"/>
-          <w:shd w:val="clear" w:fill="F5F5F5"/>
-        </w:rPr>
-        <w:br w:type="textWrapping"/>
-      </w:r>
-      <w:r>
-        <w:rPr>
-          <w:rFonts w:ascii="Consolas" w:hAnsi="Consolas"/>
-          <w:color w:val="333333"/>
-          <w:sz w:val="19"/>
-          <w:shd w:val="clear" w:fill="F5F5F5"/>
-        </w:rPr>
+        <w:br/>
         <w:t>curl http://127.0.0.1:8000/api/health</w:t>
-      </w:r>
-      <w:r>
-        <w:rPr>
-          <w:rFonts w:ascii="Consolas" w:hAnsi="Consolas"/>
-          <w:color w:val="333333"/>
-          <w:sz w:val="19"/>
-          <w:shd w:val="clear" w:fill="F5F5F5"/>
-        </w:rPr>
-        <w:br w:type="textWrapping"/>
-      </w:r>
-      <w:r>
-        <w:rPr>
-          <w:rFonts w:ascii="Consolas" w:hAnsi="Consolas"/>
-          <w:color w:val="333333"/>
-          <w:sz w:val="19"/>
-          <w:shd w:val="clear" w:fill="F5F5F5"/>
-        </w:rPr>
+        <w:br/>
         <w:t># 预期输出：{"status":"healthy"}</w:t>
+      </w:r>
+      <w:r>
+        <w:rPr>
+          <w:rFonts w:ascii="Consolas" w:hAnsi="Consolas"/>
+          <w:color w:val="333333"/>
+          <w:sz w:val="19"/>
+          <w:shd w:val="clear" w:fill="F5F5F5"/>
+        </w:rPr>
+      </w:r>
+      <w:r>
+        <w:rPr>
+          <w:rFonts w:ascii="Consolas" w:hAnsi="Consolas"/>
+          <w:color w:val="333333"/>
+          <w:sz w:val="19"/>
+          <w:shd w:val="clear" w:fill="F5F5F5"/>
+        </w:rPr>
+      </w:r>
+      <w:r>
+        <w:rPr>
+          <w:rFonts w:ascii="Consolas" w:hAnsi="Consolas"/>
+          <w:color w:val="333333"/>
+          <w:sz w:val="19"/>
+          <w:shd w:val="clear" w:fill="F5F5F5"/>
+        </w:rPr>
+      </w:r>
+      <w:r>
+        <w:rPr>
+          <w:rFonts w:ascii="Consolas" w:hAnsi="Consolas"/>
+          <w:color w:val="333333"/>
+          <w:sz w:val="19"/>
+          <w:shd w:val="clear" w:fill="F5F5F5"/>
+        </w:rPr>
+      </w:r>
+      <w:r>
+        <w:rPr>
+          <w:rFonts w:ascii="Consolas" w:hAnsi="Consolas"/>
+          <w:color w:val="333333"/>
+          <w:sz w:val="19"/>
+          <w:shd w:val="clear" w:fill="F5F5F5"/>
+        </w:rPr>
+      </w:r>
+      <w:r>
+        <w:rPr>
+          <w:rFonts w:ascii="Consolas" w:hAnsi="Consolas"/>
+          <w:color w:val="333333"/>
+          <w:sz w:val="19"/>
+          <w:shd w:val="clear" w:fill="F5F5F5"/>
+        </w:rPr>
+      </w:r>
+      <w:r>
+        <w:rPr>
+          <w:rFonts w:ascii="Consolas" w:hAnsi="Consolas"/>
+          <w:color w:val="333333"/>
+          <w:sz w:val="19"/>
+          <w:shd w:val="clear" w:fill="F5F5F5"/>
+        </w:rPr>
+      </w:r>
+      <w:r>
+        <w:rPr>
+          <w:rFonts w:ascii="Consolas" w:hAnsi="Consolas"/>
+          <w:color w:val="333333"/>
+          <w:sz w:val="19"/>
+          <w:shd w:val="clear" w:fill="F5F5F5"/>
+        </w:rPr>
+      </w:r>
+      <w:r>
+        <w:rPr>
+          <w:rFonts w:ascii="Consolas" w:hAnsi="Consolas"/>
+          <w:color w:val="333333"/>
+          <w:sz w:val="19"/>
+          <w:shd w:val="clear" w:fill="F5F5F5"/>
+        </w:rPr>
+      </w:r>
+      <w:r>
+        <w:rPr>
+          <w:rFonts w:ascii="Consolas" w:hAnsi="Consolas"/>
+          <w:color w:val="333333"/>
+          <w:sz w:val="19"/>
+          <w:shd w:val="clear" w:fill="F5F5F5"/>
+        </w:rPr>
+      </w:r>
+      <w:r>
+        <w:rPr>
+          <w:rFonts w:ascii="Consolas" w:hAnsi="Consolas"/>
+          <w:color w:val="333333"/>
+          <w:sz w:val="19"/>
+          <w:shd w:val="clear" w:fill="F5F5F5"/>
+        </w:rPr>
+      </w:r>
+      <w:r>
+        <w:rPr>
+          <w:rFonts w:ascii="Consolas" w:hAnsi="Consolas"/>
+          <w:color w:val="333333"/>
+          <w:sz w:val="19"/>
+          <w:shd w:val="clear" w:fill="F5F5F5"/>
+        </w:rPr>
+      </w:r>
+      <w:r>
+        <w:rPr>
+          <w:rFonts w:ascii="Consolas" w:hAnsi="Consolas"/>
+          <w:color w:val="333333"/>
+          <w:sz w:val="19"/>
+          <w:shd w:val="clear" w:fill="F5F5F5"/>
+        </w:rPr>
+      </w:r>
+      <w:r>
+        <w:rPr>
+          <w:rFonts w:ascii="Consolas" w:hAnsi="Consolas"/>
+          <w:color w:val="333333"/>
+          <w:sz w:val="19"/>
+          <w:shd w:val="clear" w:fill="F5F5F5"/>
+        </w:rPr>
       </w:r>
     </w:p>
     <w:p>
@@ -4120,375 +4130,375 @@
           <w:shd w:val="clear" w:fill="F5F5F5"/>
         </w:rPr>
         <w:t>cd /www/wwwroot/unowire</w:t>
-      </w:r>
-      <w:r>
-        <w:rPr>
-          <w:rFonts w:ascii="Consolas" w:hAnsi="Consolas"/>
-          <w:color w:val="333333"/>
-          <w:sz w:val="19"/>
-          <w:shd w:val="clear" w:fill="F5F5F5"/>
-        </w:rPr>
-        <w:br w:type="textWrapping"/>
-      </w:r>
-      <w:r>
-        <w:rPr>
-          <w:rFonts w:ascii="Consolas" w:hAnsi="Consolas"/>
-          <w:color w:val="333333"/>
-          <w:sz w:val="19"/>
-          <w:shd w:val="clear" w:fill="F5F5F5"/>
-        </w:rPr>
-        <w:br w:type="textWrapping"/>
-      </w:r>
-      <w:r>
-        <w:rPr>
-          <w:rFonts w:ascii="Consolas" w:hAnsi="Consolas"/>
-          <w:color w:val="333333"/>
-          <w:sz w:val="19"/>
-          <w:shd w:val="clear" w:fill="F5F5F5"/>
-        </w:rPr>
+        <w:br/>
+        <w:br/>
         <w:t># 查看服务状态</w:t>
-      </w:r>
-      <w:r>
-        <w:rPr>
-          <w:rFonts w:ascii="Consolas" w:hAnsi="Consolas"/>
-          <w:color w:val="333333"/>
-          <w:sz w:val="19"/>
-          <w:shd w:val="clear" w:fill="F5F5F5"/>
-        </w:rPr>
-        <w:br w:type="textWrapping"/>
-      </w:r>
-      <w:r>
-        <w:rPr>
-          <w:rFonts w:ascii="Consolas" w:hAnsi="Consolas"/>
-          <w:color w:val="333333"/>
-          <w:sz w:val="19"/>
-          <w:shd w:val="clear" w:fill="F5F5F5"/>
-        </w:rPr>
-        <w:t>docker compose ps</w:t>
-      </w:r>
-      <w:r>
-        <w:rPr>
-          <w:rFonts w:ascii="Consolas" w:hAnsi="Consolas"/>
-          <w:color w:val="333333"/>
-          <w:sz w:val="19"/>
-          <w:shd w:val="clear" w:fill="F5F5F5"/>
-        </w:rPr>
-        <w:br w:type="textWrapping"/>
-      </w:r>
-      <w:r>
-        <w:rPr>
-          <w:rFonts w:ascii="Consolas" w:hAnsi="Consolas"/>
-          <w:color w:val="333333"/>
-          <w:sz w:val="19"/>
-          <w:shd w:val="clear" w:fill="F5F5F5"/>
-        </w:rPr>
-        <w:br w:type="textWrapping"/>
-      </w:r>
-      <w:r>
-        <w:rPr>
-          <w:rFonts w:ascii="Consolas" w:hAnsi="Consolas"/>
-          <w:color w:val="333333"/>
-          <w:sz w:val="19"/>
-          <w:shd w:val="clear" w:fill="F5F5F5"/>
-        </w:rPr>
+        <w:br/>
+        <w:t>docker compose --env-file .env.docker ps</w:t>
+        <w:br/>
+        <w:br/>
         <w:t># 启动所有服务</w:t>
-      </w:r>
-      <w:r>
-        <w:rPr>
-          <w:rFonts w:ascii="Consolas" w:hAnsi="Consolas"/>
-          <w:color w:val="333333"/>
-          <w:sz w:val="19"/>
-          <w:shd w:val="clear" w:fill="F5F5F5"/>
-        </w:rPr>
-        <w:br w:type="textWrapping"/>
-      </w:r>
-      <w:r>
-        <w:rPr>
-          <w:rFonts w:ascii="Consolas" w:hAnsi="Consolas"/>
-          <w:color w:val="333333"/>
-          <w:sz w:val="19"/>
-          <w:shd w:val="clear" w:fill="F5F5F5"/>
-        </w:rPr>
-        <w:t>docker compose up -d</w:t>
-      </w:r>
-      <w:r>
-        <w:rPr>
-          <w:rFonts w:ascii="Consolas" w:hAnsi="Consolas"/>
-          <w:color w:val="333333"/>
-          <w:sz w:val="19"/>
-          <w:shd w:val="clear" w:fill="F5F5F5"/>
-        </w:rPr>
-        <w:br w:type="textWrapping"/>
-      </w:r>
-      <w:r>
-        <w:rPr>
-          <w:rFonts w:ascii="Consolas" w:hAnsi="Consolas"/>
-          <w:color w:val="333333"/>
-          <w:sz w:val="19"/>
-          <w:shd w:val="clear" w:fill="F5F5F5"/>
-        </w:rPr>
-        <w:br w:type="textWrapping"/>
-      </w:r>
-      <w:r>
-        <w:rPr>
-          <w:rFonts w:ascii="Consolas" w:hAnsi="Consolas"/>
-          <w:color w:val="333333"/>
-          <w:sz w:val="19"/>
-          <w:shd w:val="clear" w:fill="F5F5F5"/>
-        </w:rPr>
+        <w:br/>
+        <w:t>docker compose --env-file .env.docker up -d</w:t>
+        <w:br/>
+        <w:br/>
         <w:t># 停止所有服务</w:t>
-      </w:r>
-      <w:r>
-        <w:rPr>
-          <w:rFonts w:ascii="Consolas" w:hAnsi="Consolas"/>
-          <w:color w:val="333333"/>
-          <w:sz w:val="19"/>
-          <w:shd w:val="clear" w:fill="F5F5F5"/>
-        </w:rPr>
-        <w:br w:type="textWrapping"/>
-      </w:r>
-      <w:r>
-        <w:rPr>
-          <w:rFonts w:ascii="Consolas" w:hAnsi="Consolas"/>
-          <w:color w:val="333333"/>
-          <w:sz w:val="19"/>
-          <w:shd w:val="clear" w:fill="F5F5F5"/>
-        </w:rPr>
-        <w:t>docker compose down</w:t>
-      </w:r>
-      <w:r>
-        <w:rPr>
-          <w:rFonts w:ascii="Consolas" w:hAnsi="Consolas"/>
-          <w:color w:val="333333"/>
-          <w:sz w:val="19"/>
-          <w:shd w:val="clear" w:fill="F5F5F5"/>
-        </w:rPr>
-        <w:br w:type="textWrapping"/>
-      </w:r>
-      <w:r>
-        <w:rPr>
-          <w:rFonts w:ascii="Consolas" w:hAnsi="Consolas"/>
-          <w:color w:val="333333"/>
-          <w:sz w:val="19"/>
-          <w:shd w:val="clear" w:fill="F5F5F5"/>
-        </w:rPr>
-        <w:br w:type="textWrapping"/>
-      </w:r>
-      <w:r>
-        <w:rPr>
-          <w:rFonts w:ascii="Consolas" w:hAnsi="Consolas"/>
-          <w:color w:val="333333"/>
-          <w:sz w:val="19"/>
-          <w:shd w:val="clear" w:fill="F5F5F5"/>
-        </w:rPr>
+        <w:br/>
+        <w:t>docker compose --env-file .env.docker down</w:t>
+        <w:br/>
+        <w:br/>
         <w:t># 重启所有服务</w:t>
-      </w:r>
-      <w:r>
-        <w:rPr>
-          <w:rFonts w:ascii="Consolas" w:hAnsi="Consolas"/>
-          <w:color w:val="333333"/>
-          <w:sz w:val="19"/>
-          <w:shd w:val="clear" w:fill="F5F5F5"/>
-        </w:rPr>
-        <w:br w:type="textWrapping"/>
-      </w:r>
-      <w:r>
-        <w:rPr>
-          <w:rFonts w:ascii="Consolas" w:hAnsi="Consolas"/>
-          <w:color w:val="333333"/>
-          <w:sz w:val="19"/>
-          <w:shd w:val="clear" w:fill="F5F5F5"/>
-        </w:rPr>
-        <w:t>docker compose restart</w:t>
-      </w:r>
-      <w:r>
-        <w:rPr>
-          <w:rFonts w:ascii="Consolas" w:hAnsi="Consolas"/>
-          <w:color w:val="333333"/>
-          <w:sz w:val="19"/>
-          <w:shd w:val="clear" w:fill="F5F5F5"/>
-        </w:rPr>
-        <w:br w:type="textWrapping"/>
-      </w:r>
-      <w:r>
-        <w:rPr>
-          <w:rFonts w:ascii="Consolas" w:hAnsi="Consolas"/>
-          <w:color w:val="333333"/>
-          <w:sz w:val="19"/>
-          <w:shd w:val="clear" w:fill="F5F5F5"/>
-        </w:rPr>
-        <w:br w:type="textWrapping"/>
-      </w:r>
-      <w:r>
-        <w:rPr>
-          <w:rFonts w:ascii="Consolas" w:hAnsi="Consolas"/>
-          <w:color w:val="333333"/>
-          <w:sz w:val="19"/>
-          <w:shd w:val="clear" w:fill="F5F5F5"/>
-        </w:rPr>
+        <w:br/>
+        <w:t>docker compose --env-file .env.docker restart</w:t>
+        <w:br/>
+        <w:br/>
         <w:t># 重启单个服务</w:t>
-      </w:r>
-      <w:r>
-        <w:rPr>
-          <w:rFonts w:ascii="Consolas" w:hAnsi="Consolas"/>
-          <w:color w:val="333333"/>
-          <w:sz w:val="19"/>
-          <w:shd w:val="clear" w:fill="F5F5F5"/>
-        </w:rPr>
-        <w:br w:type="textWrapping"/>
-      </w:r>
-      <w:r>
-        <w:rPr>
-          <w:rFonts w:ascii="Consolas" w:hAnsi="Consolas"/>
-          <w:color w:val="333333"/>
-          <w:sz w:val="19"/>
-          <w:shd w:val="clear" w:fill="F5F5F5"/>
-        </w:rPr>
-        <w:t>docker compose restart backend</w:t>
-      </w:r>
-      <w:r>
-        <w:rPr>
-          <w:rFonts w:ascii="Consolas" w:hAnsi="Consolas"/>
-          <w:color w:val="333333"/>
-          <w:sz w:val="19"/>
-          <w:shd w:val="clear" w:fill="F5F5F5"/>
-        </w:rPr>
-        <w:br w:type="textWrapping"/>
-      </w:r>
-      <w:r>
-        <w:rPr>
-          <w:rFonts w:ascii="Consolas" w:hAnsi="Consolas"/>
-          <w:color w:val="333333"/>
-          <w:sz w:val="19"/>
-          <w:shd w:val="clear" w:fill="F5F5F5"/>
-        </w:rPr>
-        <w:t>docker compose restart frontend</w:t>
-      </w:r>
-      <w:r>
-        <w:rPr>
-          <w:rFonts w:ascii="Consolas" w:hAnsi="Consolas"/>
-          <w:color w:val="333333"/>
-          <w:sz w:val="19"/>
-          <w:shd w:val="clear" w:fill="F5F5F5"/>
-        </w:rPr>
-        <w:br w:type="textWrapping"/>
-      </w:r>
-      <w:r>
-        <w:rPr>
-          <w:rFonts w:ascii="Consolas" w:hAnsi="Consolas"/>
-          <w:color w:val="333333"/>
-          <w:sz w:val="19"/>
-          <w:shd w:val="clear" w:fill="F5F5F5"/>
-        </w:rPr>
-        <w:br w:type="textWrapping"/>
-      </w:r>
-      <w:r>
-        <w:rPr>
-          <w:rFonts w:ascii="Consolas" w:hAnsi="Consolas"/>
-          <w:color w:val="333333"/>
-          <w:sz w:val="19"/>
-          <w:shd w:val="clear" w:fill="F5F5F5"/>
-        </w:rPr>
+        <w:br/>
+        <w:t>docker compose --env-file .env.docker restart backend</w:t>
+        <w:br/>
+        <w:t>docker compose --env-file .env.docker restart frontend</w:t>
+        <w:br/>
+        <w:br/>
         <w:t># 查看实时日志（所有服务）</w:t>
-      </w:r>
-      <w:r>
-        <w:rPr>
-          <w:rFonts w:ascii="Consolas" w:hAnsi="Consolas"/>
-          <w:color w:val="333333"/>
-          <w:sz w:val="19"/>
-          <w:shd w:val="clear" w:fill="F5F5F5"/>
-        </w:rPr>
-        <w:br w:type="textWrapping"/>
-      </w:r>
-      <w:r>
-        <w:rPr>
-          <w:rFonts w:ascii="Consolas" w:hAnsi="Consolas"/>
-          <w:color w:val="333333"/>
-          <w:sz w:val="19"/>
-          <w:shd w:val="clear" w:fill="F5F5F5"/>
-        </w:rPr>
-        <w:t>docker compose logs -f</w:t>
-      </w:r>
-      <w:r>
-        <w:rPr>
-          <w:rFonts w:ascii="Consolas" w:hAnsi="Consolas"/>
-          <w:color w:val="333333"/>
-          <w:sz w:val="19"/>
-          <w:shd w:val="clear" w:fill="F5F5F5"/>
-        </w:rPr>
-        <w:br w:type="textWrapping"/>
-      </w:r>
-      <w:r>
-        <w:rPr>
-          <w:rFonts w:ascii="Consolas" w:hAnsi="Consolas"/>
-          <w:color w:val="333333"/>
-          <w:sz w:val="19"/>
-          <w:shd w:val="clear" w:fill="F5F5F5"/>
-        </w:rPr>
-        <w:br w:type="textWrapping"/>
-      </w:r>
-      <w:r>
-        <w:rPr>
-          <w:rFonts w:ascii="Consolas" w:hAnsi="Consolas"/>
-          <w:color w:val="333333"/>
-          <w:sz w:val="19"/>
-          <w:shd w:val="clear" w:fill="F5F5F5"/>
-        </w:rPr>
+        <w:br/>
+        <w:t>docker compose --env-file .env.docker logs -f</w:t>
+        <w:br/>
+        <w:br/>
         <w:t># 查看单个服务日志</w:t>
-      </w:r>
-      <w:r>
-        <w:rPr>
-          <w:rFonts w:ascii="Consolas" w:hAnsi="Consolas"/>
-          <w:color w:val="333333"/>
-          <w:sz w:val="19"/>
-          <w:shd w:val="clear" w:fill="F5F5F5"/>
-        </w:rPr>
-        <w:br w:type="textWrapping"/>
-      </w:r>
-      <w:r>
-        <w:rPr>
-          <w:rFonts w:ascii="Consolas" w:hAnsi="Consolas"/>
-          <w:color w:val="333333"/>
-          <w:sz w:val="19"/>
-          <w:shd w:val="clear" w:fill="F5F5F5"/>
-        </w:rPr>
-        <w:t>docker compose logs -f backend</w:t>
-      </w:r>
-      <w:r>
-        <w:rPr>
-          <w:rFonts w:ascii="Consolas" w:hAnsi="Consolas"/>
-          <w:color w:val="333333"/>
-          <w:sz w:val="19"/>
-          <w:shd w:val="clear" w:fill="F5F5F5"/>
-        </w:rPr>
-        <w:br w:type="textWrapping"/>
-      </w:r>
-      <w:r>
-        <w:rPr>
-          <w:rFonts w:ascii="Consolas" w:hAnsi="Consolas"/>
-          <w:color w:val="333333"/>
-          <w:sz w:val="19"/>
-          <w:shd w:val="clear" w:fill="F5F5F5"/>
-        </w:rPr>
-        <w:t>docker compose logs -f frontend</w:t>
-      </w:r>
-      <w:r>
-        <w:rPr>
-          <w:rFonts w:ascii="Consolas" w:hAnsi="Consolas"/>
-          <w:color w:val="333333"/>
-          <w:sz w:val="19"/>
-          <w:shd w:val="clear" w:fill="F5F5F5"/>
-        </w:rPr>
-        <w:br w:type="textWrapping"/>
-      </w:r>
-      <w:r>
-        <w:rPr>
-          <w:rFonts w:ascii="Consolas" w:hAnsi="Consolas"/>
-          <w:color w:val="333333"/>
-          <w:sz w:val="19"/>
-          <w:shd w:val="clear" w:fill="F5F5F5"/>
-        </w:rPr>
-        <w:t>docker compose logs -f nginx</w:t>
+        <w:br/>
+        <w:t>docker compose --env-file .env.docker logs -f backend</w:t>
+        <w:br/>
+        <w:t>docker compose --env-file .env.docker logs -f frontend</w:t>
+        <w:br/>
+        <w:t>docker compose --env-file .env.docker logs -f nginx</w:t>
+      </w:r>
+      <w:r>
+        <w:rPr>
+          <w:rFonts w:ascii="Consolas" w:hAnsi="Consolas"/>
+          <w:color w:val="333333"/>
+          <w:sz w:val="19"/>
+          <w:shd w:val="clear" w:fill="F5F5F5"/>
+        </w:rPr>
+      </w:r>
+      <w:r>
+        <w:rPr>
+          <w:rFonts w:ascii="Consolas" w:hAnsi="Consolas"/>
+          <w:color w:val="333333"/>
+          <w:sz w:val="19"/>
+          <w:shd w:val="clear" w:fill="F5F5F5"/>
+        </w:rPr>
+      </w:r>
+      <w:r>
+        <w:rPr>
+          <w:rFonts w:ascii="Consolas" w:hAnsi="Consolas"/>
+          <w:color w:val="333333"/>
+          <w:sz w:val="19"/>
+          <w:shd w:val="clear" w:fill="F5F5F5"/>
+        </w:rPr>
+      </w:r>
+      <w:r>
+        <w:rPr>
+          <w:rFonts w:ascii="Consolas" w:hAnsi="Consolas"/>
+          <w:color w:val="333333"/>
+          <w:sz w:val="19"/>
+          <w:shd w:val="clear" w:fill="F5F5F5"/>
+        </w:rPr>
+      </w:r>
+      <w:r>
+        <w:rPr>
+          <w:rFonts w:ascii="Consolas" w:hAnsi="Consolas"/>
+          <w:color w:val="333333"/>
+          <w:sz w:val="19"/>
+          <w:shd w:val="clear" w:fill="F5F5F5"/>
+        </w:rPr>
+      </w:r>
+      <w:r>
+        <w:rPr>
+          <w:rFonts w:ascii="Consolas" w:hAnsi="Consolas"/>
+          <w:color w:val="333333"/>
+          <w:sz w:val="19"/>
+          <w:shd w:val="clear" w:fill="F5F5F5"/>
+        </w:rPr>
+      </w:r>
+      <w:r>
+        <w:rPr>
+          <w:rFonts w:ascii="Consolas" w:hAnsi="Consolas"/>
+          <w:color w:val="333333"/>
+          <w:sz w:val="19"/>
+          <w:shd w:val="clear" w:fill="F5F5F5"/>
+        </w:rPr>
+      </w:r>
+      <w:r>
+        <w:rPr>
+          <w:rFonts w:ascii="Consolas" w:hAnsi="Consolas"/>
+          <w:color w:val="333333"/>
+          <w:sz w:val="19"/>
+          <w:shd w:val="clear" w:fill="F5F5F5"/>
+        </w:rPr>
+      </w:r>
+      <w:r>
+        <w:rPr>
+          <w:rFonts w:ascii="Consolas" w:hAnsi="Consolas"/>
+          <w:color w:val="333333"/>
+          <w:sz w:val="19"/>
+          <w:shd w:val="clear" w:fill="F5F5F5"/>
+        </w:rPr>
+      </w:r>
+      <w:r>
+        <w:rPr>
+          <w:rFonts w:ascii="Consolas" w:hAnsi="Consolas"/>
+          <w:color w:val="333333"/>
+          <w:sz w:val="19"/>
+          <w:shd w:val="clear" w:fill="F5F5F5"/>
+        </w:rPr>
+      </w:r>
+      <w:r>
+        <w:rPr>
+          <w:rFonts w:ascii="Consolas" w:hAnsi="Consolas"/>
+          <w:color w:val="333333"/>
+          <w:sz w:val="19"/>
+          <w:shd w:val="clear" w:fill="F5F5F5"/>
+        </w:rPr>
+      </w:r>
+      <w:r>
+        <w:rPr>
+          <w:rFonts w:ascii="Consolas" w:hAnsi="Consolas"/>
+          <w:color w:val="333333"/>
+          <w:sz w:val="19"/>
+          <w:shd w:val="clear" w:fill="F5F5F5"/>
+        </w:rPr>
+      </w:r>
+      <w:r>
+        <w:rPr>
+          <w:rFonts w:ascii="Consolas" w:hAnsi="Consolas"/>
+          <w:color w:val="333333"/>
+          <w:sz w:val="19"/>
+          <w:shd w:val="clear" w:fill="F5F5F5"/>
+        </w:rPr>
+      </w:r>
+      <w:r>
+        <w:rPr>
+          <w:rFonts w:ascii="Consolas" w:hAnsi="Consolas"/>
+          <w:color w:val="333333"/>
+          <w:sz w:val="19"/>
+          <w:shd w:val="clear" w:fill="F5F5F5"/>
+        </w:rPr>
+      </w:r>
+      <w:r>
+        <w:rPr>
+          <w:rFonts w:ascii="Consolas" w:hAnsi="Consolas"/>
+          <w:color w:val="333333"/>
+          <w:sz w:val="19"/>
+          <w:shd w:val="clear" w:fill="F5F5F5"/>
+        </w:rPr>
+      </w:r>
+      <w:r>
+        <w:rPr>
+          <w:rFonts w:ascii="Consolas" w:hAnsi="Consolas"/>
+          <w:color w:val="333333"/>
+          <w:sz w:val="19"/>
+          <w:shd w:val="clear" w:fill="F5F5F5"/>
+        </w:rPr>
+      </w:r>
+      <w:r>
+        <w:rPr>
+          <w:rFonts w:ascii="Consolas" w:hAnsi="Consolas"/>
+          <w:color w:val="333333"/>
+          <w:sz w:val="19"/>
+          <w:shd w:val="clear" w:fill="F5F5F5"/>
+        </w:rPr>
+      </w:r>
+      <w:r>
+        <w:rPr>
+          <w:rFonts w:ascii="Consolas" w:hAnsi="Consolas"/>
+          <w:color w:val="333333"/>
+          <w:sz w:val="19"/>
+          <w:shd w:val="clear" w:fill="F5F5F5"/>
+        </w:rPr>
+      </w:r>
+      <w:r>
+        <w:rPr>
+          <w:rFonts w:ascii="Consolas" w:hAnsi="Consolas"/>
+          <w:color w:val="333333"/>
+          <w:sz w:val="19"/>
+          <w:shd w:val="clear" w:fill="F5F5F5"/>
+        </w:rPr>
+      </w:r>
+      <w:r>
+        <w:rPr>
+          <w:rFonts w:ascii="Consolas" w:hAnsi="Consolas"/>
+          <w:color w:val="333333"/>
+          <w:sz w:val="19"/>
+          <w:shd w:val="clear" w:fill="F5F5F5"/>
+        </w:rPr>
+      </w:r>
+      <w:r>
+        <w:rPr>
+          <w:rFonts w:ascii="Consolas" w:hAnsi="Consolas"/>
+          <w:color w:val="333333"/>
+          <w:sz w:val="19"/>
+          <w:shd w:val="clear" w:fill="F5F5F5"/>
+        </w:rPr>
+      </w:r>
+      <w:r>
+        <w:rPr>
+          <w:rFonts w:ascii="Consolas" w:hAnsi="Consolas"/>
+          <w:color w:val="333333"/>
+          <w:sz w:val="19"/>
+          <w:shd w:val="clear" w:fill="F5F5F5"/>
+        </w:rPr>
+      </w:r>
+      <w:r>
+        <w:rPr>
+          <w:rFonts w:ascii="Consolas" w:hAnsi="Consolas"/>
+          <w:color w:val="333333"/>
+          <w:sz w:val="19"/>
+          <w:shd w:val="clear" w:fill="F5F5F5"/>
+        </w:rPr>
+      </w:r>
+      <w:r>
+        <w:rPr>
+          <w:rFonts w:ascii="Consolas" w:hAnsi="Consolas"/>
+          <w:color w:val="333333"/>
+          <w:sz w:val="19"/>
+          <w:shd w:val="clear" w:fill="F5F5F5"/>
+        </w:rPr>
+      </w:r>
+      <w:r>
+        <w:rPr>
+          <w:rFonts w:ascii="Consolas" w:hAnsi="Consolas"/>
+          <w:color w:val="333333"/>
+          <w:sz w:val="19"/>
+          <w:shd w:val="clear" w:fill="F5F5F5"/>
+        </w:rPr>
+      </w:r>
+      <w:r>
+        <w:rPr>
+          <w:rFonts w:ascii="Consolas" w:hAnsi="Consolas"/>
+          <w:color w:val="333333"/>
+          <w:sz w:val="19"/>
+          <w:shd w:val="clear" w:fill="F5F5F5"/>
+        </w:rPr>
+      </w:r>
+      <w:r>
+        <w:rPr>
+          <w:rFonts w:ascii="Consolas" w:hAnsi="Consolas"/>
+          <w:color w:val="333333"/>
+          <w:sz w:val="19"/>
+          <w:shd w:val="clear" w:fill="F5F5F5"/>
+        </w:rPr>
+      </w:r>
+      <w:r>
+        <w:rPr>
+          <w:rFonts w:ascii="Consolas" w:hAnsi="Consolas"/>
+          <w:color w:val="333333"/>
+          <w:sz w:val="19"/>
+          <w:shd w:val="clear" w:fill="F5F5F5"/>
+        </w:rPr>
+      </w:r>
+      <w:r>
+        <w:rPr>
+          <w:rFonts w:ascii="Consolas" w:hAnsi="Consolas"/>
+          <w:color w:val="333333"/>
+          <w:sz w:val="19"/>
+          <w:shd w:val="clear" w:fill="F5F5F5"/>
+        </w:rPr>
+      </w:r>
+      <w:r>
+        <w:rPr>
+          <w:rFonts w:ascii="Consolas" w:hAnsi="Consolas"/>
+          <w:color w:val="333333"/>
+          <w:sz w:val="19"/>
+          <w:shd w:val="clear" w:fill="F5F5F5"/>
+        </w:rPr>
+      </w:r>
+      <w:r>
+        <w:rPr>
+          <w:rFonts w:ascii="Consolas" w:hAnsi="Consolas"/>
+          <w:color w:val="333333"/>
+          <w:sz w:val="19"/>
+          <w:shd w:val="clear" w:fill="F5F5F5"/>
+        </w:rPr>
+      </w:r>
+      <w:r>
+        <w:rPr>
+          <w:rFonts w:ascii="Consolas" w:hAnsi="Consolas"/>
+          <w:color w:val="333333"/>
+          <w:sz w:val="19"/>
+          <w:shd w:val="clear" w:fill="F5F5F5"/>
+        </w:rPr>
+      </w:r>
+      <w:r>
+        <w:rPr>
+          <w:rFonts w:ascii="Consolas" w:hAnsi="Consolas"/>
+          <w:color w:val="333333"/>
+          <w:sz w:val="19"/>
+          <w:shd w:val="clear" w:fill="F5F5F5"/>
+        </w:rPr>
+      </w:r>
+      <w:r>
+        <w:rPr>
+          <w:rFonts w:ascii="Consolas" w:hAnsi="Consolas"/>
+          <w:color w:val="333333"/>
+          <w:sz w:val="19"/>
+          <w:shd w:val="clear" w:fill="F5F5F5"/>
+        </w:rPr>
+      </w:r>
+      <w:r>
+        <w:rPr>
+          <w:rFonts w:ascii="Consolas" w:hAnsi="Consolas"/>
+          <w:color w:val="333333"/>
+          <w:sz w:val="19"/>
+          <w:shd w:val="clear" w:fill="F5F5F5"/>
+        </w:rPr>
+      </w:r>
+      <w:r>
+        <w:rPr>
+          <w:rFonts w:ascii="Consolas" w:hAnsi="Consolas"/>
+          <w:color w:val="333333"/>
+          <w:sz w:val="19"/>
+          <w:shd w:val="clear" w:fill="F5F5F5"/>
+        </w:rPr>
+      </w:r>
+      <w:r>
+        <w:rPr>
+          <w:rFonts w:ascii="Consolas" w:hAnsi="Consolas"/>
+          <w:color w:val="333333"/>
+          <w:sz w:val="19"/>
+          <w:shd w:val="clear" w:fill="F5F5F5"/>
+        </w:rPr>
+      </w:r>
+      <w:r>
+        <w:rPr>
+          <w:rFonts w:ascii="Consolas" w:hAnsi="Consolas"/>
+          <w:color w:val="333333"/>
+          <w:sz w:val="19"/>
+          <w:shd w:val="clear" w:fill="F5F5F5"/>
+        </w:rPr>
+      </w:r>
+      <w:r>
+        <w:rPr>
+          <w:rFonts w:ascii="Consolas" w:hAnsi="Consolas"/>
+          <w:color w:val="333333"/>
+          <w:sz w:val="19"/>
+          <w:shd w:val="clear" w:fill="F5F5F5"/>
+        </w:rPr>
+      </w:r>
+      <w:r>
+        <w:rPr>
+          <w:rFonts w:ascii="Consolas" w:hAnsi="Consolas"/>
+          <w:color w:val="333333"/>
+          <w:sz w:val="19"/>
+          <w:shd w:val="clear" w:fill="F5F5F5"/>
+        </w:rPr>
+      </w:r>
+      <w:r>
+        <w:rPr>
+          <w:rFonts w:ascii="Consolas" w:hAnsi="Consolas"/>
+          <w:color w:val="333333"/>
+          <w:sz w:val="19"/>
+          <w:shd w:val="clear" w:fill="F5F5F5"/>
+        </w:rPr>
       </w:r>
     </w:p>
     <w:p>
@@ -4511,114 +4521,114 @@
           <w:shd w:val="clear" w:fill="F5F5F5"/>
         </w:rPr>
         <w:t># 进入后端容器</w:t>
-      </w:r>
-      <w:r>
-        <w:rPr>
-          <w:rFonts w:ascii="Consolas" w:hAnsi="Consolas"/>
-          <w:color w:val="333333"/>
-          <w:sz w:val="19"/>
-          <w:shd w:val="clear" w:fill="F5F5F5"/>
-        </w:rPr>
-        <w:br w:type="textWrapping"/>
-      </w:r>
-      <w:r>
-        <w:rPr>
-          <w:rFonts w:ascii="Consolas" w:hAnsi="Consolas"/>
-          <w:color w:val="333333"/>
-          <w:sz w:val="19"/>
-          <w:shd w:val="clear" w:fill="F5F5F5"/>
-        </w:rPr>
-        <w:t>docker compose exec backend bash</w:t>
-      </w:r>
-      <w:r>
-        <w:rPr>
-          <w:rFonts w:ascii="Consolas" w:hAnsi="Consolas"/>
-          <w:color w:val="333333"/>
-          <w:sz w:val="19"/>
-          <w:shd w:val="clear" w:fill="F5F5F5"/>
-        </w:rPr>
-        <w:br w:type="textWrapping"/>
-      </w:r>
-      <w:r>
-        <w:rPr>
-          <w:rFonts w:ascii="Consolas" w:hAnsi="Consolas"/>
-          <w:color w:val="333333"/>
-          <w:sz w:val="19"/>
-          <w:shd w:val="clear" w:fill="F5F5F5"/>
-        </w:rPr>
-        <w:br w:type="textWrapping"/>
-      </w:r>
-      <w:r>
-        <w:rPr>
-          <w:rFonts w:ascii="Consolas" w:hAnsi="Consolas"/>
-          <w:color w:val="333333"/>
-          <w:sz w:val="19"/>
-          <w:shd w:val="clear" w:fill="F5F5F5"/>
-        </w:rPr>
+        <w:br/>
+        <w:t>docker compose --env-file .env.docker exec backend bash</w:t>
+        <w:br/>
+        <w:br/>
         <w:t># 进入前端容器</w:t>
-      </w:r>
-      <w:r>
-        <w:rPr>
-          <w:rFonts w:ascii="Consolas" w:hAnsi="Consolas"/>
-          <w:color w:val="333333"/>
-          <w:sz w:val="19"/>
-          <w:shd w:val="clear" w:fill="F5F5F5"/>
-        </w:rPr>
-        <w:br w:type="textWrapping"/>
-      </w:r>
-      <w:r>
-        <w:rPr>
-          <w:rFonts w:ascii="Consolas" w:hAnsi="Consolas"/>
-          <w:color w:val="333333"/>
-          <w:sz w:val="19"/>
-          <w:shd w:val="clear" w:fill="F5F5F5"/>
-        </w:rPr>
-        <w:t>docker compose exec frontend sh</w:t>
-      </w:r>
-      <w:r>
-        <w:rPr>
-          <w:rFonts w:ascii="Consolas" w:hAnsi="Consolas"/>
-          <w:color w:val="333333"/>
-          <w:sz w:val="19"/>
-          <w:shd w:val="clear" w:fill="F5F5F5"/>
-        </w:rPr>
-        <w:br w:type="textWrapping"/>
-      </w:r>
-      <w:r>
-        <w:rPr>
-          <w:rFonts w:ascii="Consolas" w:hAnsi="Consolas"/>
-          <w:color w:val="333333"/>
-          <w:sz w:val="19"/>
-          <w:shd w:val="clear" w:fill="F5F5F5"/>
-        </w:rPr>
-        <w:br w:type="textWrapping"/>
-      </w:r>
-      <w:r>
-        <w:rPr>
-          <w:rFonts w:ascii="Consolas" w:hAnsi="Consolas"/>
-          <w:color w:val="333333"/>
-          <w:sz w:val="19"/>
-          <w:shd w:val="clear" w:fill="F5F5F5"/>
-        </w:rPr>
+        <w:br/>
+        <w:t>docker compose --env-file .env.docker exec frontend sh</w:t>
+        <w:br/>
+        <w:br/>
         <w:t># 进入数据库</w:t>
-      </w:r>
-      <w:r>
-        <w:rPr>
-          <w:rFonts w:ascii="Consolas" w:hAnsi="Consolas"/>
-          <w:color w:val="333333"/>
-          <w:sz w:val="19"/>
-          <w:shd w:val="clear" w:fill="F5F5F5"/>
-        </w:rPr>
-        <w:br w:type="textWrapping"/>
-      </w:r>
-      <w:r>
-        <w:rPr>
-          <w:rFonts w:ascii="Consolas" w:hAnsi="Consolas"/>
-          <w:color w:val="333333"/>
-          <w:sz w:val="19"/>
-          <w:shd w:val="clear" w:fill="F5F5F5"/>
-        </w:rPr>
-        <w:t>docker compose exec db psql -U unowire -d unowire</w:t>
+        <w:br/>
+        <w:t>docker compose --env-file .env.docker exec db psql -U unowire -d unowire</w:t>
+      </w:r>
+      <w:r>
+        <w:rPr>
+          <w:rFonts w:ascii="Consolas" w:hAnsi="Consolas"/>
+          <w:color w:val="333333"/>
+          <w:sz w:val="19"/>
+          <w:shd w:val="clear" w:fill="F5F5F5"/>
+        </w:rPr>
+      </w:r>
+      <w:r>
+        <w:rPr>
+          <w:rFonts w:ascii="Consolas" w:hAnsi="Consolas"/>
+          <w:color w:val="333333"/>
+          <w:sz w:val="19"/>
+          <w:shd w:val="clear" w:fill="F5F5F5"/>
+        </w:rPr>
+      </w:r>
+      <w:r>
+        <w:rPr>
+          <w:rFonts w:ascii="Consolas" w:hAnsi="Consolas"/>
+          <w:color w:val="333333"/>
+          <w:sz w:val="19"/>
+          <w:shd w:val="clear" w:fill="F5F5F5"/>
+        </w:rPr>
+      </w:r>
+      <w:r>
+        <w:rPr>
+          <w:rFonts w:ascii="Consolas" w:hAnsi="Consolas"/>
+          <w:color w:val="333333"/>
+          <w:sz w:val="19"/>
+          <w:shd w:val="clear" w:fill="F5F5F5"/>
+        </w:rPr>
+      </w:r>
+      <w:r>
+        <w:rPr>
+          <w:rFonts w:ascii="Consolas" w:hAnsi="Consolas"/>
+          <w:color w:val="333333"/>
+          <w:sz w:val="19"/>
+          <w:shd w:val="clear" w:fill="F5F5F5"/>
+        </w:rPr>
+      </w:r>
+      <w:r>
+        <w:rPr>
+          <w:rFonts w:ascii="Consolas" w:hAnsi="Consolas"/>
+          <w:color w:val="333333"/>
+          <w:sz w:val="19"/>
+          <w:shd w:val="clear" w:fill="F5F5F5"/>
+        </w:rPr>
+      </w:r>
+      <w:r>
+        <w:rPr>
+          <w:rFonts w:ascii="Consolas" w:hAnsi="Consolas"/>
+          <w:color w:val="333333"/>
+          <w:sz w:val="19"/>
+          <w:shd w:val="clear" w:fill="F5F5F5"/>
+        </w:rPr>
+      </w:r>
+      <w:r>
+        <w:rPr>
+          <w:rFonts w:ascii="Consolas" w:hAnsi="Consolas"/>
+          <w:color w:val="333333"/>
+          <w:sz w:val="19"/>
+          <w:shd w:val="clear" w:fill="F5F5F5"/>
+        </w:rPr>
+      </w:r>
+      <w:r>
+        <w:rPr>
+          <w:rFonts w:ascii="Consolas" w:hAnsi="Consolas"/>
+          <w:color w:val="333333"/>
+          <w:sz w:val="19"/>
+          <w:shd w:val="clear" w:fill="F5F5F5"/>
+        </w:rPr>
+      </w:r>
+      <w:r>
+        <w:rPr>
+          <w:rFonts w:ascii="Consolas" w:hAnsi="Consolas"/>
+          <w:color w:val="333333"/>
+          <w:sz w:val="19"/>
+          <w:shd w:val="clear" w:fill="F5F5F5"/>
+        </w:rPr>
+      </w:r>
+      <w:r>
+        <w:rPr>
+          <w:rFonts w:ascii="Consolas" w:hAnsi="Consolas"/>
+          <w:color w:val="333333"/>
+          <w:sz w:val="19"/>
+          <w:shd w:val="clear" w:fill="F5F5F5"/>
+        </w:rPr>
+      </w:r>
+      <w:r>
+        <w:rPr>
+          <w:rFonts w:ascii="Consolas" w:hAnsi="Consolas"/>
+          <w:color w:val="333333"/>
+          <w:sz w:val="19"/>
+          <w:shd w:val="clear" w:fill="F5F5F5"/>
+        </w:rPr>
       </w:r>
     </w:p>
     <w:p>
@@ -4649,141 +4659,141 @@
           <w:shd w:val="clear" w:fill="F5F5F5"/>
         </w:rPr>
         <w:t>cd /www/wwwroot/unowire</w:t>
-      </w:r>
-      <w:r>
-        <w:rPr>
-          <w:rFonts w:ascii="Consolas" w:hAnsi="Consolas"/>
-          <w:color w:val="333333"/>
-          <w:sz w:val="19"/>
-          <w:shd w:val="clear" w:fill="F5F5F5"/>
-        </w:rPr>
-        <w:br w:type="textWrapping"/>
-      </w:r>
-      <w:r>
-        <w:rPr>
-          <w:rFonts w:ascii="Consolas" w:hAnsi="Consolas"/>
-          <w:color w:val="333333"/>
-          <w:sz w:val="19"/>
-          <w:shd w:val="clear" w:fill="F5F5F5"/>
-        </w:rPr>
-        <w:br w:type="textWrapping"/>
-      </w:r>
-      <w:r>
-        <w:rPr>
-          <w:rFonts w:ascii="Consolas" w:hAnsi="Consolas"/>
-          <w:color w:val="333333"/>
-          <w:sz w:val="19"/>
-          <w:shd w:val="clear" w:fill="F5F5F5"/>
-        </w:rPr>
+        <w:br/>
+        <w:br/>
         <w:t># 备份数据库</w:t>
-      </w:r>
-      <w:r>
-        <w:rPr>
-          <w:rFonts w:ascii="Consolas" w:hAnsi="Consolas"/>
-          <w:color w:val="333333"/>
-          <w:sz w:val="19"/>
-          <w:shd w:val="clear" w:fill="F5F5F5"/>
-        </w:rPr>
-        <w:br w:type="textWrapping"/>
-      </w:r>
-      <w:r>
-        <w:rPr>
-          <w:rFonts w:ascii="Consolas" w:hAnsi="Consolas"/>
-          <w:color w:val="333333"/>
-          <w:sz w:val="19"/>
-          <w:shd w:val="clear" w:fill="F5F5F5"/>
-        </w:rPr>
-        <w:t>docker compose exec db pg_dump -U unowire unowire &gt; backup_$(date +%Y%m%d_%H%M%S).sql</w:t>
-      </w:r>
-      <w:r>
-        <w:rPr>
-          <w:rFonts w:ascii="Consolas" w:hAnsi="Consolas"/>
-          <w:color w:val="333333"/>
-          <w:sz w:val="19"/>
-          <w:shd w:val="clear" w:fill="F5F5F5"/>
-        </w:rPr>
-        <w:br w:type="textWrapping"/>
-      </w:r>
-      <w:r>
-        <w:rPr>
-          <w:rFonts w:ascii="Consolas" w:hAnsi="Consolas"/>
-          <w:color w:val="333333"/>
-          <w:sz w:val="19"/>
-          <w:shd w:val="clear" w:fill="F5F5F5"/>
-        </w:rPr>
-        <w:br w:type="textWrapping"/>
-      </w:r>
-      <w:r>
-        <w:rPr>
-          <w:rFonts w:ascii="Consolas" w:hAnsi="Consolas"/>
-          <w:color w:val="333333"/>
-          <w:sz w:val="19"/>
-          <w:shd w:val="clear" w:fill="F5F5F5"/>
-        </w:rPr>
+        <w:br/>
+        <w:t>docker compose --env-file .env.docker exec db pg_dump -U unowire unowire &gt; backup_$(date +%Y%m%d_%H%M%S).sql</w:t>
+        <w:br/>
+        <w:br/>
         <w:t># 查看备份文件</w:t>
-      </w:r>
-      <w:r>
-        <w:rPr>
-          <w:rFonts w:ascii="Consolas" w:hAnsi="Consolas"/>
-          <w:color w:val="333333"/>
-          <w:sz w:val="19"/>
-          <w:shd w:val="clear" w:fill="F5F5F5"/>
-        </w:rPr>
-        <w:br w:type="textWrapping"/>
-      </w:r>
-      <w:r>
-        <w:rPr>
-          <w:rFonts w:ascii="Consolas" w:hAnsi="Consolas"/>
-          <w:color w:val="333333"/>
-          <w:sz w:val="19"/>
-          <w:shd w:val="clear" w:fill="F5F5F5"/>
-        </w:rPr>
+        <w:br/>
         <w:t>ls -lh backup_*.sql</w:t>
-      </w:r>
-      <w:r>
-        <w:rPr>
-          <w:rFonts w:ascii="Consolas" w:hAnsi="Consolas"/>
-          <w:color w:val="333333"/>
-          <w:sz w:val="19"/>
-          <w:shd w:val="clear" w:fill="F5F5F5"/>
-        </w:rPr>
-        <w:br w:type="textWrapping"/>
-      </w:r>
-      <w:r>
-        <w:rPr>
-          <w:rFonts w:ascii="Consolas" w:hAnsi="Consolas"/>
-          <w:color w:val="333333"/>
-          <w:sz w:val="19"/>
-          <w:shd w:val="clear" w:fill="F5F5F5"/>
-        </w:rPr>
-        <w:br w:type="textWrapping"/>
-      </w:r>
-      <w:r>
-        <w:rPr>
-          <w:rFonts w:ascii="Consolas" w:hAnsi="Consolas"/>
-          <w:color w:val="333333"/>
-          <w:sz w:val="19"/>
-          <w:shd w:val="clear" w:fill="F5F5F5"/>
-        </w:rPr>
+        <w:br/>
+        <w:br/>
         <w:t># 备份媒体文件</w:t>
-      </w:r>
-      <w:r>
-        <w:rPr>
-          <w:rFonts w:ascii="Consolas" w:hAnsi="Consolas"/>
-          <w:color w:val="333333"/>
-          <w:sz w:val="19"/>
-          <w:shd w:val="clear" w:fill="F5F5F5"/>
-        </w:rPr>
-        <w:br w:type="textWrapping"/>
-      </w:r>
-      <w:r>
-        <w:rPr>
-          <w:rFonts w:ascii="Consolas" w:hAnsi="Consolas"/>
-          <w:color w:val="333333"/>
-          <w:sz w:val="19"/>
-          <w:shd w:val="clear" w:fill="F5F5F5"/>
-        </w:rPr>
-        <w:t>docker compose cp backend:/app/media ./media_backup_$(date +%Y%m%d)</w:t>
+        <w:br/>
+        <w:t>docker compose --env-file .env.docker cp backend:/app/media ./media_backup_$(date +%Y%m%d)</w:t>
+      </w:r>
+      <w:r>
+        <w:rPr>
+          <w:rFonts w:ascii="Consolas" w:hAnsi="Consolas"/>
+          <w:color w:val="333333"/>
+          <w:sz w:val="19"/>
+          <w:shd w:val="clear" w:fill="F5F5F5"/>
+        </w:rPr>
+      </w:r>
+      <w:r>
+        <w:rPr>
+          <w:rFonts w:ascii="Consolas" w:hAnsi="Consolas"/>
+          <w:color w:val="333333"/>
+          <w:sz w:val="19"/>
+          <w:shd w:val="clear" w:fill="F5F5F5"/>
+        </w:rPr>
+      </w:r>
+      <w:r>
+        <w:rPr>
+          <w:rFonts w:ascii="Consolas" w:hAnsi="Consolas"/>
+          <w:color w:val="333333"/>
+          <w:sz w:val="19"/>
+          <w:shd w:val="clear" w:fill="F5F5F5"/>
+        </w:rPr>
+      </w:r>
+      <w:r>
+        <w:rPr>
+          <w:rFonts w:ascii="Consolas" w:hAnsi="Consolas"/>
+          <w:color w:val="333333"/>
+          <w:sz w:val="19"/>
+          <w:shd w:val="clear" w:fill="F5F5F5"/>
+        </w:rPr>
+      </w:r>
+      <w:r>
+        <w:rPr>
+          <w:rFonts w:ascii="Consolas" w:hAnsi="Consolas"/>
+          <w:color w:val="333333"/>
+          <w:sz w:val="19"/>
+          <w:shd w:val="clear" w:fill="F5F5F5"/>
+        </w:rPr>
+      </w:r>
+      <w:r>
+        <w:rPr>
+          <w:rFonts w:ascii="Consolas" w:hAnsi="Consolas"/>
+          <w:color w:val="333333"/>
+          <w:sz w:val="19"/>
+          <w:shd w:val="clear" w:fill="F5F5F5"/>
+        </w:rPr>
+      </w:r>
+      <w:r>
+        <w:rPr>
+          <w:rFonts w:ascii="Consolas" w:hAnsi="Consolas"/>
+          <w:color w:val="333333"/>
+          <w:sz w:val="19"/>
+          <w:shd w:val="clear" w:fill="F5F5F5"/>
+        </w:rPr>
+      </w:r>
+      <w:r>
+        <w:rPr>
+          <w:rFonts w:ascii="Consolas" w:hAnsi="Consolas"/>
+          <w:color w:val="333333"/>
+          <w:sz w:val="19"/>
+          <w:shd w:val="clear" w:fill="F5F5F5"/>
+        </w:rPr>
+      </w:r>
+      <w:r>
+        <w:rPr>
+          <w:rFonts w:ascii="Consolas" w:hAnsi="Consolas"/>
+          <w:color w:val="333333"/>
+          <w:sz w:val="19"/>
+          <w:shd w:val="clear" w:fill="F5F5F5"/>
+        </w:rPr>
+      </w:r>
+      <w:r>
+        <w:rPr>
+          <w:rFonts w:ascii="Consolas" w:hAnsi="Consolas"/>
+          <w:color w:val="333333"/>
+          <w:sz w:val="19"/>
+          <w:shd w:val="clear" w:fill="F5F5F5"/>
+        </w:rPr>
+      </w:r>
+      <w:r>
+        <w:rPr>
+          <w:rFonts w:ascii="Consolas" w:hAnsi="Consolas"/>
+          <w:color w:val="333333"/>
+          <w:sz w:val="19"/>
+          <w:shd w:val="clear" w:fill="F5F5F5"/>
+        </w:rPr>
+      </w:r>
+      <w:r>
+        <w:rPr>
+          <w:rFonts w:ascii="Consolas" w:hAnsi="Consolas"/>
+          <w:color w:val="333333"/>
+          <w:sz w:val="19"/>
+          <w:shd w:val="clear" w:fill="F5F5F5"/>
+        </w:rPr>
+      </w:r>
+      <w:r>
+        <w:rPr>
+          <w:rFonts w:ascii="Consolas" w:hAnsi="Consolas"/>
+          <w:color w:val="333333"/>
+          <w:sz w:val="19"/>
+          <w:shd w:val="clear" w:fill="F5F5F5"/>
+        </w:rPr>
+      </w:r>
+      <w:r>
+        <w:rPr>
+          <w:rFonts w:ascii="Consolas" w:hAnsi="Consolas"/>
+          <w:color w:val="333333"/>
+          <w:sz w:val="19"/>
+          <w:shd w:val="clear" w:fill="F5F5F5"/>
+        </w:rPr>
+      </w:r>
+      <w:r>
+        <w:rPr>
+          <w:rFonts w:ascii="Consolas" w:hAnsi="Consolas"/>
+          <w:color w:val="333333"/>
+          <w:sz w:val="19"/>
+          <w:shd w:val="clear" w:fill="F5F5F5"/>
+        </w:rPr>
       </w:r>
     </w:p>
     <w:p>
@@ -4846,222 +4856,222 @@
           <w:shd w:val="clear" w:fill="F5F5F5"/>
         </w:rPr>
         <w:t>#!/bin/bash</w:t>
-      </w:r>
-      <w:r>
-        <w:rPr>
-          <w:rFonts w:ascii="Consolas" w:hAnsi="Consolas"/>
-          <w:color w:val="333333"/>
-          <w:sz w:val="19"/>
-          <w:shd w:val="clear" w:fill="F5F5F5"/>
-        </w:rPr>
-        <w:br w:type="textWrapping"/>
-      </w:r>
-      <w:r>
-        <w:rPr>
-          <w:rFonts w:ascii="Consolas" w:hAnsi="Consolas"/>
-          <w:color w:val="333333"/>
-          <w:sz w:val="19"/>
-          <w:shd w:val="clear" w:fill="F5F5F5"/>
-        </w:rPr>
+        <w:br/>
         <w:t>cd /www/wwwroot/unowire</w:t>
-      </w:r>
-      <w:r>
-        <w:rPr>
-          <w:rFonts w:ascii="Consolas" w:hAnsi="Consolas"/>
-          <w:color w:val="333333"/>
-          <w:sz w:val="19"/>
-          <w:shd w:val="clear" w:fill="F5F5F5"/>
-        </w:rPr>
-        <w:br w:type="textWrapping"/>
-      </w:r>
-      <w:r>
-        <w:rPr>
-          <w:rFonts w:ascii="Consolas" w:hAnsi="Consolas"/>
-          <w:color w:val="333333"/>
-          <w:sz w:val="19"/>
-          <w:shd w:val="clear" w:fill="F5F5F5"/>
-        </w:rPr>
+        <w:br/>
         <w:t>BACKUP_DIR=/www/backup/unowire</w:t>
-      </w:r>
-      <w:r>
-        <w:rPr>
-          <w:rFonts w:ascii="Consolas" w:hAnsi="Consolas"/>
-          <w:color w:val="333333"/>
-          <w:sz w:val="19"/>
-          <w:shd w:val="clear" w:fill="F5F5F5"/>
-        </w:rPr>
-        <w:br w:type="textWrapping"/>
-      </w:r>
-      <w:r>
-        <w:rPr>
-          <w:rFonts w:ascii="Consolas" w:hAnsi="Consolas"/>
-          <w:color w:val="333333"/>
-          <w:sz w:val="19"/>
-          <w:shd w:val="clear" w:fill="F5F5F5"/>
-        </w:rPr>
+        <w:br/>
         <w:t>mkdir -p $BACKUP_DIR</w:t>
-      </w:r>
-      <w:r>
-        <w:rPr>
-          <w:rFonts w:ascii="Consolas" w:hAnsi="Consolas"/>
-          <w:color w:val="333333"/>
-          <w:sz w:val="19"/>
-          <w:shd w:val="clear" w:fill="F5F5F5"/>
-        </w:rPr>
-        <w:br w:type="textWrapping"/>
-      </w:r>
-      <w:r>
-        <w:rPr>
-          <w:rFonts w:ascii="Consolas" w:hAnsi="Consolas"/>
-          <w:color w:val="333333"/>
-          <w:sz w:val="19"/>
-          <w:shd w:val="clear" w:fill="F5F5F5"/>
-        </w:rPr>
-        <w:br w:type="textWrapping"/>
-      </w:r>
-      <w:r>
-        <w:rPr>
-          <w:rFonts w:ascii="Consolas" w:hAnsi="Consolas"/>
-          <w:color w:val="333333"/>
-          <w:sz w:val="19"/>
-          <w:shd w:val="clear" w:fill="F5F5F5"/>
-        </w:rPr>
+        <w:br/>
+        <w:br/>
         <w:t># 数据库备份（保留 30 天）</w:t>
-      </w:r>
-      <w:r>
-        <w:rPr>
-          <w:rFonts w:ascii="Consolas" w:hAnsi="Consolas"/>
-          <w:color w:val="333333"/>
-          <w:sz w:val="19"/>
-          <w:shd w:val="clear" w:fill="F5F5F5"/>
-        </w:rPr>
-        <w:br w:type="textWrapping"/>
-      </w:r>
-      <w:r>
-        <w:rPr>
-          <w:rFonts w:ascii="Consolas" w:hAnsi="Consolas"/>
-          <w:color w:val="333333"/>
-          <w:sz w:val="19"/>
-          <w:shd w:val="clear" w:fill="F5F5F5"/>
-        </w:rPr>
-        <w:t>docker compose exec -T db pg_dump -U unowire unowire | gzip &gt; $BACKUP_DIR/db_$(date +%Y%m%d).sql.gz</w:t>
-      </w:r>
-      <w:r>
-        <w:rPr>
-          <w:rFonts w:ascii="Consolas" w:hAnsi="Consolas"/>
-          <w:color w:val="333333"/>
-          <w:sz w:val="19"/>
-          <w:shd w:val="clear" w:fill="F5F5F5"/>
-        </w:rPr>
-        <w:br w:type="textWrapping"/>
-      </w:r>
-      <w:r>
-        <w:rPr>
-          <w:rFonts w:ascii="Consolas" w:hAnsi="Consolas"/>
-          <w:color w:val="333333"/>
-          <w:sz w:val="19"/>
-          <w:shd w:val="clear" w:fill="F5F5F5"/>
-        </w:rPr>
+        <w:br/>
+        <w:t>docker compose --env-file .env.docker exec -T db pg_dump -U unowire unowire | gzip &gt; $BACKUP_DIR/db_$(date +%Y%m%d).sql.gz</w:t>
+        <w:br/>
         <w:t>find $BACKUP_DIR -name "db_*.sql.gz" -mtime +30 -delete</w:t>
-      </w:r>
-      <w:r>
-        <w:rPr>
-          <w:rFonts w:ascii="Consolas" w:hAnsi="Consolas"/>
-          <w:color w:val="333333"/>
-          <w:sz w:val="19"/>
-          <w:shd w:val="clear" w:fill="F5F5F5"/>
-        </w:rPr>
-        <w:br w:type="textWrapping"/>
-      </w:r>
-      <w:r>
-        <w:rPr>
-          <w:rFonts w:ascii="Consolas" w:hAnsi="Consolas"/>
-          <w:color w:val="333333"/>
-          <w:sz w:val="19"/>
-          <w:shd w:val="clear" w:fill="F5F5F5"/>
-        </w:rPr>
-        <w:br w:type="textWrapping"/>
-      </w:r>
-      <w:r>
-        <w:rPr>
-          <w:rFonts w:ascii="Consolas" w:hAnsi="Consolas"/>
-          <w:color w:val="333333"/>
-          <w:sz w:val="19"/>
-          <w:shd w:val="clear" w:fill="F5F5F5"/>
-        </w:rPr>
+        <w:br/>
+        <w:br/>
         <w:t># 媒体文件备份（每周日全量）</w:t>
-      </w:r>
-      <w:r>
-        <w:rPr>
-          <w:rFonts w:ascii="Consolas" w:hAnsi="Consolas"/>
-          <w:color w:val="333333"/>
-          <w:sz w:val="19"/>
-          <w:shd w:val="clear" w:fill="F5F5F5"/>
-        </w:rPr>
-        <w:br w:type="textWrapping"/>
-      </w:r>
-      <w:r>
-        <w:rPr>
-          <w:rFonts w:ascii="Consolas" w:hAnsi="Consolas"/>
-          <w:color w:val="333333"/>
-          <w:sz w:val="19"/>
-          <w:shd w:val="clear" w:fill="F5F5F5"/>
-        </w:rPr>
+        <w:br/>
         <w:t>if [ $(date +%u) -eq 7 ]; then</w:t>
-      </w:r>
-      <w:r>
-        <w:rPr>
-          <w:rFonts w:ascii="Consolas" w:hAnsi="Consolas"/>
-          <w:color w:val="333333"/>
-          <w:sz w:val="19"/>
-          <w:shd w:val="clear" w:fill="F5F5F5"/>
-        </w:rPr>
-        <w:br w:type="textWrapping"/>
-      </w:r>
-      <w:r>
-        <w:rPr>
-          <w:rFonts w:ascii="Consolas" w:hAnsi="Consolas"/>
-          <w:color w:val="333333"/>
-          <w:sz w:val="19"/>
-          <w:shd w:val="clear" w:fill="F5F5F5"/>
-        </w:rPr>
-        <w:t xml:space="preserve">  docker compose cp backend:/app/media $BACKUP_DIR/media_$(date +%Y%m%d)</w:t>
-      </w:r>
-      <w:r>
-        <w:rPr>
-          <w:rFonts w:ascii="Consolas" w:hAnsi="Consolas"/>
-          <w:color w:val="333333"/>
-          <w:sz w:val="19"/>
-          <w:shd w:val="clear" w:fill="F5F5F5"/>
-        </w:rPr>
-        <w:br w:type="textWrapping"/>
-      </w:r>
-      <w:r>
-        <w:rPr>
-          <w:rFonts w:ascii="Consolas" w:hAnsi="Consolas"/>
-          <w:color w:val="333333"/>
-          <w:sz w:val="19"/>
-          <w:shd w:val="clear" w:fill="F5F5F5"/>
-        </w:rPr>
+        <w:br/>
+        <w:t xml:space="preserve">  docker compose --env-file .env.docker cp backend:/app/media $BACKUP_DIR/media_$(date +%Y%m%d)</w:t>
+        <w:br/>
         <w:t xml:space="preserve">  find $BACKUP_DIR -name "media_*" -type d -mtime +90 -exec rm -rf {} +</w:t>
-      </w:r>
-      <w:r>
-        <w:rPr>
-          <w:rFonts w:ascii="Consolas" w:hAnsi="Consolas"/>
-          <w:color w:val="333333"/>
-          <w:sz w:val="19"/>
-          <w:shd w:val="clear" w:fill="F5F5F5"/>
-        </w:rPr>
-        <w:br w:type="textWrapping"/>
-      </w:r>
-      <w:r>
-        <w:rPr>
-          <w:rFonts w:ascii="Consolas" w:hAnsi="Consolas"/>
-          <w:color w:val="333333"/>
-          <w:sz w:val="19"/>
-          <w:shd w:val="clear" w:fill="F5F5F5"/>
-        </w:rPr>
+        <w:br/>
         <w:t>fi</w:t>
+      </w:r>
+      <w:r>
+        <w:rPr>
+          <w:rFonts w:ascii="Consolas" w:hAnsi="Consolas"/>
+          <w:color w:val="333333"/>
+          <w:sz w:val="19"/>
+          <w:shd w:val="clear" w:fill="F5F5F5"/>
+        </w:rPr>
+      </w:r>
+      <w:r>
+        <w:rPr>
+          <w:rFonts w:ascii="Consolas" w:hAnsi="Consolas"/>
+          <w:color w:val="333333"/>
+          <w:sz w:val="19"/>
+          <w:shd w:val="clear" w:fill="F5F5F5"/>
+        </w:rPr>
+      </w:r>
+      <w:r>
+        <w:rPr>
+          <w:rFonts w:ascii="Consolas" w:hAnsi="Consolas"/>
+          <w:color w:val="333333"/>
+          <w:sz w:val="19"/>
+          <w:shd w:val="clear" w:fill="F5F5F5"/>
+        </w:rPr>
+      </w:r>
+      <w:r>
+        <w:rPr>
+          <w:rFonts w:ascii="Consolas" w:hAnsi="Consolas"/>
+          <w:color w:val="333333"/>
+          <w:sz w:val="19"/>
+          <w:shd w:val="clear" w:fill="F5F5F5"/>
+        </w:rPr>
+      </w:r>
+      <w:r>
+        <w:rPr>
+          <w:rFonts w:ascii="Consolas" w:hAnsi="Consolas"/>
+          <w:color w:val="333333"/>
+          <w:sz w:val="19"/>
+          <w:shd w:val="clear" w:fill="F5F5F5"/>
+        </w:rPr>
+      </w:r>
+      <w:r>
+        <w:rPr>
+          <w:rFonts w:ascii="Consolas" w:hAnsi="Consolas"/>
+          <w:color w:val="333333"/>
+          <w:sz w:val="19"/>
+          <w:shd w:val="clear" w:fill="F5F5F5"/>
+        </w:rPr>
+      </w:r>
+      <w:r>
+        <w:rPr>
+          <w:rFonts w:ascii="Consolas" w:hAnsi="Consolas"/>
+          <w:color w:val="333333"/>
+          <w:sz w:val="19"/>
+          <w:shd w:val="clear" w:fill="F5F5F5"/>
+        </w:rPr>
+      </w:r>
+      <w:r>
+        <w:rPr>
+          <w:rFonts w:ascii="Consolas" w:hAnsi="Consolas"/>
+          <w:color w:val="333333"/>
+          <w:sz w:val="19"/>
+          <w:shd w:val="clear" w:fill="F5F5F5"/>
+        </w:rPr>
+      </w:r>
+      <w:r>
+        <w:rPr>
+          <w:rFonts w:ascii="Consolas" w:hAnsi="Consolas"/>
+          <w:color w:val="333333"/>
+          <w:sz w:val="19"/>
+          <w:shd w:val="clear" w:fill="F5F5F5"/>
+        </w:rPr>
+      </w:r>
+      <w:r>
+        <w:rPr>
+          <w:rFonts w:ascii="Consolas" w:hAnsi="Consolas"/>
+          <w:color w:val="333333"/>
+          <w:sz w:val="19"/>
+          <w:shd w:val="clear" w:fill="F5F5F5"/>
+        </w:rPr>
+      </w:r>
+      <w:r>
+        <w:rPr>
+          <w:rFonts w:ascii="Consolas" w:hAnsi="Consolas"/>
+          <w:color w:val="333333"/>
+          <w:sz w:val="19"/>
+          <w:shd w:val="clear" w:fill="F5F5F5"/>
+        </w:rPr>
+      </w:r>
+      <w:r>
+        <w:rPr>
+          <w:rFonts w:ascii="Consolas" w:hAnsi="Consolas"/>
+          <w:color w:val="333333"/>
+          <w:sz w:val="19"/>
+          <w:shd w:val="clear" w:fill="F5F5F5"/>
+        </w:rPr>
+      </w:r>
+      <w:r>
+        <w:rPr>
+          <w:rFonts w:ascii="Consolas" w:hAnsi="Consolas"/>
+          <w:color w:val="333333"/>
+          <w:sz w:val="19"/>
+          <w:shd w:val="clear" w:fill="F5F5F5"/>
+        </w:rPr>
+      </w:r>
+      <w:r>
+        <w:rPr>
+          <w:rFonts w:ascii="Consolas" w:hAnsi="Consolas"/>
+          <w:color w:val="333333"/>
+          <w:sz w:val="19"/>
+          <w:shd w:val="clear" w:fill="F5F5F5"/>
+        </w:rPr>
+      </w:r>
+      <w:r>
+        <w:rPr>
+          <w:rFonts w:ascii="Consolas" w:hAnsi="Consolas"/>
+          <w:color w:val="333333"/>
+          <w:sz w:val="19"/>
+          <w:shd w:val="clear" w:fill="F5F5F5"/>
+        </w:rPr>
+      </w:r>
+      <w:r>
+        <w:rPr>
+          <w:rFonts w:ascii="Consolas" w:hAnsi="Consolas"/>
+          <w:color w:val="333333"/>
+          <w:sz w:val="19"/>
+          <w:shd w:val="clear" w:fill="F5F5F5"/>
+        </w:rPr>
+      </w:r>
+      <w:r>
+        <w:rPr>
+          <w:rFonts w:ascii="Consolas" w:hAnsi="Consolas"/>
+          <w:color w:val="333333"/>
+          <w:sz w:val="19"/>
+          <w:shd w:val="clear" w:fill="F5F5F5"/>
+        </w:rPr>
+      </w:r>
+      <w:r>
+        <w:rPr>
+          <w:rFonts w:ascii="Consolas" w:hAnsi="Consolas"/>
+          <w:color w:val="333333"/>
+          <w:sz w:val="19"/>
+          <w:shd w:val="clear" w:fill="F5F5F5"/>
+        </w:rPr>
+      </w:r>
+      <w:r>
+        <w:rPr>
+          <w:rFonts w:ascii="Consolas" w:hAnsi="Consolas"/>
+          <w:color w:val="333333"/>
+          <w:sz w:val="19"/>
+          <w:shd w:val="clear" w:fill="F5F5F5"/>
+        </w:rPr>
+      </w:r>
+      <w:r>
+        <w:rPr>
+          <w:rFonts w:ascii="Consolas" w:hAnsi="Consolas"/>
+          <w:color w:val="333333"/>
+          <w:sz w:val="19"/>
+          <w:shd w:val="clear" w:fill="F5F5F5"/>
+        </w:rPr>
+      </w:r>
+      <w:r>
+        <w:rPr>
+          <w:rFonts w:ascii="Consolas" w:hAnsi="Consolas"/>
+          <w:color w:val="333333"/>
+          <w:sz w:val="19"/>
+          <w:shd w:val="clear" w:fill="F5F5F5"/>
+        </w:rPr>
+      </w:r>
+      <w:r>
+        <w:rPr>
+          <w:rFonts w:ascii="Consolas" w:hAnsi="Consolas"/>
+          <w:color w:val="333333"/>
+          <w:sz w:val="19"/>
+          <w:shd w:val="clear" w:fill="F5F5F5"/>
+        </w:rPr>
+      </w:r>
+      <w:r>
+        <w:rPr>
+          <w:rFonts w:ascii="Consolas" w:hAnsi="Consolas"/>
+          <w:color w:val="333333"/>
+          <w:sz w:val="19"/>
+          <w:shd w:val="clear" w:fill="F5F5F5"/>
+        </w:rPr>
+      </w:r>
+      <w:r>
+        <w:rPr>
+          <w:rFonts w:ascii="Consolas" w:hAnsi="Consolas"/>
+          <w:color w:val="333333"/>
+          <w:sz w:val="19"/>
+          <w:shd w:val="clear" w:fill="F5F5F5"/>
+        </w:rPr>
       </w:r>
     </w:p>
     <w:p>
@@ -5084,96 +5094,96 @@
           <w:shd w:val="clear" w:fill="F5F5F5"/>
         </w:rPr>
         <w:t>cd /www/wwwroot/unowire</w:t>
-      </w:r>
-      <w:r>
-        <w:rPr>
-          <w:rFonts w:ascii="Consolas" w:hAnsi="Consolas"/>
-          <w:color w:val="333333"/>
-          <w:sz w:val="19"/>
-          <w:shd w:val="clear" w:fill="F5F5F5"/>
-        </w:rPr>
-        <w:br w:type="textWrapping"/>
-      </w:r>
-      <w:r>
-        <w:rPr>
-          <w:rFonts w:ascii="Consolas" w:hAnsi="Consolas"/>
-          <w:color w:val="333333"/>
-          <w:sz w:val="19"/>
-          <w:shd w:val="clear" w:fill="F5F5F5"/>
-        </w:rPr>
-        <w:br w:type="textWrapping"/>
-      </w:r>
-      <w:r>
-        <w:rPr>
-          <w:rFonts w:ascii="Consolas" w:hAnsi="Consolas"/>
-          <w:color w:val="333333"/>
-          <w:sz w:val="19"/>
-          <w:shd w:val="clear" w:fill="F5F5F5"/>
-        </w:rPr>
+        <w:br/>
+        <w:br/>
         <w:t># 恢复数据库</w:t>
-      </w:r>
-      <w:r>
-        <w:rPr>
-          <w:rFonts w:ascii="Consolas" w:hAnsi="Consolas"/>
-          <w:color w:val="333333"/>
-          <w:sz w:val="19"/>
-          <w:shd w:val="clear" w:fill="F5F5F5"/>
-        </w:rPr>
-        <w:br w:type="textWrapping"/>
-      </w:r>
-      <w:r>
-        <w:rPr>
-          <w:rFonts w:ascii="Consolas" w:hAnsi="Consolas"/>
-          <w:color w:val="333333"/>
-          <w:sz w:val="19"/>
-          <w:shd w:val="clear" w:fill="F5F5F5"/>
-        </w:rPr>
-        <w:t>cat backup_xxxxxx.sql | docker compose exec -T db psql -U unowire -d unowire</w:t>
-      </w:r>
-      <w:r>
-        <w:rPr>
-          <w:rFonts w:ascii="Consolas" w:hAnsi="Consolas"/>
-          <w:color w:val="333333"/>
-          <w:sz w:val="19"/>
-          <w:shd w:val="clear" w:fill="F5F5F5"/>
-        </w:rPr>
-        <w:br w:type="textWrapping"/>
-      </w:r>
-      <w:r>
-        <w:rPr>
-          <w:rFonts w:ascii="Consolas" w:hAnsi="Consolas"/>
-          <w:color w:val="333333"/>
-          <w:sz w:val="19"/>
-          <w:shd w:val="clear" w:fill="F5F5F5"/>
-        </w:rPr>
-        <w:br w:type="textWrapping"/>
-      </w:r>
-      <w:r>
-        <w:rPr>
-          <w:rFonts w:ascii="Consolas" w:hAnsi="Consolas"/>
-          <w:color w:val="333333"/>
-          <w:sz w:val="19"/>
-          <w:shd w:val="clear" w:fill="F5F5F5"/>
-        </w:rPr>
+        <w:br/>
+        <w:t>cat backup_xxxxxx.sql | docker compose --env-file .env.docker exec -T db psql -U unowire -d unowire</w:t>
+        <w:br/>
+        <w:br/>
         <w:t># 恢复压缩备份</w:t>
-      </w:r>
-      <w:r>
-        <w:rPr>
-          <w:rFonts w:ascii="Consolas" w:hAnsi="Consolas"/>
-          <w:color w:val="333333"/>
-          <w:sz w:val="19"/>
-          <w:shd w:val="clear" w:fill="F5F5F5"/>
-        </w:rPr>
-        <w:br w:type="textWrapping"/>
-      </w:r>
-      <w:r>
-        <w:rPr>
-          <w:rFonts w:ascii="Consolas" w:hAnsi="Consolas"/>
-          <w:color w:val="333333"/>
-          <w:sz w:val="19"/>
-          <w:shd w:val="clear" w:fill="F5F5F5"/>
-        </w:rPr>
-        <w:t>gunzip -c db_xxxxxx.sql.gz | docker compose exec -T db psql -U unowire -d unowire</w:t>
+        <w:br/>
+        <w:t>gunzip -c db_xxxxxx.sql.gz | docker compose --env-file .env.docker exec -T db psql -U unowire -d unowire</w:t>
+      </w:r>
+      <w:r>
+        <w:rPr>
+          <w:rFonts w:ascii="Consolas" w:hAnsi="Consolas"/>
+          <w:color w:val="333333"/>
+          <w:sz w:val="19"/>
+          <w:shd w:val="clear" w:fill="F5F5F5"/>
+        </w:rPr>
+      </w:r>
+      <w:r>
+        <w:rPr>
+          <w:rFonts w:ascii="Consolas" w:hAnsi="Consolas"/>
+          <w:color w:val="333333"/>
+          <w:sz w:val="19"/>
+          <w:shd w:val="clear" w:fill="F5F5F5"/>
+        </w:rPr>
+      </w:r>
+      <w:r>
+        <w:rPr>
+          <w:rFonts w:ascii="Consolas" w:hAnsi="Consolas"/>
+          <w:color w:val="333333"/>
+          <w:sz w:val="19"/>
+          <w:shd w:val="clear" w:fill="F5F5F5"/>
+        </w:rPr>
+      </w:r>
+      <w:r>
+        <w:rPr>
+          <w:rFonts w:ascii="Consolas" w:hAnsi="Consolas"/>
+          <w:color w:val="333333"/>
+          <w:sz w:val="19"/>
+          <w:shd w:val="clear" w:fill="F5F5F5"/>
+        </w:rPr>
+      </w:r>
+      <w:r>
+        <w:rPr>
+          <w:rFonts w:ascii="Consolas" w:hAnsi="Consolas"/>
+          <w:color w:val="333333"/>
+          <w:sz w:val="19"/>
+          <w:shd w:val="clear" w:fill="F5F5F5"/>
+        </w:rPr>
+      </w:r>
+      <w:r>
+        <w:rPr>
+          <w:rFonts w:ascii="Consolas" w:hAnsi="Consolas"/>
+          <w:color w:val="333333"/>
+          <w:sz w:val="19"/>
+          <w:shd w:val="clear" w:fill="F5F5F5"/>
+        </w:rPr>
+      </w:r>
+      <w:r>
+        <w:rPr>
+          <w:rFonts w:ascii="Consolas" w:hAnsi="Consolas"/>
+          <w:color w:val="333333"/>
+          <w:sz w:val="19"/>
+          <w:shd w:val="clear" w:fill="F5F5F5"/>
+        </w:rPr>
+      </w:r>
+      <w:r>
+        <w:rPr>
+          <w:rFonts w:ascii="Consolas" w:hAnsi="Consolas"/>
+          <w:color w:val="333333"/>
+          <w:sz w:val="19"/>
+          <w:shd w:val="clear" w:fill="F5F5F5"/>
+        </w:rPr>
+      </w:r>
+      <w:r>
+        <w:rPr>
+          <w:rFonts w:ascii="Consolas" w:hAnsi="Consolas"/>
+          <w:color w:val="333333"/>
+          <w:sz w:val="19"/>
+          <w:shd w:val="clear" w:fill="F5F5F5"/>
+        </w:rPr>
+      </w:r>
+      <w:r>
+        <w:rPr>
+          <w:rFonts w:ascii="Consolas" w:hAnsi="Consolas"/>
+          <w:color w:val="333333"/>
+          <w:sz w:val="19"/>
+          <w:shd w:val="clear" w:fill="F5F5F5"/>
+        </w:rPr>
       </w:r>
     </w:p>
     <w:p>
@@ -8867,465 +8877,465 @@
           <w:shd w:val="clear" w:fill="F5F5F5"/>
         </w:rPr>
         <w:t># ==================== 步骤 1：备份数据库 ====================</w:t>
-      </w:r>
-      <w:r>
-        <w:rPr>
-          <w:rFonts w:ascii="Consolas" w:hAnsi="Consolas"/>
-          <w:color w:val="333333"/>
-          <w:sz w:val="19"/>
-          <w:shd w:val="clear" w:fill="F5F5F5"/>
-        </w:rPr>
-        <w:br w:type="textWrapping"/>
-      </w:r>
-      <w:r>
-        <w:rPr>
-          <w:rFonts w:ascii="Consolas" w:hAnsi="Consolas"/>
-          <w:color w:val="333333"/>
-          <w:sz w:val="19"/>
-          <w:shd w:val="clear" w:fill="F5F5F5"/>
-        </w:rPr>
+        <w:br/>
         <w:t>cd /www/wwwroot/unowire</w:t>
-      </w:r>
-      <w:r>
-        <w:rPr>
-          <w:rFonts w:ascii="Consolas" w:hAnsi="Consolas"/>
-          <w:color w:val="333333"/>
-          <w:sz w:val="19"/>
-          <w:shd w:val="clear" w:fill="F5F5F5"/>
-        </w:rPr>
-        <w:br w:type="textWrapping"/>
-      </w:r>
-      <w:r>
-        <w:rPr>
-          <w:rFonts w:ascii="Consolas" w:hAnsi="Consolas"/>
-          <w:color w:val="333333"/>
-          <w:sz w:val="19"/>
-          <w:shd w:val="clear" w:fill="F5F5F5"/>
-        </w:rPr>
-        <w:t>docker compose exec -T db pg_dump -U unowire unowire &gt; /www/backup/unowire/pre_update_$(date +%Y%m%d_%H%M%S).sql</w:t>
-      </w:r>
-      <w:r>
-        <w:rPr>
-          <w:rFonts w:ascii="Consolas" w:hAnsi="Consolas"/>
-          <w:color w:val="333333"/>
-          <w:sz w:val="19"/>
-          <w:shd w:val="clear" w:fill="F5F5F5"/>
-        </w:rPr>
-        <w:br w:type="textWrapping"/>
-      </w:r>
-      <w:r>
-        <w:rPr>
-          <w:rFonts w:ascii="Consolas" w:hAnsi="Consolas"/>
-          <w:color w:val="333333"/>
-          <w:sz w:val="19"/>
-          <w:shd w:val="clear" w:fill="F5F5F5"/>
-        </w:rPr>
+        <w:br/>
+        <w:t>docker compose --env-file .env.docker exec -T db pg_dump -U unowire unowire &gt; /www/backup/unowire/pre_update_$(date +%Y%m%d_%H%M%S).sql</w:t>
+        <w:br/>
         <w:t>echo "数据库备份完成"</w:t>
-      </w:r>
-      <w:r>
-        <w:rPr>
-          <w:rFonts w:ascii="Consolas" w:hAnsi="Consolas"/>
-          <w:color w:val="333333"/>
-          <w:sz w:val="19"/>
-          <w:shd w:val="clear" w:fill="F5F5F5"/>
-        </w:rPr>
-        <w:br w:type="textWrapping"/>
-      </w:r>
-      <w:r>
-        <w:rPr>
-          <w:rFonts w:ascii="Consolas" w:hAnsi="Consolas"/>
-          <w:color w:val="333333"/>
-          <w:sz w:val="19"/>
-          <w:shd w:val="clear" w:fill="F5F5F5"/>
-        </w:rPr>
-        <w:br w:type="textWrapping"/>
-      </w:r>
-      <w:r>
-        <w:rPr>
-          <w:rFonts w:ascii="Consolas" w:hAnsi="Consolas"/>
-          <w:color w:val="333333"/>
-          <w:sz w:val="19"/>
-          <w:shd w:val="clear" w:fill="F5F5F5"/>
-        </w:rPr>
+        <w:br/>
+        <w:br/>
         <w:t># ==================== 步骤 2：拉取最新代码 ====================</w:t>
-      </w:r>
-      <w:r>
-        <w:rPr>
-          <w:rFonts w:ascii="Consolas" w:hAnsi="Consolas"/>
-          <w:color w:val="333333"/>
-          <w:sz w:val="19"/>
-          <w:shd w:val="clear" w:fill="F5F5F5"/>
-        </w:rPr>
-        <w:br w:type="textWrapping"/>
-      </w:r>
-      <w:r>
-        <w:rPr>
-          <w:rFonts w:ascii="Consolas" w:hAnsi="Consolas"/>
-          <w:color w:val="333333"/>
-          <w:sz w:val="19"/>
-          <w:shd w:val="clear" w:fill="F5F5F5"/>
-        </w:rPr>
+        <w:br/>
         <w:t>git pull origin master</w:t>
-      </w:r>
-      <w:r>
-        <w:rPr>
-          <w:rFonts w:ascii="Consolas" w:hAnsi="Consolas"/>
-          <w:color w:val="333333"/>
-          <w:sz w:val="19"/>
-          <w:shd w:val="clear" w:fill="F5F5F5"/>
-        </w:rPr>
-        <w:br w:type="textWrapping"/>
-      </w:r>
-      <w:r>
-        <w:rPr>
-          <w:rFonts w:ascii="Consolas" w:hAnsi="Consolas"/>
-          <w:color w:val="333333"/>
-          <w:sz w:val="19"/>
-          <w:shd w:val="clear" w:fill="F5F5F5"/>
-        </w:rPr>
-        <w:t># 如部署在特定分支：git pull origin rename-terminal-to-connectivity</w:t>
-      </w:r>
-      <w:r>
-        <w:rPr>
-          <w:rFonts w:ascii="Consolas" w:hAnsi="Consolas"/>
-          <w:color w:val="333333"/>
-          <w:sz w:val="19"/>
-          <w:shd w:val="clear" w:fill="F5F5F5"/>
-        </w:rPr>
-        <w:br w:type="textWrapping"/>
-      </w:r>
-      <w:r>
-        <w:rPr>
-          <w:rFonts w:ascii="Consolas" w:hAnsi="Consolas"/>
-          <w:color w:val="333333"/>
-          <w:sz w:val="19"/>
-          <w:shd w:val="clear" w:fill="F5F5F5"/>
-        </w:rPr>
-        <w:br w:type="textWrapping"/>
-      </w:r>
-      <w:r>
-        <w:rPr>
-          <w:rFonts w:ascii="Consolas" w:hAnsi="Consolas"/>
-          <w:color w:val="333333"/>
-          <w:sz w:val="19"/>
-          <w:shd w:val="clear" w:fill="F5F5F5"/>
-        </w:rPr>
+        <w:br/>
+        <w:t># 如部署在特定分支：# git pull origin &lt;branch-name&gt;  # 默认部署 master 分支</w:t>
+        <w:br/>
+        <w:br/>
         <w:t># ==================== 步骤 3：重建并重启服务 ====================</w:t>
-      </w:r>
-      <w:r>
-        <w:rPr>
-          <w:rFonts w:ascii="Consolas" w:hAnsi="Consolas"/>
-          <w:color w:val="333333"/>
-          <w:sz w:val="19"/>
-          <w:shd w:val="clear" w:fill="F5F5F5"/>
-        </w:rPr>
-        <w:br w:type="textWrapping"/>
-      </w:r>
-      <w:r>
-        <w:rPr>
-          <w:rFonts w:ascii="Consolas" w:hAnsi="Consolas"/>
-          <w:color w:val="333333"/>
-          <w:sz w:val="19"/>
-          <w:shd w:val="clear" w:fill="F5F5F5"/>
-        </w:rPr>
+        <w:br/>
         <w:t># 如果只有后端代码变更</w:t>
-      </w:r>
-      <w:r>
-        <w:rPr>
-          <w:rFonts w:ascii="Consolas" w:hAnsi="Consolas"/>
-          <w:color w:val="333333"/>
-          <w:sz w:val="19"/>
-          <w:shd w:val="clear" w:fill="F5F5F5"/>
-        </w:rPr>
-        <w:br w:type="textWrapping"/>
-      </w:r>
-      <w:r>
-        <w:rPr>
-          <w:rFonts w:ascii="Consolas" w:hAnsi="Consolas"/>
-          <w:color w:val="333333"/>
-          <w:sz w:val="19"/>
-          <w:shd w:val="clear" w:fill="F5F5F5"/>
-        </w:rPr>
-        <w:t>docker compose up -d --build backend</w:t>
-      </w:r>
-      <w:r>
-        <w:rPr>
-          <w:rFonts w:ascii="Consolas" w:hAnsi="Consolas"/>
-          <w:color w:val="333333"/>
-          <w:sz w:val="19"/>
-          <w:shd w:val="clear" w:fill="F5F5F5"/>
-        </w:rPr>
-        <w:br w:type="textWrapping"/>
-      </w:r>
-      <w:r>
-        <w:rPr>
-          <w:rFonts w:ascii="Consolas" w:hAnsi="Consolas"/>
-          <w:color w:val="333333"/>
-          <w:sz w:val="19"/>
-          <w:shd w:val="clear" w:fill="F5F5F5"/>
-        </w:rPr>
-        <w:br w:type="textWrapping"/>
-      </w:r>
-      <w:r>
-        <w:rPr>
-          <w:rFonts w:ascii="Consolas" w:hAnsi="Consolas"/>
-          <w:color w:val="333333"/>
-          <w:sz w:val="19"/>
-          <w:shd w:val="clear" w:fill="F5F5F5"/>
-        </w:rPr>
+        <w:br/>
+        <w:t>docker compose --env-file .env.docker up -d --build backend</w:t>
+        <w:br/>
+        <w:br/>
         <w:t># 如果只有前端代码变更</w:t>
-      </w:r>
-      <w:r>
-        <w:rPr>
-          <w:rFonts w:ascii="Consolas" w:hAnsi="Consolas"/>
-          <w:color w:val="333333"/>
-          <w:sz w:val="19"/>
-          <w:shd w:val="clear" w:fill="F5F5F5"/>
-        </w:rPr>
-        <w:br w:type="textWrapping"/>
-      </w:r>
-      <w:r>
-        <w:rPr>
-          <w:rFonts w:ascii="Consolas" w:hAnsi="Consolas"/>
-          <w:color w:val="333333"/>
-          <w:sz w:val="19"/>
-          <w:shd w:val="clear" w:fill="F5F5F5"/>
-        </w:rPr>
-        <w:t>docker compose up -d --build frontend</w:t>
-      </w:r>
-      <w:r>
-        <w:rPr>
-          <w:rFonts w:ascii="Consolas" w:hAnsi="Consolas"/>
-          <w:color w:val="333333"/>
-          <w:sz w:val="19"/>
-          <w:shd w:val="clear" w:fill="F5F5F5"/>
-        </w:rPr>
-        <w:br w:type="textWrapping"/>
-      </w:r>
-      <w:r>
-        <w:rPr>
-          <w:rFonts w:ascii="Consolas" w:hAnsi="Consolas"/>
-          <w:color w:val="333333"/>
-          <w:sz w:val="19"/>
-          <w:shd w:val="clear" w:fill="F5F5F5"/>
-        </w:rPr>
-        <w:br w:type="textWrapping"/>
-      </w:r>
-      <w:r>
-        <w:rPr>
-          <w:rFonts w:ascii="Consolas" w:hAnsi="Consolas"/>
-          <w:color w:val="333333"/>
-          <w:sz w:val="19"/>
-          <w:shd w:val="clear" w:fill="F5F5F5"/>
-        </w:rPr>
+        <w:br/>
+        <w:t>docker compose --env-file .env.docker up -d --build frontend</w:t>
+        <w:br/>
+        <w:br/>
         <w:t># 如果前后端都有变更（或依赖文件变化）</w:t>
-      </w:r>
-      <w:r>
-        <w:rPr>
-          <w:rFonts w:ascii="Consolas" w:hAnsi="Consolas"/>
-          <w:color w:val="333333"/>
-          <w:sz w:val="19"/>
-          <w:shd w:val="clear" w:fill="F5F5F5"/>
-        </w:rPr>
-        <w:br w:type="textWrapping"/>
-      </w:r>
-      <w:r>
-        <w:rPr>
-          <w:rFonts w:ascii="Consolas" w:hAnsi="Consolas"/>
-          <w:color w:val="333333"/>
-          <w:sz w:val="19"/>
-          <w:shd w:val="clear" w:fill="F5F5F5"/>
-        </w:rPr>
-        <w:t>docker compose up -d --build</w:t>
-      </w:r>
-      <w:r>
-        <w:rPr>
-          <w:rFonts w:ascii="Consolas" w:hAnsi="Consolas"/>
-          <w:color w:val="333333"/>
-          <w:sz w:val="19"/>
-          <w:shd w:val="clear" w:fill="F5F5F5"/>
-        </w:rPr>
-        <w:br w:type="textWrapping"/>
-      </w:r>
-      <w:r>
-        <w:rPr>
-          <w:rFonts w:ascii="Consolas" w:hAnsi="Consolas"/>
-          <w:color w:val="333333"/>
-          <w:sz w:val="19"/>
-          <w:shd w:val="clear" w:fill="F5F5F5"/>
-        </w:rPr>
-        <w:br w:type="textWrapping"/>
-      </w:r>
-      <w:r>
-        <w:rPr>
-          <w:rFonts w:ascii="Consolas" w:hAnsi="Consolas"/>
-          <w:color w:val="333333"/>
-          <w:sz w:val="19"/>
-          <w:shd w:val="clear" w:fill="F5F5F5"/>
-        </w:rPr>
+        <w:br/>
+        <w:t>docker compose --env-file .env.docker up -d --build</w:t>
+        <w:br/>
+        <w:br/>
         <w:t># ==================== 步骤 4：执行数据库迁移 ====================</w:t>
-      </w:r>
-      <w:r>
-        <w:rPr>
-          <w:rFonts w:ascii="Consolas" w:hAnsi="Consolas"/>
-          <w:color w:val="333333"/>
-          <w:sz w:val="19"/>
-          <w:shd w:val="clear" w:fill="F5F5F5"/>
-        </w:rPr>
-        <w:br w:type="textWrapping"/>
-      </w:r>
-      <w:r>
-        <w:rPr>
-          <w:rFonts w:ascii="Consolas" w:hAnsi="Consolas"/>
-          <w:color w:val="333333"/>
-          <w:sz w:val="19"/>
-          <w:shd w:val="clear" w:fill="F5F5F5"/>
-        </w:rPr>
-        <w:t>docker compose exec backend python -m alembic upgrade head</w:t>
-      </w:r>
-      <w:r>
-        <w:rPr>
-          <w:rFonts w:ascii="Consolas" w:hAnsi="Consolas"/>
-          <w:color w:val="333333"/>
-          <w:sz w:val="19"/>
-          <w:shd w:val="clear" w:fill="F5F5F5"/>
-        </w:rPr>
-        <w:br w:type="textWrapping"/>
-      </w:r>
-      <w:r>
-        <w:rPr>
-          <w:rFonts w:ascii="Consolas" w:hAnsi="Consolas"/>
-          <w:color w:val="333333"/>
-          <w:sz w:val="19"/>
-          <w:shd w:val="clear" w:fill="F5F5F5"/>
-        </w:rPr>
-        <w:br w:type="textWrapping"/>
-      </w:r>
-      <w:r>
-        <w:rPr>
-          <w:rFonts w:ascii="Consolas" w:hAnsi="Consolas"/>
-          <w:color w:val="333333"/>
-          <w:sz w:val="19"/>
-          <w:shd w:val="clear" w:fill="F5F5F5"/>
-        </w:rPr>
+        <w:br/>
+        <w:t>docker compose --env-file .env.docker exec backend python -m alembic upgrade head</w:t>
+        <w:br/>
+        <w:br/>
         <w:t># ==================== 步骤 5：验证服务健康 ====================</w:t>
-      </w:r>
-      <w:r>
-        <w:rPr>
-          <w:rFonts w:ascii="Consolas" w:hAnsi="Consolas"/>
-          <w:color w:val="333333"/>
-          <w:sz w:val="19"/>
-          <w:shd w:val="clear" w:fill="F5F5F5"/>
-        </w:rPr>
-        <w:br w:type="textWrapping"/>
-      </w:r>
-      <w:r>
-        <w:rPr>
-          <w:rFonts w:ascii="Consolas" w:hAnsi="Consolas"/>
-          <w:color w:val="333333"/>
-          <w:sz w:val="19"/>
-          <w:shd w:val="clear" w:fill="F5F5F5"/>
-        </w:rPr>
-        <w:t>docker compose ps</w:t>
-      </w:r>
-      <w:r>
-        <w:rPr>
-          <w:rFonts w:ascii="Consolas" w:hAnsi="Consolas"/>
-          <w:color w:val="333333"/>
-          <w:sz w:val="19"/>
-          <w:shd w:val="clear" w:fill="F5F5F5"/>
-        </w:rPr>
-        <w:br w:type="textWrapping"/>
-      </w:r>
-      <w:r>
-        <w:rPr>
-          <w:rFonts w:ascii="Consolas" w:hAnsi="Consolas"/>
-          <w:color w:val="333333"/>
-          <w:sz w:val="19"/>
-          <w:shd w:val="clear" w:fill="F5F5F5"/>
-        </w:rPr>
+        <w:br/>
+        <w:t>docker compose --env-file .env.docker ps</w:t>
+        <w:br/>
         <w:t>curl -s http://127.0.0.1:8000/api/health</w:t>
-      </w:r>
-      <w:r>
-        <w:rPr>
-          <w:rFonts w:ascii="Consolas" w:hAnsi="Consolas"/>
-          <w:color w:val="333333"/>
-          <w:sz w:val="19"/>
-          <w:shd w:val="clear" w:fill="F5F5F5"/>
-        </w:rPr>
-        <w:br w:type="textWrapping"/>
-      </w:r>
-      <w:r>
-        <w:rPr>
-          <w:rFonts w:ascii="Consolas" w:hAnsi="Consolas"/>
-          <w:color w:val="333333"/>
-          <w:sz w:val="19"/>
-          <w:shd w:val="clear" w:fill="F5F5F5"/>
-        </w:rPr>
+        <w:br/>
         <w:t>curl -s -o /dev/null -w "%{http_code}" http://127.0.0.1:3000</w:t>
-      </w:r>
-      <w:r>
-        <w:rPr>
-          <w:rFonts w:ascii="Consolas" w:hAnsi="Consolas"/>
-          <w:color w:val="333333"/>
-          <w:sz w:val="19"/>
-          <w:shd w:val="clear" w:fill="F5F5F5"/>
-        </w:rPr>
-        <w:br w:type="textWrapping"/>
-      </w:r>
-      <w:r>
-        <w:rPr>
-          <w:rFonts w:ascii="Consolas" w:hAnsi="Consolas"/>
-          <w:color w:val="333333"/>
-          <w:sz w:val="19"/>
-          <w:shd w:val="clear" w:fill="F5F5F5"/>
-        </w:rPr>
-        <w:br w:type="textWrapping"/>
-      </w:r>
-      <w:r>
-        <w:rPr>
-          <w:rFonts w:ascii="Consolas" w:hAnsi="Consolas"/>
-          <w:color w:val="333333"/>
-          <w:sz w:val="19"/>
-          <w:shd w:val="clear" w:fill="F5F5F5"/>
-        </w:rPr>
+        <w:br/>
+        <w:br/>
         <w:t># ==================== 步骤 6：更新种子数据（如有） ====================</w:t>
-      </w:r>
-      <w:r>
-        <w:rPr>
-          <w:rFonts w:ascii="Consolas" w:hAnsi="Consolas"/>
-          <w:color w:val="333333"/>
-          <w:sz w:val="19"/>
-          <w:shd w:val="clear" w:fill="F5F5F5"/>
-        </w:rPr>
-        <w:br w:type="textWrapping"/>
-      </w:r>
-      <w:r>
-        <w:rPr>
-          <w:rFonts w:ascii="Consolas" w:hAnsi="Consolas"/>
-          <w:color w:val="333333"/>
-          <w:sz w:val="19"/>
-          <w:shd w:val="clear" w:fill="F5F5F5"/>
-        </w:rPr>
+        <w:br/>
         <w:t># 仅当 seed.py 有变更时执行</w:t>
-      </w:r>
-      <w:r>
-        <w:rPr>
-          <w:rFonts w:ascii="Consolas" w:hAnsi="Consolas"/>
-          <w:color w:val="333333"/>
-          <w:sz w:val="19"/>
-          <w:shd w:val="clear" w:fill="F5F5F5"/>
-        </w:rPr>
-        <w:br w:type="textWrapping"/>
-      </w:r>
-      <w:r>
-        <w:rPr>
-          <w:rFonts w:ascii="Consolas" w:hAnsi="Consolas"/>
-          <w:color w:val="333333"/>
-          <w:sz w:val="19"/>
-          <w:shd w:val="clear" w:fill="F5F5F5"/>
-        </w:rPr>
-        <w:t>docker compose exec backend python -m app.seed</w:t>
+        <w:br/>
+        <w:t>docker compose --env-file .env.docker exec backend python -m scripts.seed</w:t>
+      </w:r>
+      <w:r>
+        <w:rPr>
+          <w:rFonts w:ascii="Consolas" w:hAnsi="Consolas"/>
+          <w:color w:val="333333"/>
+          <w:sz w:val="19"/>
+          <w:shd w:val="clear" w:fill="F5F5F5"/>
+        </w:rPr>
+      </w:r>
+      <w:r>
+        <w:rPr>
+          <w:rFonts w:ascii="Consolas" w:hAnsi="Consolas"/>
+          <w:color w:val="333333"/>
+          <w:sz w:val="19"/>
+          <w:shd w:val="clear" w:fill="F5F5F5"/>
+        </w:rPr>
+      </w:r>
+      <w:r>
+        <w:rPr>
+          <w:rFonts w:ascii="Consolas" w:hAnsi="Consolas"/>
+          <w:color w:val="333333"/>
+          <w:sz w:val="19"/>
+          <w:shd w:val="clear" w:fill="F5F5F5"/>
+        </w:rPr>
+      </w:r>
+      <w:r>
+        <w:rPr>
+          <w:rFonts w:ascii="Consolas" w:hAnsi="Consolas"/>
+          <w:color w:val="333333"/>
+          <w:sz w:val="19"/>
+          <w:shd w:val="clear" w:fill="F5F5F5"/>
+        </w:rPr>
+      </w:r>
+      <w:r>
+        <w:rPr>
+          <w:rFonts w:ascii="Consolas" w:hAnsi="Consolas"/>
+          <w:color w:val="333333"/>
+          <w:sz w:val="19"/>
+          <w:shd w:val="clear" w:fill="F5F5F5"/>
+        </w:rPr>
+      </w:r>
+      <w:r>
+        <w:rPr>
+          <w:rFonts w:ascii="Consolas" w:hAnsi="Consolas"/>
+          <w:color w:val="333333"/>
+          <w:sz w:val="19"/>
+          <w:shd w:val="clear" w:fill="F5F5F5"/>
+        </w:rPr>
+      </w:r>
+      <w:r>
+        <w:rPr>
+          <w:rFonts w:ascii="Consolas" w:hAnsi="Consolas"/>
+          <w:color w:val="333333"/>
+          <w:sz w:val="19"/>
+          <w:shd w:val="clear" w:fill="F5F5F5"/>
+        </w:rPr>
+      </w:r>
+      <w:r>
+        <w:rPr>
+          <w:rFonts w:ascii="Consolas" w:hAnsi="Consolas"/>
+          <w:color w:val="333333"/>
+          <w:sz w:val="19"/>
+          <w:shd w:val="clear" w:fill="F5F5F5"/>
+        </w:rPr>
+      </w:r>
+      <w:r>
+        <w:rPr>
+          <w:rFonts w:ascii="Consolas" w:hAnsi="Consolas"/>
+          <w:color w:val="333333"/>
+          <w:sz w:val="19"/>
+          <w:shd w:val="clear" w:fill="F5F5F5"/>
+        </w:rPr>
+      </w:r>
+      <w:r>
+        <w:rPr>
+          <w:rFonts w:ascii="Consolas" w:hAnsi="Consolas"/>
+          <w:color w:val="333333"/>
+          <w:sz w:val="19"/>
+          <w:shd w:val="clear" w:fill="F5F5F5"/>
+        </w:rPr>
+      </w:r>
+      <w:r>
+        <w:rPr>
+          <w:rFonts w:ascii="Consolas" w:hAnsi="Consolas"/>
+          <w:color w:val="333333"/>
+          <w:sz w:val="19"/>
+          <w:shd w:val="clear" w:fill="F5F5F5"/>
+        </w:rPr>
+      </w:r>
+      <w:r>
+        <w:rPr>
+          <w:rFonts w:ascii="Consolas" w:hAnsi="Consolas"/>
+          <w:color w:val="333333"/>
+          <w:sz w:val="19"/>
+          <w:shd w:val="clear" w:fill="F5F5F5"/>
+        </w:rPr>
+      </w:r>
+      <w:r>
+        <w:rPr>
+          <w:rFonts w:ascii="Consolas" w:hAnsi="Consolas"/>
+          <w:color w:val="333333"/>
+          <w:sz w:val="19"/>
+          <w:shd w:val="clear" w:fill="F5F5F5"/>
+        </w:rPr>
+      </w:r>
+      <w:r>
+        <w:rPr>
+          <w:rFonts w:ascii="Consolas" w:hAnsi="Consolas"/>
+          <w:color w:val="333333"/>
+          <w:sz w:val="19"/>
+          <w:shd w:val="clear" w:fill="F5F5F5"/>
+        </w:rPr>
+      </w:r>
+      <w:r>
+        <w:rPr>
+          <w:rFonts w:ascii="Consolas" w:hAnsi="Consolas"/>
+          <w:color w:val="333333"/>
+          <w:sz w:val="19"/>
+          <w:shd w:val="clear" w:fill="F5F5F5"/>
+        </w:rPr>
+      </w:r>
+      <w:r>
+        <w:rPr>
+          <w:rFonts w:ascii="Consolas" w:hAnsi="Consolas"/>
+          <w:color w:val="333333"/>
+          <w:sz w:val="19"/>
+          <w:shd w:val="clear" w:fill="F5F5F5"/>
+        </w:rPr>
+      </w:r>
+      <w:r>
+        <w:rPr>
+          <w:rFonts w:ascii="Consolas" w:hAnsi="Consolas"/>
+          <w:color w:val="333333"/>
+          <w:sz w:val="19"/>
+          <w:shd w:val="clear" w:fill="F5F5F5"/>
+        </w:rPr>
+      </w:r>
+      <w:r>
+        <w:rPr>
+          <w:rFonts w:ascii="Consolas" w:hAnsi="Consolas"/>
+          <w:color w:val="333333"/>
+          <w:sz w:val="19"/>
+          <w:shd w:val="clear" w:fill="F5F5F5"/>
+        </w:rPr>
+      </w:r>
+      <w:r>
+        <w:rPr>
+          <w:rFonts w:ascii="Consolas" w:hAnsi="Consolas"/>
+          <w:color w:val="333333"/>
+          <w:sz w:val="19"/>
+          <w:shd w:val="clear" w:fill="F5F5F5"/>
+        </w:rPr>
+      </w:r>
+      <w:r>
+        <w:rPr>
+          <w:rFonts w:ascii="Consolas" w:hAnsi="Consolas"/>
+          <w:color w:val="333333"/>
+          <w:sz w:val="19"/>
+          <w:shd w:val="clear" w:fill="F5F5F5"/>
+        </w:rPr>
+      </w:r>
+      <w:r>
+        <w:rPr>
+          <w:rFonts w:ascii="Consolas" w:hAnsi="Consolas"/>
+          <w:color w:val="333333"/>
+          <w:sz w:val="19"/>
+          <w:shd w:val="clear" w:fill="F5F5F5"/>
+        </w:rPr>
+      </w:r>
+      <w:r>
+        <w:rPr>
+          <w:rFonts w:ascii="Consolas" w:hAnsi="Consolas"/>
+          <w:color w:val="333333"/>
+          <w:sz w:val="19"/>
+          <w:shd w:val="clear" w:fill="F5F5F5"/>
+        </w:rPr>
+      </w:r>
+      <w:r>
+        <w:rPr>
+          <w:rFonts w:ascii="Consolas" w:hAnsi="Consolas"/>
+          <w:color w:val="333333"/>
+          <w:sz w:val="19"/>
+          <w:shd w:val="clear" w:fill="F5F5F5"/>
+        </w:rPr>
+      </w:r>
+      <w:r>
+        <w:rPr>
+          <w:rFonts w:ascii="Consolas" w:hAnsi="Consolas"/>
+          <w:color w:val="333333"/>
+          <w:sz w:val="19"/>
+          <w:shd w:val="clear" w:fill="F5F5F5"/>
+        </w:rPr>
+      </w:r>
+      <w:r>
+        <w:rPr>
+          <w:rFonts w:ascii="Consolas" w:hAnsi="Consolas"/>
+          <w:color w:val="333333"/>
+          <w:sz w:val="19"/>
+          <w:shd w:val="clear" w:fill="F5F5F5"/>
+        </w:rPr>
+      </w:r>
+      <w:r>
+        <w:rPr>
+          <w:rFonts w:ascii="Consolas" w:hAnsi="Consolas"/>
+          <w:color w:val="333333"/>
+          <w:sz w:val="19"/>
+          <w:shd w:val="clear" w:fill="F5F5F5"/>
+        </w:rPr>
+      </w:r>
+      <w:r>
+        <w:rPr>
+          <w:rFonts w:ascii="Consolas" w:hAnsi="Consolas"/>
+          <w:color w:val="333333"/>
+          <w:sz w:val="19"/>
+          <w:shd w:val="clear" w:fill="F5F5F5"/>
+        </w:rPr>
+      </w:r>
+      <w:r>
+        <w:rPr>
+          <w:rFonts w:ascii="Consolas" w:hAnsi="Consolas"/>
+          <w:color w:val="333333"/>
+          <w:sz w:val="19"/>
+          <w:shd w:val="clear" w:fill="F5F5F5"/>
+        </w:rPr>
+      </w:r>
+      <w:r>
+        <w:rPr>
+          <w:rFonts w:ascii="Consolas" w:hAnsi="Consolas"/>
+          <w:color w:val="333333"/>
+          <w:sz w:val="19"/>
+          <w:shd w:val="clear" w:fill="F5F5F5"/>
+        </w:rPr>
+      </w:r>
+      <w:r>
+        <w:rPr>
+          <w:rFonts w:ascii="Consolas" w:hAnsi="Consolas"/>
+          <w:color w:val="333333"/>
+          <w:sz w:val="19"/>
+          <w:shd w:val="clear" w:fill="F5F5F5"/>
+        </w:rPr>
+      </w:r>
+      <w:r>
+        <w:rPr>
+          <w:rFonts w:ascii="Consolas" w:hAnsi="Consolas"/>
+          <w:color w:val="333333"/>
+          <w:sz w:val="19"/>
+          <w:shd w:val="clear" w:fill="F5F5F5"/>
+        </w:rPr>
+      </w:r>
+      <w:r>
+        <w:rPr>
+          <w:rFonts w:ascii="Consolas" w:hAnsi="Consolas"/>
+          <w:color w:val="333333"/>
+          <w:sz w:val="19"/>
+          <w:shd w:val="clear" w:fill="F5F5F5"/>
+        </w:rPr>
+      </w:r>
+      <w:r>
+        <w:rPr>
+          <w:rFonts w:ascii="Consolas" w:hAnsi="Consolas"/>
+          <w:color w:val="333333"/>
+          <w:sz w:val="19"/>
+          <w:shd w:val="clear" w:fill="F5F5F5"/>
+        </w:rPr>
+      </w:r>
+      <w:r>
+        <w:rPr>
+          <w:rFonts w:ascii="Consolas" w:hAnsi="Consolas"/>
+          <w:color w:val="333333"/>
+          <w:sz w:val="19"/>
+          <w:shd w:val="clear" w:fill="F5F5F5"/>
+        </w:rPr>
+      </w:r>
+      <w:r>
+        <w:rPr>
+          <w:rFonts w:ascii="Consolas" w:hAnsi="Consolas"/>
+          <w:color w:val="333333"/>
+          <w:sz w:val="19"/>
+          <w:shd w:val="clear" w:fill="F5F5F5"/>
+        </w:rPr>
+      </w:r>
+      <w:r>
+        <w:rPr>
+          <w:rFonts w:ascii="Consolas" w:hAnsi="Consolas"/>
+          <w:color w:val="333333"/>
+          <w:sz w:val="19"/>
+          <w:shd w:val="clear" w:fill="F5F5F5"/>
+        </w:rPr>
+      </w:r>
+      <w:r>
+        <w:rPr>
+          <w:rFonts w:ascii="Consolas" w:hAnsi="Consolas"/>
+          <w:color w:val="333333"/>
+          <w:sz w:val="19"/>
+          <w:shd w:val="clear" w:fill="F5F5F5"/>
+        </w:rPr>
+      </w:r>
+      <w:r>
+        <w:rPr>
+          <w:rFonts w:ascii="Consolas" w:hAnsi="Consolas"/>
+          <w:color w:val="333333"/>
+          <w:sz w:val="19"/>
+          <w:shd w:val="clear" w:fill="F5F5F5"/>
+        </w:rPr>
+      </w:r>
+      <w:r>
+        <w:rPr>
+          <w:rFonts w:ascii="Consolas" w:hAnsi="Consolas"/>
+          <w:color w:val="333333"/>
+          <w:sz w:val="19"/>
+          <w:shd w:val="clear" w:fill="F5F5F5"/>
+        </w:rPr>
+      </w:r>
+      <w:r>
+        <w:rPr>
+          <w:rFonts w:ascii="Consolas" w:hAnsi="Consolas"/>
+          <w:color w:val="333333"/>
+          <w:sz w:val="19"/>
+          <w:shd w:val="clear" w:fill="F5F5F5"/>
+        </w:rPr>
+      </w:r>
+      <w:r>
+        <w:rPr>
+          <w:rFonts w:ascii="Consolas" w:hAnsi="Consolas"/>
+          <w:color w:val="333333"/>
+          <w:sz w:val="19"/>
+          <w:shd w:val="clear" w:fill="F5F5F5"/>
+        </w:rPr>
+      </w:r>
+      <w:r>
+        <w:rPr>
+          <w:rFonts w:ascii="Consolas" w:hAnsi="Consolas"/>
+          <w:color w:val="333333"/>
+          <w:sz w:val="19"/>
+          <w:shd w:val="clear" w:fill="F5F5F5"/>
+        </w:rPr>
+      </w:r>
+      <w:r>
+        <w:rPr>
+          <w:rFonts w:ascii="Consolas" w:hAnsi="Consolas"/>
+          <w:color w:val="333333"/>
+          <w:sz w:val="19"/>
+          <w:shd w:val="clear" w:fill="F5F5F5"/>
+        </w:rPr>
+      </w:r>
+      <w:r>
+        <w:rPr>
+          <w:rFonts w:ascii="Consolas" w:hAnsi="Consolas"/>
+          <w:color w:val="333333"/>
+          <w:sz w:val="19"/>
+          <w:shd w:val="clear" w:fill="F5F5F5"/>
+        </w:rPr>
+      </w:r>
+      <w:r>
+        <w:rPr>
+          <w:rFonts w:ascii="Consolas" w:hAnsi="Consolas"/>
+          <w:color w:val="333333"/>
+          <w:sz w:val="19"/>
+          <w:shd w:val="clear" w:fill="F5F5F5"/>
+        </w:rPr>
+      </w:r>
+      <w:r>
+        <w:rPr>
+          <w:rFonts w:ascii="Consolas" w:hAnsi="Consolas"/>
+          <w:color w:val="333333"/>
+          <w:sz w:val="19"/>
+          <w:shd w:val="clear" w:fill="F5F5F5"/>
+        </w:rPr>
+      </w:r>
+      <w:r>
+        <w:rPr>
+          <w:rFonts w:ascii="Consolas" w:hAnsi="Consolas"/>
+          <w:color w:val="333333"/>
+          <w:sz w:val="19"/>
+          <w:shd w:val="clear" w:fill="F5F5F5"/>
+        </w:rPr>
+      </w:r>
+      <w:r>
+        <w:rPr>
+          <w:rFonts w:ascii="Consolas" w:hAnsi="Consolas"/>
+          <w:color w:val="333333"/>
+          <w:sz w:val="19"/>
+          <w:shd w:val="clear" w:fill="F5F5F5"/>
+        </w:rPr>
+      </w:r>
+      <w:r>
+        <w:rPr>
+          <w:rFonts w:ascii="Consolas" w:hAnsi="Consolas"/>
+          <w:color w:val="333333"/>
+          <w:sz w:val="19"/>
+          <w:shd w:val="clear" w:fill="F5F5F5"/>
+        </w:rPr>
+      </w:r>
+      <w:r>
+        <w:rPr>
+          <w:rFonts w:ascii="Consolas" w:hAnsi="Consolas"/>
+          <w:color w:val="333333"/>
+          <w:sz w:val="19"/>
+          <w:shd w:val="clear" w:fill="F5F5F5"/>
+        </w:rPr>
+      </w:r>
+      <w:r>
+        <w:rPr>
+          <w:rFonts w:ascii="Consolas" w:hAnsi="Consolas"/>
+          <w:color w:val="333333"/>
+          <w:sz w:val="19"/>
+          <w:shd w:val="clear" w:fill="F5F5F5"/>
+        </w:rPr>
       </w:r>
     </w:p>
     <w:p>
@@ -9353,96 +9363,96 @@
           <w:shd w:val="clear" w:fill="F5F5F5"/>
         </w:rPr>
         <w:t>cd /www/wwwroot/unowire</w:t>
-      </w:r>
-      <w:r>
-        <w:rPr>
-          <w:rFonts w:ascii="Consolas" w:hAnsi="Consolas"/>
-          <w:color w:val="333333"/>
-          <w:sz w:val="19"/>
-          <w:shd w:val="clear" w:fill="F5F5F5"/>
-        </w:rPr>
-        <w:br w:type="textWrapping"/>
-      </w:r>
-      <w:r>
-        <w:rPr>
-          <w:rFonts w:ascii="Consolas" w:hAnsi="Consolas"/>
-          <w:color w:val="333333"/>
-          <w:sz w:val="19"/>
-          <w:shd w:val="clear" w:fill="F5F5F5"/>
-        </w:rPr>
+        <w:br/>
         <w:t>git pull origin master</w:t>
-      </w:r>
-      <w:r>
-        <w:rPr>
-          <w:rFonts w:ascii="Consolas" w:hAnsi="Consolas"/>
-          <w:color w:val="333333"/>
-          <w:sz w:val="19"/>
-          <w:shd w:val="clear" w:fill="F5F5F5"/>
-        </w:rPr>
-        <w:br w:type="textWrapping"/>
-      </w:r>
-      <w:r>
-        <w:rPr>
-          <w:rFonts w:ascii="Consolas" w:hAnsi="Consolas"/>
-          <w:color w:val="333333"/>
-          <w:sz w:val="19"/>
-          <w:shd w:val="clear" w:fill="F5F5F5"/>
-        </w:rPr>
-        <w:t>docker compose up -d --build frontend</w:t>
-      </w:r>
-      <w:r>
-        <w:rPr>
-          <w:rFonts w:ascii="Consolas" w:hAnsi="Consolas"/>
-          <w:color w:val="333333"/>
-          <w:sz w:val="19"/>
-          <w:shd w:val="clear" w:fill="F5F5F5"/>
-        </w:rPr>
-        <w:br w:type="textWrapping"/>
-      </w:r>
-      <w:r>
-        <w:rPr>
-          <w:rFonts w:ascii="Consolas" w:hAnsi="Consolas"/>
-          <w:color w:val="333333"/>
-          <w:sz w:val="19"/>
-          <w:shd w:val="clear" w:fill="F5F5F5"/>
-        </w:rPr>
+        <w:br/>
+        <w:t>docker compose --env-file .env.docker up -d --build frontend</w:t>
+        <w:br/>
         <w:t># 等待 1-2 分钟构建完成</w:t>
-      </w:r>
-      <w:r>
-        <w:rPr>
-          <w:rFonts w:ascii="Consolas" w:hAnsi="Consolas"/>
-          <w:color w:val="333333"/>
-          <w:sz w:val="19"/>
-          <w:shd w:val="clear" w:fill="F5F5F5"/>
-        </w:rPr>
-        <w:br w:type="textWrapping"/>
-      </w:r>
-      <w:r>
-        <w:rPr>
-          <w:rFonts w:ascii="Consolas" w:hAnsi="Consolas"/>
-          <w:color w:val="333333"/>
-          <w:sz w:val="19"/>
-          <w:shd w:val="clear" w:fill="F5F5F5"/>
-        </w:rPr>
-        <w:t>docker compose logs -f frontend</w:t>
-      </w:r>
-      <w:r>
-        <w:rPr>
-          <w:rFonts w:ascii="Consolas" w:hAnsi="Consolas"/>
-          <w:color w:val="333333"/>
-          <w:sz w:val="19"/>
-          <w:shd w:val="clear" w:fill="F5F5F5"/>
-        </w:rPr>
-        <w:br w:type="textWrapping"/>
-      </w:r>
-      <w:r>
-        <w:rPr>
-          <w:rFonts w:ascii="Consolas" w:hAnsi="Consolas"/>
-          <w:color w:val="333333"/>
-          <w:sz w:val="19"/>
-          <w:shd w:val="clear" w:fill="F5F5F5"/>
-        </w:rPr>
+        <w:br/>
+        <w:t>docker compose --env-file .env.docker logs -f frontend</w:t>
+        <w:br/>
         <w:t># 看到 "Ready" 表示启动成功</w:t>
+      </w:r>
+      <w:r>
+        <w:rPr>
+          <w:rFonts w:ascii="Consolas" w:hAnsi="Consolas"/>
+          <w:color w:val="333333"/>
+          <w:sz w:val="19"/>
+          <w:shd w:val="clear" w:fill="F5F5F5"/>
+        </w:rPr>
+      </w:r>
+      <w:r>
+        <w:rPr>
+          <w:rFonts w:ascii="Consolas" w:hAnsi="Consolas"/>
+          <w:color w:val="333333"/>
+          <w:sz w:val="19"/>
+          <w:shd w:val="clear" w:fill="F5F5F5"/>
+        </w:rPr>
+      </w:r>
+      <w:r>
+        <w:rPr>
+          <w:rFonts w:ascii="Consolas" w:hAnsi="Consolas"/>
+          <w:color w:val="333333"/>
+          <w:sz w:val="19"/>
+          <w:shd w:val="clear" w:fill="F5F5F5"/>
+        </w:rPr>
+      </w:r>
+      <w:r>
+        <w:rPr>
+          <w:rFonts w:ascii="Consolas" w:hAnsi="Consolas"/>
+          <w:color w:val="333333"/>
+          <w:sz w:val="19"/>
+          <w:shd w:val="clear" w:fill="F5F5F5"/>
+        </w:rPr>
+      </w:r>
+      <w:r>
+        <w:rPr>
+          <w:rFonts w:ascii="Consolas" w:hAnsi="Consolas"/>
+          <w:color w:val="333333"/>
+          <w:sz w:val="19"/>
+          <w:shd w:val="clear" w:fill="F5F5F5"/>
+        </w:rPr>
+      </w:r>
+      <w:r>
+        <w:rPr>
+          <w:rFonts w:ascii="Consolas" w:hAnsi="Consolas"/>
+          <w:color w:val="333333"/>
+          <w:sz w:val="19"/>
+          <w:shd w:val="clear" w:fill="F5F5F5"/>
+        </w:rPr>
+      </w:r>
+      <w:r>
+        <w:rPr>
+          <w:rFonts w:ascii="Consolas" w:hAnsi="Consolas"/>
+          <w:color w:val="333333"/>
+          <w:sz w:val="19"/>
+          <w:shd w:val="clear" w:fill="F5F5F5"/>
+        </w:rPr>
+      </w:r>
+      <w:r>
+        <w:rPr>
+          <w:rFonts w:ascii="Consolas" w:hAnsi="Consolas"/>
+          <w:color w:val="333333"/>
+          <w:sz w:val="19"/>
+          <w:shd w:val="clear" w:fill="F5F5F5"/>
+        </w:rPr>
+      </w:r>
+      <w:r>
+        <w:rPr>
+          <w:rFonts w:ascii="Consolas" w:hAnsi="Consolas"/>
+          <w:color w:val="333333"/>
+          <w:sz w:val="19"/>
+          <w:shd w:val="clear" w:fill="F5F5F5"/>
+        </w:rPr>
+      </w:r>
+      <w:r>
+        <w:rPr>
+          <w:rFonts w:ascii="Consolas" w:hAnsi="Consolas"/>
+          <w:color w:val="333333"/>
+          <w:sz w:val="19"/>
+          <w:shd w:val="clear" w:fill="F5F5F5"/>
+        </w:rPr>
       </w:r>
     </w:p>
     <w:p>
@@ -9465,114 +9475,114 @@
           <w:shd w:val="clear" w:fill="F5F5F5"/>
         </w:rPr>
         <w:t>cd /www/wwwroot/unowire</w:t>
-      </w:r>
-      <w:r>
-        <w:rPr>
-          <w:rFonts w:ascii="Consolas" w:hAnsi="Consolas"/>
-          <w:color w:val="333333"/>
-          <w:sz w:val="19"/>
-          <w:shd w:val="clear" w:fill="F5F5F5"/>
-        </w:rPr>
-        <w:br w:type="textWrapping"/>
-      </w:r>
-      <w:r>
-        <w:rPr>
-          <w:rFonts w:ascii="Consolas" w:hAnsi="Consolas"/>
-          <w:color w:val="333333"/>
-          <w:sz w:val="19"/>
-          <w:shd w:val="clear" w:fill="F5F5F5"/>
-        </w:rPr>
+        <w:br/>
         <w:t>git pull origin master</w:t>
-      </w:r>
-      <w:r>
-        <w:rPr>
-          <w:rFonts w:ascii="Consolas" w:hAnsi="Consolas"/>
-          <w:color w:val="333333"/>
-          <w:sz w:val="19"/>
-          <w:shd w:val="clear" w:fill="F5F5F5"/>
-        </w:rPr>
-        <w:br w:type="textWrapping"/>
-      </w:r>
-      <w:r>
-        <w:rPr>
-          <w:rFonts w:ascii="Consolas" w:hAnsi="Consolas"/>
-          <w:color w:val="333333"/>
-          <w:sz w:val="19"/>
-          <w:shd w:val="clear" w:fill="F5F5F5"/>
-        </w:rPr>
-        <w:t>docker compose up -d --build backend</w:t>
-      </w:r>
-      <w:r>
-        <w:rPr>
-          <w:rFonts w:ascii="Consolas" w:hAnsi="Consolas"/>
-          <w:color w:val="333333"/>
-          <w:sz w:val="19"/>
-          <w:shd w:val="clear" w:fill="F5F5F5"/>
-        </w:rPr>
-        <w:br w:type="textWrapping"/>
-      </w:r>
-      <w:r>
-        <w:rPr>
-          <w:rFonts w:ascii="Consolas" w:hAnsi="Consolas"/>
-          <w:color w:val="333333"/>
-          <w:sz w:val="19"/>
-          <w:shd w:val="clear" w:fill="F5F5F5"/>
-        </w:rPr>
+        <w:br/>
+        <w:t>docker compose --env-file .env.docker up -d --build backend</w:t>
+        <w:br/>
         <w:t># 如有数据库变更</w:t>
-      </w:r>
-      <w:r>
-        <w:rPr>
-          <w:rFonts w:ascii="Consolas" w:hAnsi="Consolas"/>
-          <w:color w:val="333333"/>
-          <w:sz w:val="19"/>
-          <w:shd w:val="clear" w:fill="F5F5F5"/>
-        </w:rPr>
-        <w:br w:type="textWrapping"/>
-      </w:r>
-      <w:r>
-        <w:rPr>
-          <w:rFonts w:ascii="Consolas" w:hAnsi="Consolas"/>
-          <w:color w:val="333333"/>
-          <w:sz w:val="19"/>
-          <w:shd w:val="clear" w:fill="F5F5F5"/>
-        </w:rPr>
-        <w:t>docker compose exec backend python -m alembic upgrade head</w:t>
-      </w:r>
-      <w:r>
-        <w:rPr>
-          <w:rFonts w:ascii="Consolas" w:hAnsi="Consolas"/>
-          <w:color w:val="333333"/>
-          <w:sz w:val="19"/>
-          <w:shd w:val="clear" w:fill="F5F5F5"/>
-        </w:rPr>
-        <w:br w:type="textWrapping"/>
-      </w:r>
-      <w:r>
-        <w:rPr>
-          <w:rFonts w:ascii="Consolas" w:hAnsi="Consolas"/>
-          <w:color w:val="333333"/>
-          <w:sz w:val="19"/>
-          <w:shd w:val="clear" w:fill="F5F5F5"/>
-        </w:rPr>
+        <w:br/>
+        <w:t>docker compose --env-file .env.docker exec backend python -m alembic upgrade head</w:t>
+        <w:br/>
         <w:t># 如有种子数据变更</w:t>
-      </w:r>
-      <w:r>
-        <w:rPr>
-          <w:rFonts w:ascii="Consolas" w:hAnsi="Consolas"/>
-          <w:color w:val="333333"/>
-          <w:sz w:val="19"/>
-          <w:shd w:val="clear" w:fill="F5F5F5"/>
-        </w:rPr>
-        <w:br w:type="textWrapping"/>
-      </w:r>
-      <w:r>
-        <w:rPr>
-          <w:rFonts w:ascii="Consolas" w:hAnsi="Consolas"/>
-          <w:color w:val="333333"/>
-          <w:sz w:val="19"/>
-          <w:shd w:val="clear" w:fill="F5F5F5"/>
-        </w:rPr>
-        <w:t>docker compose exec backend python -m app.seed</w:t>
+        <w:br/>
+        <w:t>docker compose --env-file .env.docker exec backend python -m scripts.seed</w:t>
+      </w:r>
+      <w:r>
+        <w:rPr>
+          <w:rFonts w:ascii="Consolas" w:hAnsi="Consolas"/>
+          <w:color w:val="333333"/>
+          <w:sz w:val="19"/>
+          <w:shd w:val="clear" w:fill="F5F5F5"/>
+        </w:rPr>
+      </w:r>
+      <w:r>
+        <w:rPr>
+          <w:rFonts w:ascii="Consolas" w:hAnsi="Consolas"/>
+          <w:color w:val="333333"/>
+          <w:sz w:val="19"/>
+          <w:shd w:val="clear" w:fill="F5F5F5"/>
+        </w:rPr>
+      </w:r>
+      <w:r>
+        <w:rPr>
+          <w:rFonts w:ascii="Consolas" w:hAnsi="Consolas"/>
+          <w:color w:val="333333"/>
+          <w:sz w:val="19"/>
+          <w:shd w:val="clear" w:fill="F5F5F5"/>
+        </w:rPr>
+      </w:r>
+      <w:r>
+        <w:rPr>
+          <w:rFonts w:ascii="Consolas" w:hAnsi="Consolas"/>
+          <w:color w:val="333333"/>
+          <w:sz w:val="19"/>
+          <w:shd w:val="clear" w:fill="F5F5F5"/>
+        </w:rPr>
+      </w:r>
+      <w:r>
+        <w:rPr>
+          <w:rFonts w:ascii="Consolas" w:hAnsi="Consolas"/>
+          <w:color w:val="333333"/>
+          <w:sz w:val="19"/>
+          <w:shd w:val="clear" w:fill="F5F5F5"/>
+        </w:rPr>
+      </w:r>
+      <w:r>
+        <w:rPr>
+          <w:rFonts w:ascii="Consolas" w:hAnsi="Consolas"/>
+          <w:color w:val="333333"/>
+          <w:sz w:val="19"/>
+          <w:shd w:val="clear" w:fill="F5F5F5"/>
+        </w:rPr>
+      </w:r>
+      <w:r>
+        <w:rPr>
+          <w:rFonts w:ascii="Consolas" w:hAnsi="Consolas"/>
+          <w:color w:val="333333"/>
+          <w:sz w:val="19"/>
+          <w:shd w:val="clear" w:fill="F5F5F5"/>
+        </w:rPr>
+      </w:r>
+      <w:r>
+        <w:rPr>
+          <w:rFonts w:ascii="Consolas" w:hAnsi="Consolas"/>
+          <w:color w:val="333333"/>
+          <w:sz w:val="19"/>
+          <w:shd w:val="clear" w:fill="F5F5F5"/>
+        </w:rPr>
+      </w:r>
+      <w:r>
+        <w:rPr>
+          <w:rFonts w:ascii="Consolas" w:hAnsi="Consolas"/>
+          <w:color w:val="333333"/>
+          <w:sz w:val="19"/>
+          <w:shd w:val="clear" w:fill="F5F5F5"/>
+        </w:rPr>
+      </w:r>
+      <w:r>
+        <w:rPr>
+          <w:rFonts w:ascii="Consolas" w:hAnsi="Consolas"/>
+          <w:color w:val="333333"/>
+          <w:sz w:val="19"/>
+          <w:shd w:val="clear" w:fill="F5F5F5"/>
+        </w:rPr>
+      </w:r>
+      <w:r>
+        <w:rPr>
+          <w:rFonts w:ascii="Consolas" w:hAnsi="Consolas"/>
+          <w:color w:val="333333"/>
+          <w:sz w:val="19"/>
+          <w:shd w:val="clear" w:fill="F5F5F5"/>
+        </w:rPr>
+      </w:r>
+      <w:r>
+        <w:rPr>
+          <w:rFonts w:ascii="Consolas" w:hAnsi="Consolas"/>
+          <w:color w:val="333333"/>
+          <w:sz w:val="19"/>
+          <w:shd w:val="clear" w:fill="F5F5F5"/>
+        </w:rPr>
       </w:r>
     </w:p>
     <w:p>
@@ -9645,204 +9655,204 @@
           <w:shd w:val="clear" w:fill="F5F5F5"/>
         </w:rPr>
         <w:t># 查看当前迁移版本</w:t>
-      </w:r>
-      <w:r>
-        <w:rPr>
-          <w:rFonts w:ascii="Consolas" w:hAnsi="Consolas"/>
-          <w:color w:val="333333"/>
-          <w:sz w:val="19"/>
-          <w:shd w:val="clear" w:fill="F5F5F5"/>
-        </w:rPr>
-        <w:br w:type="textWrapping"/>
-      </w:r>
-      <w:r>
-        <w:rPr>
-          <w:rFonts w:ascii="Consolas" w:hAnsi="Consolas"/>
-          <w:color w:val="333333"/>
-          <w:sz w:val="19"/>
-          <w:shd w:val="clear" w:fill="F5F5F5"/>
-        </w:rPr>
-        <w:t>docker compose exec backend python -m alembic current</w:t>
-      </w:r>
-      <w:r>
-        <w:rPr>
-          <w:rFonts w:ascii="Consolas" w:hAnsi="Consolas"/>
-          <w:color w:val="333333"/>
-          <w:sz w:val="19"/>
-          <w:shd w:val="clear" w:fill="F5F5F5"/>
-        </w:rPr>
-        <w:br w:type="textWrapping"/>
-      </w:r>
-      <w:r>
-        <w:rPr>
-          <w:rFonts w:ascii="Consolas" w:hAnsi="Consolas"/>
-          <w:color w:val="333333"/>
-          <w:sz w:val="19"/>
-          <w:shd w:val="clear" w:fill="F5F5F5"/>
-        </w:rPr>
-        <w:br w:type="textWrapping"/>
-      </w:r>
-      <w:r>
-        <w:rPr>
-          <w:rFonts w:ascii="Consolas" w:hAnsi="Consolas"/>
-          <w:color w:val="333333"/>
-          <w:sz w:val="19"/>
-          <w:shd w:val="clear" w:fill="F5F5F5"/>
-        </w:rPr>
+        <w:br/>
+        <w:t>docker compose --env-file .env.docker exec backend python -m alembic current</w:t>
+        <w:br/>
+        <w:br/>
         <w:t># 查看迁移历史</w:t>
-      </w:r>
-      <w:r>
-        <w:rPr>
-          <w:rFonts w:ascii="Consolas" w:hAnsi="Consolas"/>
-          <w:color w:val="333333"/>
-          <w:sz w:val="19"/>
-          <w:shd w:val="clear" w:fill="F5F5F5"/>
-        </w:rPr>
-        <w:br w:type="textWrapping"/>
-      </w:r>
-      <w:r>
-        <w:rPr>
-          <w:rFonts w:ascii="Consolas" w:hAnsi="Consolas"/>
-          <w:color w:val="333333"/>
-          <w:sz w:val="19"/>
-          <w:shd w:val="clear" w:fill="F5F5F5"/>
-        </w:rPr>
-        <w:t>docker compose exec backend python -m alembic history --verbose</w:t>
-      </w:r>
-      <w:r>
-        <w:rPr>
-          <w:rFonts w:ascii="Consolas" w:hAnsi="Consolas"/>
-          <w:color w:val="333333"/>
-          <w:sz w:val="19"/>
-          <w:shd w:val="clear" w:fill="F5F5F5"/>
-        </w:rPr>
-        <w:br w:type="textWrapping"/>
-      </w:r>
-      <w:r>
-        <w:rPr>
-          <w:rFonts w:ascii="Consolas" w:hAnsi="Consolas"/>
-          <w:color w:val="333333"/>
-          <w:sz w:val="19"/>
-          <w:shd w:val="clear" w:fill="F5F5F5"/>
-        </w:rPr>
-        <w:br w:type="textWrapping"/>
-      </w:r>
-      <w:r>
-        <w:rPr>
-          <w:rFonts w:ascii="Consolas" w:hAnsi="Consolas"/>
-          <w:color w:val="333333"/>
-          <w:sz w:val="19"/>
-          <w:shd w:val="clear" w:fill="F5F5F5"/>
-        </w:rPr>
+        <w:br/>
+        <w:t>docker compose --env-file .env.docker exec backend python -m alembic history --verbose</w:t>
+        <w:br/>
+        <w:br/>
         <w:t># 执行所有待执行的迁移</w:t>
-      </w:r>
-      <w:r>
-        <w:rPr>
-          <w:rFonts w:ascii="Consolas" w:hAnsi="Consolas"/>
-          <w:color w:val="333333"/>
-          <w:sz w:val="19"/>
-          <w:shd w:val="clear" w:fill="F5F5F5"/>
-        </w:rPr>
-        <w:br w:type="textWrapping"/>
-      </w:r>
-      <w:r>
-        <w:rPr>
-          <w:rFonts w:ascii="Consolas" w:hAnsi="Consolas"/>
-          <w:color w:val="333333"/>
-          <w:sz w:val="19"/>
-          <w:shd w:val="clear" w:fill="F5F5F5"/>
-        </w:rPr>
-        <w:t>docker compose exec backend python -m alembic upgrade head</w:t>
-      </w:r>
-      <w:r>
-        <w:rPr>
-          <w:rFonts w:ascii="Consolas" w:hAnsi="Consolas"/>
-          <w:color w:val="333333"/>
-          <w:sz w:val="19"/>
-          <w:shd w:val="clear" w:fill="F5F5F5"/>
-        </w:rPr>
-        <w:br w:type="textWrapping"/>
-      </w:r>
-      <w:r>
-        <w:rPr>
-          <w:rFonts w:ascii="Consolas" w:hAnsi="Consolas"/>
-          <w:color w:val="333333"/>
-          <w:sz w:val="19"/>
-          <w:shd w:val="clear" w:fill="F5F5F5"/>
-        </w:rPr>
-        <w:br w:type="textWrapping"/>
-      </w:r>
-      <w:r>
-        <w:rPr>
-          <w:rFonts w:ascii="Consolas" w:hAnsi="Consolas"/>
-          <w:color w:val="333333"/>
-          <w:sz w:val="19"/>
-          <w:shd w:val="clear" w:fill="F5F5F5"/>
-        </w:rPr>
+        <w:br/>
+        <w:t>docker compose --env-file .env.docker exec backend python -m alembic upgrade head</w:t>
+        <w:br/>
+        <w:br/>
         <w:t># 回滚一个版本（谨慎！）</w:t>
-      </w:r>
-      <w:r>
-        <w:rPr>
-          <w:rFonts w:ascii="Consolas" w:hAnsi="Consolas"/>
-          <w:color w:val="333333"/>
-          <w:sz w:val="19"/>
-          <w:shd w:val="clear" w:fill="F5F5F5"/>
-        </w:rPr>
-        <w:br w:type="textWrapping"/>
-      </w:r>
-      <w:r>
-        <w:rPr>
-          <w:rFonts w:ascii="Consolas" w:hAnsi="Consolas"/>
-          <w:color w:val="333333"/>
-          <w:sz w:val="19"/>
-          <w:shd w:val="clear" w:fill="F5F5F5"/>
-        </w:rPr>
-        <w:t>docker compose exec backend python -m alembic downgrade -1</w:t>
-      </w:r>
-      <w:r>
-        <w:rPr>
-          <w:rFonts w:ascii="Consolas" w:hAnsi="Consolas"/>
-          <w:color w:val="333333"/>
-          <w:sz w:val="19"/>
-          <w:shd w:val="clear" w:fill="F5F5F5"/>
-        </w:rPr>
-        <w:br w:type="textWrapping"/>
-      </w:r>
-      <w:r>
-        <w:rPr>
-          <w:rFonts w:ascii="Consolas" w:hAnsi="Consolas"/>
-          <w:color w:val="333333"/>
-          <w:sz w:val="19"/>
-          <w:shd w:val="clear" w:fill="F5F5F5"/>
-        </w:rPr>
-        <w:br w:type="textWrapping"/>
-      </w:r>
-      <w:r>
-        <w:rPr>
-          <w:rFonts w:ascii="Consolas" w:hAnsi="Consolas"/>
-          <w:color w:val="333333"/>
-          <w:sz w:val="19"/>
-          <w:shd w:val="clear" w:fill="F5F5F5"/>
-        </w:rPr>
+        <w:br/>
+        <w:t>docker compose --env-file .env.docker exec backend python -m alembic downgrade -1</w:t>
+        <w:br/>
+        <w:br/>
         <w:t># 回滚到指定版本</w:t>
-      </w:r>
-      <w:r>
-        <w:rPr>
-          <w:rFonts w:ascii="Consolas" w:hAnsi="Consolas"/>
-          <w:color w:val="333333"/>
-          <w:sz w:val="19"/>
-          <w:shd w:val="clear" w:fill="F5F5F5"/>
-        </w:rPr>
-        <w:br w:type="textWrapping"/>
-      </w:r>
-      <w:r>
-        <w:rPr>
-          <w:rFonts w:ascii="Consolas" w:hAnsi="Consolas"/>
-          <w:color w:val="333333"/>
-          <w:sz w:val="19"/>
-          <w:shd w:val="clear" w:fill="F5F5F5"/>
-        </w:rPr>
-        <w:t>docker compose exec backend python -m alembic downgrade &lt;revision_id&gt;</w:t>
+        <w:br/>
+        <w:t>docker compose --env-file .env.docker exec backend python -m alembic downgrade &lt;revision_id&gt;</w:t>
+      </w:r>
+      <w:r>
+        <w:rPr>
+          <w:rFonts w:ascii="Consolas" w:hAnsi="Consolas"/>
+          <w:color w:val="333333"/>
+          <w:sz w:val="19"/>
+          <w:shd w:val="clear" w:fill="F5F5F5"/>
+        </w:rPr>
+      </w:r>
+      <w:r>
+        <w:rPr>
+          <w:rFonts w:ascii="Consolas" w:hAnsi="Consolas"/>
+          <w:color w:val="333333"/>
+          <w:sz w:val="19"/>
+          <w:shd w:val="clear" w:fill="F5F5F5"/>
+        </w:rPr>
+      </w:r>
+      <w:r>
+        <w:rPr>
+          <w:rFonts w:ascii="Consolas" w:hAnsi="Consolas"/>
+          <w:color w:val="333333"/>
+          <w:sz w:val="19"/>
+          <w:shd w:val="clear" w:fill="F5F5F5"/>
+        </w:rPr>
+      </w:r>
+      <w:r>
+        <w:rPr>
+          <w:rFonts w:ascii="Consolas" w:hAnsi="Consolas"/>
+          <w:color w:val="333333"/>
+          <w:sz w:val="19"/>
+          <w:shd w:val="clear" w:fill="F5F5F5"/>
+        </w:rPr>
+      </w:r>
+      <w:r>
+        <w:rPr>
+          <w:rFonts w:ascii="Consolas" w:hAnsi="Consolas"/>
+          <w:color w:val="333333"/>
+          <w:sz w:val="19"/>
+          <w:shd w:val="clear" w:fill="F5F5F5"/>
+        </w:rPr>
+      </w:r>
+      <w:r>
+        <w:rPr>
+          <w:rFonts w:ascii="Consolas" w:hAnsi="Consolas"/>
+          <w:color w:val="333333"/>
+          <w:sz w:val="19"/>
+          <w:shd w:val="clear" w:fill="F5F5F5"/>
+        </w:rPr>
+      </w:r>
+      <w:r>
+        <w:rPr>
+          <w:rFonts w:ascii="Consolas" w:hAnsi="Consolas"/>
+          <w:color w:val="333333"/>
+          <w:sz w:val="19"/>
+          <w:shd w:val="clear" w:fill="F5F5F5"/>
+        </w:rPr>
+      </w:r>
+      <w:r>
+        <w:rPr>
+          <w:rFonts w:ascii="Consolas" w:hAnsi="Consolas"/>
+          <w:color w:val="333333"/>
+          <w:sz w:val="19"/>
+          <w:shd w:val="clear" w:fill="F5F5F5"/>
+        </w:rPr>
+      </w:r>
+      <w:r>
+        <w:rPr>
+          <w:rFonts w:ascii="Consolas" w:hAnsi="Consolas"/>
+          <w:color w:val="333333"/>
+          <w:sz w:val="19"/>
+          <w:shd w:val="clear" w:fill="F5F5F5"/>
+        </w:rPr>
+      </w:r>
+      <w:r>
+        <w:rPr>
+          <w:rFonts w:ascii="Consolas" w:hAnsi="Consolas"/>
+          <w:color w:val="333333"/>
+          <w:sz w:val="19"/>
+          <w:shd w:val="clear" w:fill="F5F5F5"/>
+        </w:rPr>
+      </w:r>
+      <w:r>
+        <w:rPr>
+          <w:rFonts w:ascii="Consolas" w:hAnsi="Consolas"/>
+          <w:color w:val="333333"/>
+          <w:sz w:val="19"/>
+          <w:shd w:val="clear" w:fill="F5F5F5"/>
+        </w:rPr>
+      </w:r>
+      <w:r>
+        <w:rPr>
+          <w:rFonts w:ascii="Consolas" w:hAnsi="Consolas"/>
+          <w:color w:val="333333"/>
+          <w:sz w:val="19"/>
+          <w:shd w:val="clear" w:fill="F5F5F5"/>
+        </w:rPr>
+      </w:r>
+      <w:r>
+        <w:rPr>
+          <w:rFonts w:ascii="Consolas" w:hAnsi="Consolas"/>
+          <w:color w:val="333333"/>
+          <w:sz w:val="19"/>
+          <w:shd w:val="clear" w:fill="F5F5F5"/>
+        </w:rPr>
+      </w:r>
+      <w:r>
+        <w:rPr>
+          <w:rFonts w:ascii="Consolas" w:hAnsi="Consolas"/>
+          <w:color w:val="333333"/>
+          <w:sz w:val="19"/>
+          <w:shd w:val="clear" w:fill="F5F5F5"/>
+        </w:rPr>
+      </w:r>
+      <w:r>
+        <w:rPr>
+          <w:rFonts w:ascii="Consolas" w:hAnsi="Consolas"/>
+          <w:color w:val="333333"/>
+          <w:sz w:val="19"/>
+          <w:shd w:val="clear" w:fill="F5F5F5"/>
+        </w:rPr>
+      </w:r>
+      <w:r>
+        <w:rPr>
+          <w:rFonts w:ascii="Consolas" w:hAnsi="Consolas"/>
+          <w:color w:val="333333"/>
+          <w:sz w:val="19"/>
+          <w:shd w:val="clear" w:fill="F5F5F5"/>
+        </w:rPr>
+      </w:r>
+      <w:r>
+        <w:rPr>
+          <w:rFonts w:ascii="Consolas" w:hAnsi="Consolas"/>
+          <w:color w:val="333333"/>
+          <w:sz w:val="19"/>
+          <w:shd w:val="clear" w:fill="F5F5F5"/>
+        </w:rPr>
+      </w:r>
+      <w:r>
+        <w:rPr>
+          <w:rFonts w:ascii="Consolas" w:hAnsi="Consolas"/>
+          <w:color w:val="333333"/>
+          <w:sz w:val="19"/>
+          <w:shd w:val="clear" w:fill="F5F5F5"/>
+        </w:rPr>
+      </w:r>
+      <w:r>
+        <w:rPr>
+          <w:rFonts w:ascii="Consolas" w:hAnsi="Consolas"/>
+          <w:color w:val="333333"/>
+          <w:sz w:val="19"/>
+          <w:shd w:val="clear" w:fill="F5F5F5"/>
+        </w:rPr>
+      </w:r>
+      <w:r>
+        <w:rPr>
+          <w:rFonts w:ascii="Consolas" w:hAnsi="Consolas"/>
+          <w:color w:val="333333"/>
+          <w:sz w:val="19"/>
+          <w:shd w:val="clear" w:fill="F5F5F5"/>
+        </w:rPr>
+      </w:r>
+      <w:r>
+        <w:rPr>
+          <w:rFonts w:ascii="Consolas" w:hAnsi="Consolas"/>
+          <w:color w:val="333333"/>
+          <w:sz w:val="19"/>
+          <w:shd w:val="clear" w:fill="F5F5F5"/>
+        </w:rPr>
+      </w:r>
+      <w:r>
+        <w:rPr>
+          <w:rFonts w:ascii="Consolas" w:hAnsi="Consolas"/>
+          <w:color w:val="333333"/>
+          <w:sz w:val="19"/>
+          <w:shd w:val="clear" w:fill="F5F5F5"/>
+        </w:rPr>
       </w:r>
     </w:p>
     <w:p>
@@ -9878,249 +9888,249 @@
           <w:shd w:val="clear" w:fill="F5F5F5"/>
         </w:rPr>
         <w:t>cd /www/wwwroot/unowire</w:t>
-      </w:r>
-      <w:r>
-        <w:rPr>
-          <w:rFonts w:ascii="Consolas" w:hAnsi="Consolas"/>
-          <w:color w:val="333333"/>
-          <w:sz w:val="19"/>
-          <w:shd w:val="clear" w:fill="F5F5F5"/>
-        </w:rPr>
-        <w:br w:type="textWrapping"/>
-      </w:r>
-      <w:r>
-        <w:rPr>
-          <w:rFonts w:ascii="Consolas" w:hAnsi="Consolas"/>
-          <w:color w:val="333333"/>
-          <w:sz w:val="19"/>
-          <w:shd w:val="clear" w:fill="F5F5F5"/>
-        </w:rPr>
-        <w:br w:type="textWrapping"/>
-      </w:r>
-      <w:r>
-        <w:rPr>
-          <w:rFonts w:ascii="Consolas" w:hAnsi="Consolas"/>
-          <w:color w:val="333333"/>
-          <w:sz w:val="19"/>
-          <w:shd w:val="clear" w:fill="F5F5F5"/>
-        </w:rPr>
+        <w:br/>
+        <w:br/>
         <w:t># 1. 查看最近的提交历史</w:t>
-      </w:r>
-      <w:r>
-        <w:rPr>
-          <w:rFonts w:ascii="Consolas" w:hAnsi="Consolas"/>
-          <w:color w:val="333333"/>
-          <w:sz w:val="19"/>
-          <w:shd w:val="clear" w:fill="F5F5F5"/>
-        </w:rPr>
-        <w:br w:type="textWrapping"/>
-      </w:r>
-      <w:r>
-        <w:rPr>
-          <w:rFonts w:ascii="Consolas" w:hAnsi="Consolas"/>
-          <w:color w:val="333333"/>
-          <w:sz w:val="19"/>
-          <w:shd w:val="clear" w:fill="F5F5F5"/>
-        </w:rPr>
+        <w:br/>
         <w:t>git log --oneline -10</w:t>
-      </w:r>
-      <w:r>
-        <w:rPr>
-          <w:rFonts w:ascii="Consolas" w:hAnsi="Consolas"/>
-          <w:color w:val="333333"/>
-          <w:sz w:val="19"/>
-          <w:shd w:val="clear" w:fill="F5F5F5"/>
-        </w:rPr>
-        <w:br w:type="textWrapping"/>
-      </w:r>
-      <w:r>
-        <w:rPr>
-          <w:rFonts w:ascii="Consolas" w:hAnsi="Consolas"/>
-          <w:color w:val="333333"/>
-          <w:sz w:val="19"/>
-          <w:shd w:val="clear" w:fill="F5F5F5"/>
-        </w:rPr>
-        <w:br w:type="textWrapping"/>
-      </w:r>
-      <w:r>
-        <w:rPr>
-          <w:rFonts w:ascii="Consolas" w:hAnsi="Consolas"/>
-          <w:color w:val="333333"/>
-          <w:sz w:val="19"/>
-          <w:shd w:val="clear" w:fill="F5F5F5"/>
-        </w:rPr>
+        <w:br/>
+        <w:br/>
         <w:t># 2. 回滚到上一个稳定版本（例如 abc1234）</w:t>
-      </w:r>
-      <w:r>
-        <w:rPr>
-          <w:rFonts w:ascii="Consolas" w:hAnsi="Consolas"/>
-          <w:color w:val="333333"/>
-          <w:sz w:val="19"/>
-          <w:shd w:val="clear" w:fill="F5F5F5"/>
-        </w:rPr>
-        <w:br w:type="textWrapping"/>
-      </w:r>
-      <w:r>
-        <w:rPr>
-          <w:rFonts w:ascii="Consolas" w:hAnsi="Consolas"/>
-          <w:color w:val="333333"/>
-          <w:sz w:val="19"/>
-          <w:shd w:val="clear" w:fill="F5F5F5"/>
-        </w:rPr>
+        <w:br/>
         <w:t>git reset --hard abc1234</w:t>
-      </w:r>
-      <w:r>
-        <w:rPr>
-          <w:rFonts w:ascii="Consolas" w:hAnsi="Consolas"/>
-          <w:color w:val="333333"/>
-          <w:sz w:val="19"/>
-          <w:shd w:val="clear" w:fill="F5F5F5"/>
-        </w:rPr>
-        <w:br w:type="textWrapping"/>
-      </w:r>
-      <w:r>
-        <w:rPr>
-          <w:rFonts w:ascii="Consolas" w:hAnsi="Consolas"/>
-          <w:color w:val="333333"/>
-          <w:sz w:val="19"/>
-          <w:shd w:val="clear" w:fill="F5F5F5"/>
-        </w:rPr>
-        <w:br w:type="textWrapping"/>
-      </w:r>
-      <w:r>
-        <w:rPr>
-          <w:rFonts w:ascii="Consolas" w:hAnsi="Consolas"/>
-          <w:color w:val="333333"/>
-          <w:sz w:val="19"/>
-          <w:shd w:val="clear" w:fill="F5F5F5"/>
-        </w:rPr>
+        <w:br/>
+        <w:br/>
         <w:t># 3. 回滚数据库迁移（如果有 Schema 变更）</w:t>
-      </w:r>
-      <w:r>
-        <w:rPr>
-          <w:rFonts w:ascii="Consolas" w:hAnsi="Consolas"/>
-          <w:color w:val="333333"/>
-          <w:sz w:val="19"/>
-          <w:shd w:val="clear" w:fill="F5F5F5"/>
-        </w:rPr>
-        <w:br w:type="textWrapping"/>
-      </w:r>
-      <w:r>
-        <w:rPr>
-          <w:rFonts w:ascii="Consolas" w:hAnsi="Consolas"/>
-          <w:color w:val="333333"/>
-          <w:sz w:val="19"/>
-          <w:shd w:val="clear" w:fill="F5F5F5"/>
-        </w:rPr>
-        <w:t>docker compose exec backend python -m alembic downgrade -1</w:t>
-      </w:r>
-      <w:r>
-        <w:rPr>
-          <w:rFonts w:ascii="Consolas" w:hAnsi="Consolas"/>
-          <w:color w:val="333333"/>
-          <w:sz w:val="19"/>
-          <w:shd w:val="clear" w:fill="F5F5F5"/>
-        </w:rPr>
-        <w:br w:type="textWrapping"/>
-      </w:r>
-      <w:r>
-        <w:rPr>
-          <w:rFonts w:ascii="Consolas" w:hAnsi="Consolas"/>
-          <w:color w:val="333333"/>
-          <w:sz w:val="19"/>
-          <w:shd w:val="clear" w:fill="F5F5F5"/>
-        </w:rPr>
-        <w:br w:type="textWrapping"/>
-      </w:r>
-      <w:r>
-        <w:rPr>
-          <w:rFonts w:ascii="Consolas" w:hAnsi="Consolas"/>
-          <w:color w:val="333333"/>
-          <w:sz w:val="19"/>
-          <w:shd w:val="clear" w:fill="F5F5F5"/>
-        </w:rPr>
+        <w:br/>
+        <w:t>docker compose --env-file .env.docker exec backend python -m alembic downgrade -1</w:t>
+        <w:br/>
+        <w:br/>
         <w:t># 4. 重建并重启服务</w:t>
-      </w:r>
-      <w:r>
-        <w:rPr>
-          <w:rFonts w:ascii="Consolas" w:hAnsi="Consolas"/>
-          <w:color w:val="333333"/>
-          <w:sz w:val="19"/>
-          <w:shd w:val="clear" w:fill="F5F5F5"/>
-        </w:rPr>
-        <w:br w:type="textWrapping"/>
-      </w:r>
-      <w:r>
-        <w:rPr>
-          <w:rFonts w:ascii="Consolas" w:hAnsi="Consolas"/>
-          <w:color w:val="333333"/>
-          <w:sz w:val="19"/>
-          <w:shd w:val="clear" w:fill="F5F5F5"/>
-        </w:rPr>
-        <w:t>docker compose up -d --build</w:t>
-      </w:r>
-      <w:r>
-        <w:rPr>
-          <w:rFonts w:ascii="Consolas" w:hAnsi="Consolas"/>
-          <w:color w:val="333333"/>
-          <w:sz w:val="19"/>
-          <w:shd w:val="clear" w:fill="F5F5F5"/>
-        </w:rPr>
-        <w:br w:type="textWrapping"/>
-      </w:r>
-      <w:r>
-        <w:rPr>
-          <w:rFonts w:ascii="Consolas" w:hAnsi="Consolas"/>
-          <w:color w:val="333333"/>
-          <w:sz w:val="19"/>
-          <w:shd w:val="clear" w:fill="F5F5F5"/>
-        </w:rPr>
-        <w:br w:type="textWrapping"/>
-      </w:r>
-      <w:r>
-        <w:rPr>
-          <w:rFonts w:ascii="Consolas" w:hAnsi="Consolas"/>
-          <w:color w:val="333333"/>
-          <w:sz w:val="19"/>
-          <w:shd w:val="clear" w:fill="F5F5F5"/>
-        </w:rPr>
+        <w:br/>
+        <w:t>docker compose --env-file .env.docker up -d --build</w:t>
+        <w:br/>
+        <w:br/>
         <w:t># 5. 验证</w:t>
-      </w:r>
-      <w:r>
-        <w:rPr>
-          <w:rFonts w:ascii="Consolas" w:hAnsi="Consolas"/>
-          <w:color w:val="333333"/>
-          <w:sz w:val="19"/>
-          <w:shd w:val="clear" w:fill="F5F5F5"/>
-        </w:rPr>
-        <w:br w:type="textWrapping"/>
-      </w:r>
-      <w:r>
-        <w:rPr>
-          <w:rFonts w:ascii="Consolas" w:hAnsi="Consolas"/>
-          <w:color w:val="333333"/>
-          <w:sz w:val="19"/>
-          <w:shd w:val="clear" w:fill="F5F5F5"/>
-        </w:rPr>
-        <w:t>docker compose ps</w:t>
-      </w:r>
-      <w:r>
-        <w:rPr>
-          <w:rFonts w:ascii="Consolas" w:hAnsi="Consolas"/>
-          <w:color w:val="333333"/>
-          <w:sz w:val="19"/>
-          <w:shd w:val="clear" w:fill="F5F5F5"/>
-        </w:rPr>
-        <w:br w:type="textWrapping"/>
-      </w:r>
-      <w:r>
-        <w:rPr>
-          <w:rFonts w:ascii="Consolas" w:hAnsi="Consolas"/>
-          <w:color w:val="333333"/>
-          <w:sz w:val="19"/>
-          <w:shd w:val="clear" w:fill="F5F5F5"/>
-        </w:rPr>
+        <w:br/>
+        <w:t>docker compose --env-file .env.docker ps</w:t>
+        <w:br/>
         <w:t>curl http://127.0.0.1:8000/api/health</w:t>
+      </w:r>
+      <w:r>
+        <w:rPr>
+          <w:rFonts w:ascii="Consolas" w:hAnsi="Consolas"/>
+          <w:color w:val="333333"/>
+          <w:sz w:val="19"/>
+          <w:shd w:val="clear" w:fill="F5F5F5"/>
+        </w:rPr>
+      </w:r>
+      <w:r>
+        <w:rPr>
+          <w:rFonts w:ascii="Consolas" w:hAnsi="Consolas"/>
+          <w:color w:val="333333"/>
+          <w:sz w:val="19"/>
+          <w:shd w:val="clear" w:fill="F5F5F5"/>
+        </w:rPr>
+      </w:r>
+      <w:r>
+        <w:rPr>
+          <w:rFonts w:ascii="Consolas" w:hAnsi="Consolas"/>
+          <w:color w:val="333333"/>
+          <w:sz w:val="19"/>
+          <w:shd w:val="clear" w:fill="F5F5F5"/>
+        </w:rPr>
+      </w:r>
+      <w:r>
+        <w:rPr>
+          <w:rFonts w:ascii="Consolas" w:hAnsi="Consolas"/>
+          <w:color w:val="333333"/>
+          <w:sz w:val="19"/>
+          <w:shd w:val="clear" w:fill="F5F5F5"/>
+        </w:rPr>
+      </w:r>
+      <w:r>
+        <w:rPr>
+          <w:rFonts w:ascii="Consolas" w:hAnsi="Consolas"/>
+          <w:color w:val="333333"/>
+          <w:sz w:val="19"/>
+          <w:shd w:val="clear" w:fill="F5F5F5"/>
+        </w:rPr>
+      </w:r>
+      <w:r>
+        <w:rPr>
+          <w:rFonts w:ascii="Consolas" w:hAnsi="Consolas"/>
+          <w:color w:val="333333"/>
+          <w:sz w:val="19"/>
+          <w:shd w:val="clear" w:fill="F5F5F5"/>
+        </w:rPr>
+      </w:r>
+      <w:r>
+        <w:rPr>
+          <w:rFonts w:ascii="Consolas" w:hAnsi="Consolas"/>
+          <w:color w:val="333333"/>
+          <w:sz w:val="19"/>
+          <w:shd w:val="clear" w:fill="F5F5F5"/>
+        </w:rPr>
+      </w:r>
+      <w:r>
+        <w:rPr>
+          <w:rFonts w:ascii="Consolas" w:hAnsi="Consolas"/>
+          <w:color w:val="333333"/>
+          <w:sz w:val="19"/>
+          <w:shd w:val="clear" w:fill="F5F5F5"/>
+        </w:rPr>
+      </w:r>
+      <w:r>
+        <w:rPr>
+          <w:rFonts w:ascii="Consolas" w:hAnsi="Consolas"/>
+          <w:color w:val="333333"/>
+          <w:sz w:val="19"/>
+          <w:shd w:val="clear" w:fill="F5F5F5"/>
+        </w:rPr>
+      </w:r>
+      <w:r>
+        <w:rPr>
+          <w:rFonts w:ascii="Consolas" w:hAnsi="Consolas"/>
+          <w:color w:val="333333"/>
+          <w:sz w:val="19"/>
+          <w:shd w:val="clear" w:fill="F5F5F5"/>
+        </w:rPr>
+      </w:r>
+      <w:r>
+        <w:rPr>
+          <w:rFonts w:ascii="Consolas" w:hAnsi="Consolas"/>
+          <w:color w:val="333333"/>
+          <w:sz w:val="19"/>
+          <w:shd w:val="clear" w:fill="F5F5F5"/>
+        </w:rPr>
+      </w:r>
+      <w:r>
+        <w:rPr>
+          <w:rFonts w:ascii="Consolas" w:hAnsi="Consolas"/>
+          <w:color w:val="333333"/>
+          <w:sz w:val="19"/>
+          <w:shd w:val="clear" w:fill="F5F5F5"/>
+        </w:rPr>
+      </w:r>
+      <w:r>
+        <w:rPr>
+          <w:rFonts w:ascii="Consolas" w:hAnsi="Consolas"/>
+          <w:color w:val="333333"/>
+          <w:sz w:val="19"/>
+          <w:shd w:val="clear" w:fill="F5F5F5"/>
+        </w:rPr>
+      </w:r>
+      <w:r>
+        <w:rPr>
+          <w:rFonts w:ascii="Consolas" w:hAnsi="Consolas"/>
+          <w:color w:val="333333"/>
+          <w:sz w:val="19"/>
+          <w:shd w:val="clear" w:fill="F5F5F5"/>
+        </w:rPr>
+      </w:r>
+      <w:r>
+        <w:rPr>
+          <w:rFonts w:ascii="Consolas" w:hAnsi="Consolas"/>
+          <w:color w:val="333333"/>
+          <w:sz w:val="19"/>
+          <w:shd w:val="clear" w:fill="F5F5F5"/>
+        </w:rPr>
+      </w:r>
+      <w:r>
+        <w:rPr>
+          <w:rFonts w:ascii="Consolas" w:hAnsi="Consolas"/>
+          <w:color w:val="333333"/>
+          <w:sz w:val="19"/>
+          <w:shd w:val="clear" w:fill="F5F5F5"/>
+        </w:rPr>
+      </w:r>
+      <w:r>
+        <w:rPr>
+          <w:rFonts w:ascii="Consolas" w:hAnsi="Consolas"/>
+          <w:color w:val="333333"/>
+          <w:sz w:val="19"/>
+          <w:shd w:val="clear" w:fill="F5F5F5"/>
+        </w:rPr>
+      </w:r>
+      <w:r>
+        <w:rPr>
+          <w:rFonts w:ascii="Consolas" w:hAnsi="Consolas"/>
+          <w:color w:val="333333"/>
+          <w:sz w:val="19"/>
+          <w:shd w:val="clear" w:fill="F5F5F5"/>
+        </w:rPr>
+      </w:r>
+      <w:r>
+        <w:rPr>
+          <w:rFonts w:ascii="Consolas" w:hAnsi="Consolas"/>
+          <w:color w:val="333333"/>
+          <w:sz w:val="19"/>
+          <w:shd w:val="clear" w:fill="F5F5F5"/>
+        </w:rPr>
+      </w:r>
+      <w:r>
+        <w:rPr>
+          <w:rFonts w:ascii="Consolas" w:hAnsi="Consolas"/>
+          <w:color w:val="333333"/>
+          <w:sz w:val="19"/>
+          <w:shd w:val="clear" w:fill="F5F5F5"/>
+        </w:rPr>
+      </w:r>
+      <w:r>
+        <w:rPr>
+          <w:rFonts w:ascii="Consolas" w:hAnsi="Consolas"/>
+          <w:color w:val="333333"/>
+          <w:sz w:val="19"/>
+          <w:shd w:val="clear" w:fill="F5F5F5"/>
+        </w:rPr>
+      </w:r>
+      <w:r>
+        <w:rPr>
+          <w:rFonts w:ascii="Consolas" w:hAnsi="Consolas"/>
+          <w:color w:val="333333"/>
+          <w:sz w:val="19"/>
+          <w:shd w:val="clear" w:fill="F5F5F5"/>
+        </w:rPr>
+      </w:r>
+      <w:r>
+        <w:rPr>
+          <w:rFonts w:ascii="Consolas" w:hAnsi="Consolas"/>
+          <w:color w:val="333333"/>
+          <w:sz w:val="19"/>
+          <w:shd w:val="clear" w:fill="F5F5F5"/>
+        </w:rPr>
+      </w:r>
+      <w:r>
+        <w:rPr>
+          <w:rFonts w:ascii="Consolas" w:hAnsi="Consolas"/>
+          <w:color w:val="333333"/>
+          <w:sz w:val="19"/>
+          <w:shd w:val="clear" w:fill="F5F5F5"/>
+        </w:rPr>
+      </w:r>
+      <w:r>
+        <w:rPr>
+          <w:rFonts w:ascii="Consolas" w:hAnsi="Consolas"/>
+          <w:color w:val="333333"/>
+          <w:sz w:val="19"/>
+          <w:shd w:val="clear" w:fill="F5F5F5"/>
+        </w:rPr>
+      </w:r>
+      <w:r>
+        <w:rPr>
+          <w:rFonts w:ascii="Consolas" w:hAnsi="Consolas"/>
+          <w:color w:val="333333"/>
+          <w:sz w:val="19"/>
+          <w:shd w:val="clear" w:fill="F5F5F5"/>
+        </w:rPr>
+      </w:r>
+      <w:r>
+        <w:rPr>
+          <w:rFonts w:ascii="Consolas" w:hAnsi="Consolas"/>
+          <w:color w:val="333333"/>
+          <w:sz w:val="19"/>
+          <w:shd w:val="clear" w:fill="F5F5F5"/>
+        </w:rPr>
       </w:r>
     </w:p>
     <w:p>
@@ -10148,231 +10158,231 @@
           <w:shd w:val="clear" w:fill="F5F5F5"/>
         </w:rPr>
         <w:t>cd /www/wwwroot/unowire</w:t>
-      </w:r>
-      <w:r>
-        <w:rPr>
-          <w:rFonts w:ascii="Consolas" w:hAnsi="Consolas"/>
-          <w:color w:val="333333"/>
-          <w:sz w:val="19"/>
-          <w:shd w:val="clear" w:fill="F5F5F5"/>
-        </w:rPr>
-        <w:br w:type="textWrapping"/>
-      </w:r>
-      <w:r>
-        <w:rPr>
-          <w:rFonts w:ascii="Consolas" w:hAnsi="Consolas"/>
-          <w:color w:val="333333"/>
-          <w:sz w:val="19"/>
-          <w:shd w:val="clear" w:fill="F5F5F5"/>
-        </w:rPr>
-        <w:br w:type="textWrapping"/>
-      </w:r>
-      <w:r>
-        <w:rPr>
-          <w:rFonts w:ascii="Consolas" w:hAnsi="Consolas"/>
-          <w:color w:val="333333"/>
-          <w:sz w:val="19"/>
-          <w:shd w:val="clear" w:fill="F5F5F5"/>
-        </w:rPr>
+        <w:br/>
+        <w:br/>
         <w:t># 1. 停止后端服务</w:t>
-      </w:r>
-      <w:r>
-        <w:rPr>
-          <w:rFonts w:ascii="Consolas" w:hAnsi="Consolas"/>
-          <w:color w:val="333333"/>
-          <w:sz w:val="19"/>
-          <w:shd w:val="clear" w:fill="F5F5F5"/>
-        </w:rPr>
-        <w:br w:type="textWrapping"/>
-      </w:r>
-      <w:r>
-        <w:rPr>
-          <w:rFonts w:ascii="Consolas" w:hAnsi="Consolas"/>
-          <w:color w:val="333333"/>
-          <w:sz w:val="19"/>
-          <w:shd w:val="clear" w:fill="F5F5F5"/>
-        </w:rPr>
-        <w:t>docker compose stop backend</w:t>
-      </w:r>
-      <w:r>
-        <w:rPr>
-          <w:rFonts w:ascii="Consolas" w:hAnsi="Consolas"/>
-          <w:color w:val="333333"/>
-          <w:sz w:val="19"/>
-          <w:shd w:val="clear" w:fill="F5F5F5"/>
-        </w:rPr>
-        <w:br w:type="textWrapping"/>
-      </w:r>
-      <w:r>
-        <w:rPr>
-          <w:rFonts w:ascii="Consolas" w:hAnsi="Consolas"/>
-          <w:color w:val="333333"/>
-          <w:sz w:val="19"/>
-          <w:shd w:val="clear" w:fill="F5F5F5"/>
-        </w:rPr>
-        <w:br w:type="textWrapping"/>
-      </w:r>
-      <w:r>
-        <w:rPr>
-          <w:rFonts w:ascii="Consolas" w:hAnsi="Consolas"/>
-          <w:color w:val="333333"/>
-          <w:sz w:val="19"/>
-          <w:shd w:val="clear" w:fill="F5F5F5"/>
-        </w:rPr>
+        <w:br/>
+        <w:t>docker compose --env-file .env.docker stop backend</w:t>
+        <w:br/>
+        <w:br/>
         <w:t># 2. 恢复数据库备份</w:t>
-      </w:r>
-      <w:r>
-        <w:rPr>
-          <w:rFonts w:ascii="Consolas" w:hAnsi="Consolas"/>
-          <w:color w:val="333333"/>
-          <w:sz w:val="19"/>
-          <w:shd w:val="clear" w:fill="F5F5F5"/>
-        </w:rPr>
-        <w:br w:type="textWrapping"/>
-      </w:r>
-      <w:r>
-        <w:rPr>
-          <w:rFonts w:ascii="Consolas" w:hAnsi="Consolas"/>
-          <w:color w:val="333333"/>
-          <w:sz w:val="19"/>
-          <w:shd w:val="clear" w:fill="F5F5F5"/>
-        </w:rPr>
-        <w:t>cat /www/backup/unowire/pre_update_xxxxxx.sql | docker compose exec -T db psql -U unowire -d unowire</w:t>
-      </w:r>
-      <w:r>
-        <w:rPr>
-          <w:rFonts w:ascii="Consolas" w:hAnsi="Consolas"/>
-          <w:color w:val="333333"/>
-          <w:sz w:val="19"/>
-          <w:shd w:val="clear" w:fill="F5F5F5"/>
-        </w:rPr>
-        <w:br w:type="textWrapping"/>
-      </w:r>
-      <w:r>
-        <w:rPr>
-          <w:rFonts w:ascii="Consolas" w:hAnsi="Consolas"/>
-          <w:color w:val="333333"/>
-          <w:sz w:val="19"/>
-          <w:shd w:val="clear" w:fill="F5F5F5"/>
-        </w:rPr>
-        <w:br w:type="textWrapping"/>
-      </w:r>
-      <w:r>
-        <w:rPr>
-          <w:rFonts w:ascii="Consolas" w:hAnsi="Consolas"/>
-          <w:color w:val="333333"/>
-          <w:sz w:val="19"/>
-          <w:shd w:val="clear" w:fill="F5F5F5"/>
-        </w:rPr>
+        <w:br/>
+        <w:t>cat /www/backup/unowire/pre_update_xxxxxx.sql | docker compose --env-file .env.docker exec -T db psql -U unowire -d unowire</w:t>
+        <w:br/>
+        <w:br/>
         <w:t># 3. 回滚代码</w:t>
-      </w:r>
-      <w:r>
-        <w:rPr>
-          <w:rFonts w:ascii="Consolas" w:hAnsi="Consolas"/>
-          <w:color w:val="333333"/>
-          <w:sz w:val="19"/>
-          <w:shd w:val="clear" w:fill="F5F5F5"/>
-        </w:rPr>
-        <w:br w:type="textWrapping"/>
-      </w:r>
-      <w:r>
-        <w:rPr>
-          <w:rFonts w:ascii="Consolas" w:hAnsi="Consolas"/>
-          <w:color w:val="333333"/>
-          <w:sz w:val="19"/>
-          <w:shd w:val="clear" w:fill="F5F5F5"/>
-        </w:rPr>
+        <w:br/>
         <w:t>git reset --hard abc1234</w:t>
-      </w:r>
-      <w:r>
-        <w:rPr>
-          <w:rFonts w:ascii="Consolas" w:hAnsi="Consolas"/>
-          <w:color w:val="333333"/>
-          <w:sz w:val="19"/>
-          <w:shd w:val="clear" w:fill="F5F5F5"/>
-        </w:rPr>
-        <w:br w:type="textWrapping"/>
-      </w:r>
-      <w:r>
-        <w:rPr>
-          <w:rFonts w:ascii="Consolas" w:hAnsi="Consolas"/>
-          <w:color w:val="333333"/>
-          <w:sz w:val="19"/>
-          <w:shd w:val="clear" w:fill="F5F5F5"/>
-        </w:rPr>
-        <w:br w:type="textWrapping"/>
-      </w:r>
-      <w:r>
-        <w:rPr>
-          <w:rFonts w:ascii="Consolas" w:hAnsi="Consolas"/>
-          <w:color w:val="333333"/>
-          <w:sz w:val="19"/>
-          <w:shd w:val="clear" w:fill="F5F5F5"/>
-        </w:rPr>
+        <w:br/>
+        <w:br/>
         <w:t># 4. 重启所有服务</w:t>
-      </w:r>
-      <w:r>
-        <w:rPr>
-          <w:rFonts w:ascii="Consolas" w:hAnsi="Consolas"/>
-          <w:color w:val="333333"/>
-          <w:sz w:val="19"/>
-          <w:shd w:val="clear" w:fill="F5F5F5"/>
-        </w:rPr>
-        <w:br w:type="textWrapping"/>
-      </w:r>
-      <w:r>
-        <w:rPr>
-          <w:rFonts w:ascii="Consolas" w:hAnsi="Consolas"/>
-          <w:color w:val="333333"/>
-          <w:sz w:val="19"/>
-          <w:shd w:val="clear" w:fill="F5F5F5"/>
-        </w:rPr>
-        <w:t>docker compose up -d --build</w:t>
-      </w:r>
-      <w:r>
-        <w:rPr>
-          <w:rFonts w:ascii="Consolas" w:hAnsi="Consolas"/>
-          <w:color w:val="333333"/>
-          <w:sz w:val="19"/>
-          <w:shd w:val="clear" w:fill="F5F5F5"/>
-        </w:rPr>
-        <w:br w:type="textWrapping"/>
-      </w:r>
-      <w:r>
-        <w:rPr>
-          <w:rFonts w:ascii="Consolas" w:hAnsi="Consolas"/>
-          <w:color w:val="333333"/>
-          <w:sz w:val="19"/>
-          <w:shd w:val="clear" w:fill="F5F5F5"/>
-        </w:rPr>
-        <w:br w:type="textWrapping"/>
-      </w:r>
-      <w:r>
-        <w:rPr>
-          <w:rFonts w:ascii="Consolas" w:hAnsi="Consolas"/>
-          <w:color w:val="333333"/>
-          <w:sz w:val="19"/>
-          <w:shd w:val="clear" w:fill="F5F5F5"/>
-        </w:rPr>
+        <w:br/>
+        <w:t>docker compose --env-file .env.docker up -d --build</w:t>
+        <w:br/>
+        <w:br/>
         <w:t># 5. 验证</w:t>
-      </w:r>
-      <w:r>
-        <w:rPr>
-          <w:rFonts w:ascii="Consolas" w:hAnsi="Consolas"/>
-          <w:color w:val="333333"/>
-          <w:sz w:val="19"/>
-          <w:shd w:val="clear" w:fill="F5F5F5"/>
-        </w:rPr>
-        <w:br w:type="textWrapping"/>
-      </w:r>
-      <w:r>
-        <w:rPr>
-          <w:rFonts w:ascii="Consolas" w:hAnsi="Consolas"/>
-          <w:color w:val="333333"/>
-          <w:sz w:val="19"/>
-          <w:shd w:val="clear" w:fill="F5F5F5"/>
-        </w:rPr>
-        <w:t>docker compose ps</w:t>
+        <w:br/>
+        <w:t>docker compose --env-file .env.docker ps</w:t>
+      </w:r>
+      <w:r>
+        <w:rPr>
+          <w:rFonts w:ascii="Consolas" w:hAnsi="Consolas"/>
+          <w:color w:val="333333"/>
+          <w:sz w:val="19"/>
+          <w:shd w:val="clear" w:fill="F5F5F5"/>
+        </w:rPr>
+      </w:r>
+      <w:r>
+        <w:rPr>
+          <w:rFonts w:ascii="Consolas" w:hAnsi="Consolas"/>
+          <w:color w:val="333333"/>
+          <w:sz w:val="19"/>
+          <w:shd w:val="clear" w:fill="F5F5F5"/>
+        </w:rPr>
+      </w:r>
+      <w:r>
+        <w:rPr>
+          <w:rFonts w:ascii="Consolas" w:hAnsi="Consolas"/>
+          <w:color w:val="333333"/>
+          <w:sz w:val="19"/>
+          <w:shd w:val="clear" w:fill="F5F5F5"/>
+        </w:rPr>
+      </w:r>
+      <w:r>
+        <w:rPr>
+          <w:rFonts w:ascii="Consolas" w:hAnsi="Consolas"/>
+          <w:color w:val="333333"/>
+          <w:sz w:val="19"/>
+          <w:shd w:val="clear" w:fill="F5F5F5"/>
+        </w:rPr>
+      </w:r>
+      <w:r>
+        <w:rPr>
+          <w:rFonts w:ascii="Consolas" w:hAnsi="Consolas"/>
+          <w:color w:val="333333"/>
+          <w:sz w:val="19"/>
+          <w:shd w:val="clear" w:fill="F5F5F5"/>
+        </w:rPr>
+      </w:r>
+      <w:r>
+        <w:rPr>
+          <w:rFonts w:ascii="Consolas" w:hAnsi="Consolas"/>
+          <w:color w:val="333333"/>
+          <w:sz w:val="19"/>
+          <w:shd w:val="clear" w:fill="F5F5F5"/>
+        </w:rPr>
+      </w:r>
+      <w:r>
+        <w:rPr>
+          <w:rFonts w:ascii="Consolas" w:hAnsi="Consolas"/>
+          <w:color w:val="333333"/>
+          <w:sz w:val="19"/>
+          <w:shd w:val="clear" w:fill="F5F5F5"/>
+        </w:rPr>
+      </w:r>
+      <w:r>
+        <w:rPr>
+          <w:rFonts w:ascii="Consolas" w:hAnsi="Consolas"/>
+          <w:color w:val="333333"/>
+          <w:sz w:val="19"/>
+          <w:shd w:val="clear" w:fill="F5F5F5"/>
+        </w:rPr>
+      </w:r>
+      <w:r>
+        <w:rPr>
+          <w:rFonts w:ascii="Consolas" w:hAnsi="Consolas"/>
+          <w:color w:val="333333"/>
+          <w:sz w:val="19"/>
+          <w:shd w:val="clear" w:fill="F5F5F5"/>
+        </w:rPr>
+      </w:r>
+      <w:r>
+        <w:rPr>
+          <w:rFonts w:ascii="Consolas" w:hAnsi="Consolas"/>
+          <w:color w:val="333333"/>
+          <w:sz w:val="19"/>
+          <w:shd w:val="clear" w:fill="F5F5F5"/>
+        </w:rPr>
+      </w:r>
+      <w:r>
+        <w:rPr>
+          <w:rFonts w:ascii="Consolas" w:hAnsi="Consolas"/>
+          <w:color w:val="333333"/>
+          <w:sz w:val="19"/>
+          <w:shd w:val="clear" w:fill="F5F5F5"/>
+        </w:rPr>
+      </w:r>
+      <w:r>
+        <w:rPr>
+          <w:rFonts w:ascii="Consolas" w:hAnsi="Consolas"/>
+          <w:color w:val="333333"/>
+          <w:sz w:val="19"/>
+          <w:shd w:val="clear" w:fill="F5F5F5"/>
+        </w:rPr>
+      </w:r>
+      <w:r>
+        <w:rPr>
+          <w:rFonts w:ascii="Consolas" w:hAnsi="Consolas"/>
+          <w:color w:val="333333"/>
+          <w:sz w:val="19"/>
+          <w:shd w:val="clear" w:fill="F5F5F5"/>
+        </w:rPr>
+      </w:r>
+      <w:r>
+        <w:rPr>
+          <w:rFonts w:ascii="Consolas" w:hAnsi="Consolas"/>
+          <w:color w:val="333333"/>
+          <w:sz w:val="19"/>
+          <w:shd w:val="clear" w:fill="F5F5F5"/>
+        </w:rPr>
+      </w:r>
+      <w:r>
+        <w:rPr>
+          <w:rFonts w:ascii="Consolas" w:hAnsi="Consolas"/>
+          <w:color w:val="333333"/>
+          <w:sz w:val="19"/>
+          <w:shd w:val="clear" w:fill="F5F5F5"/>
+        </w:rPr>
+      </w:r>
+      <w:r>
+        <w:rPr>
+          <w:rFonts w:ascii="Consolas" w:hAnsi="Consolas"/>
+          <w:color w:val="333333"/>
+          <w:sz w:val="19"/>
+          <w:shd w:val="clear" w:fill="F5F5F5"/>
+        </w:rPr>
+      </w:r>
+      <w:r>
+        <w:rPr>
+          <w:rFonts w:ascii="Consolas" w:hAnsi="Consolas"/>
+          <w:color w:val="333333"/>
+          <w:sz w:val="19"/>
+          <w:shd w:val="clear" w:fill="F5F5F5"/>
+        </w:rPr>
+      </w:r>
+      <w:r>
+        <w:rPr>
+          <w:rFonts w:ascii="Consolas" w:hAnsi="Consolas"/>
+          <w:color w:val="333333"/>
+          <w:sz w:val="19"/>
+          <w:shd w:val="clear" w:fill="F5F5F5"/>
+        </w:rPr>
+      </w:r>
+      <w:r>
+        <w:rPr>
+          <w:rFonts w:ascii="Consolas" w:hAnsi="Consolas"/>
+          <w:color w:val="333333"/>
+          <w:sz w:val="19"/>
+          <w:shd w:val="clear" w:fill="F5F5F5"/>
+        </w:rPr>
+      </w:r>
+      <w:r>
+        <w:rPr>
+          <w:rFonts w:ascii="Consolas" w:hAnsi="Consolas"/>
+          <w:color w:val="333333"/>
+          <w:sz w:val="19"/>
+          <w:shd w:val="clear" w:fill="F5F5F5"/>
+        </w:rPr>
+      </w:r>
+      <w:r>
+        <w:rPr>
+          <w:rFonts w:ascii="Consolas" w:hAnsi="Consolas"/>
+          <w:color w:val="333333"/>
+          <w:sz w:val="19"/>
+          <w:shd w:val="clear" w:fill="F5F5F5"/>
+        </w:rPr>
+      </w:r>
+      <w:r>
+        <w:rPr>
+          <w:rFonts w:ascii="Consolas" w:hAnsi="Consolas"/>
+          <w:color w:val="333333"/>
+          <w:sz w:val="19"/>
+          <w:shd w:val="clear" w:fill="F5F5F5"/>
+        </w:rPr>
+      </w:r>
+      <w:r>
+        <w:rPr>
+          <w:rFonts w:ascii="Consolas" w:hAnsi="Consolas"/>
+          <w:color w:val="333333"/>
+          <w:sz w:val="19"/>
+          <w:shd w:val="clear" w:fill="F5F5F5"/>
+        </w:rPr>
+      </w:r>
+      <w:r>
+        <w:rPr>
+          <w:rFonts w:ascii="Consolas" w:hAnsi="Consolas"/>
+          <w:color w:val="333333"/>
+          <w:sz w:val="19"/>
+          <w:shd w:val="clear" w:fill="F5F5F5"/>
+        </w:rPr>
+      </w:r>
+      <w:r>
+        <w:rPr>
+          <w:rFonts w:ascii="Consolas" w:hAnsi="Consolas"/>
+          <w:color w:val="333333"/>
+          <w:sz w:val="19"/>
+          <w:shd w:val="clear" w:fill="F5F5F5"/>
+        </w:rPr>
       </w:r>
     </w:p>
     <w:p>
@@ -10424,492 +10434,492 @@
           <w:shd w:val="clear" w:fill="F5F5F5"/>
         </w:rPr>
         <w:t>name: Deploy to Production</w:t>
-      </w:r>
-      <w:r>
-        <w:rPr>
-          <w:rFonts w:ascii="Consolas" w:hAnsi="Consolas"/>
-          <w:color w:val="333333"/>
-          <w:sz w:val="19"/>
-          <w:shd w:val="clear" w:fill="F5F5F5"/>
-        </w:rPr>
-        <w:br w:type="textWrapping"/>
-      </w:r>
-      <w:r>
-        <w:rPr>
-          <w:rFonts w:ascii="Consolas" w:hAnsi="Consolas"/>
-          <w:color w:val="333333"/>
-          <w:sz w:val="19"/>
-          <w:shd w:val="clear" w:fill="F5F5F5"/>
-        </w:rPr>
-        <w:br w:type="textWrapping"/>
-      </w:r>
-      <w:r>
-        <w:rPr>
-          <w:rFonts w:ascii="Consolas" w:hAnsi="Consolas"/>
-          <w:color w:val="333333"/>
-          <w:sz w:val="19"/>
-          <w:shd w:val="clear" w:fill="F5F5F5"/>
-        </w:rPr>
+        <w:br/>
+        <w:br/>
         <w:t>on:</w:t>
-      </w:r>
-      <w:r>
-        <w:rPr>
-          <w:rFonts w:ascii="Consolas" w:hAnsi="Consolas"/>
-          <w:color w:val="333333"/>
-          <w:sz w:val="19"/>
-          <w:shd w:val="clear" w:fill="F5F5F5"/>
-        </w:rPr>
-        <w:br w:type="textWrapping"/>
-      </w:r>
-      <w:r>
-        <w:rPr>
-          <w:rFonts w:ascii="Consolas" w:hAnsi="Consolas"/>
-          <w:color w:val="333333"/>
-          <w:sz w:val="19"/>
-          <w:shd w:val="clear" w:fill="F5F5F5"/>
-        </w:rPr>
+        <w:br/>
         <w:t xml:space="preserve">  push:</w:t>
-      </w:r>
-      <w:r>
-        <w:rPr>
-          <w:rFonts w:ascii="Consolas" w:hAnsi="Consolas"/>
-          <w:color w:val="333333"/>
-          <w:sz w:val="19"/>
-          <w:shd w:val="clear" w:fill="F5F5F5"/>
-        </w:rPr>
-        <w:br w:type="textWrapping"/>
-      </w:r>
-      <w:r>
-        <w:rPr>
-          <w:rFonts w:ascii="Consolas" w:hAnsi="Consolas"/>
-          <w:color w:val="333333"/>
-          <w:sz w:val="19"/>
-          <w:shd w:val="clear" w:fill="F5F5F5"/>
-        </w:rPr>
+        <w:br/>
         <w:t xml:space="preserve">    branches: [master]</w:t>
-      </w:r>
-      <w:r>
-        <w:rPr>
-          <w:rFonts w:ascii="Consolas" w:hAnsi="Consolas"/>
-          <w:color w:val="333333"/>
-          <w:sz w:val="19"/>
-          <w:shd w:val="clear" w:fill="F5F5F5"/>
-        </w:rPr>
-        <w:br w:type="textWrapping"/>
-      </w:r>
-      <w:r>
-        <w:rPr>
-          <w:rFonts w:ascii="Consolas" w:hAnsi="Consolas"/>
-          <w:color w:val="333333"/>
-          <w:sz w:val="19"/>
-          <w:shd w:val="clear" w:fill="F5F5F5"/>
-        </w:rPr>
-        <w:br w:type="textWrapping"/>
-      </w:r>
-      <w:r>
-        <w:rPr>
-          <w:rFonts w:ascii="Consolas" w:hAnsi="Consolas"/>
-          <w:color w:val="333333"/>
-          <w:sz w:val="19"/>
-          <w:shd w:val="clear" w:fill="F5F5F5"/>
-        </w:rPr>
+        <w:br/>
+        <w:br/>
         <w:t>jobs:</w:t>
-      </w:r>
-      <w:r>
-        <w:rPr>
-          <w:rFonts w:ascii="Consolas" w:hAnsi="Consolas"/>
-          <w:color w:val="333333"/>
-          <w:sz w:val="19"/>
-          <w:shd w:val="clear" w:fill="F5F5F5"/>
-        </w:rPr>
-        <w:br w:type="textWrapping"/>
-      </w:r>
-      <w:r>
-        <w:rPr>
-          <w:rFonts w:ascii="Consolas" w:hAnsi="Consolas"/>
-          <w:color w:val="333333"/>
-          <w:sz w:val="19"/>
-          <w:shd w:val="clear" w:fill="F5F5F5"/>
-        </w:rPr>
+        <w:br/>
         <w:t xml:space="preserve">  deploy:</w:t>
-      </w:r>
-      <w:r>
-        <w:rPr>
-          <w:rFonts w:ascii="Consolas" w:hAnsi="Consolas"/>
-          <w:color w:val="333333"/>
-          <w:sz w:val="19"/>
-          <w:shd w:val="clear" w:fill="F5F5F5"/>
-        </w:rPr>
-        <w:br w:type="textWrapping"/>
-      </w:r>
-      <w:r>
-        <w:rPr>
-          <w:rFonts w:ascii="Consolas" w:hAnsi="Consolas"/>
-          <w:color w:val="333333"/>
-          <w:sz w:val="19"/>
-          <w:shd w:val="clear" w:fill="F5F5F5"/>
-        </w:rPr>
+        <w:br/>
         <w:t xml:space="preserve">    runs-on: ubuntu-latest</w:t>
-      </w:r>
-      <w:r>
-        <w:rPr>
-          <w:rFonts w:ascii="Consolas" w:hAnsi="Consolas"/>
-          <w:color w:val="333333"/>
-          <w:sz w:val="19"/>
-          <w:shd w:val="clear" w:fill="F5F5F5"/>
-        </w:rPr>
-        <w:br w:type="textWrapping"/>
-      </w:r>
-      <w:r>
-        <w:rPr>
-          <w:rFonts w:ascii="Consolas" w:hAnsi="Consolas"/>
-          <w:color w:val="333333"/>
-          <w:sz w:val="19"/>
-          <w:shd w:val="clear" w:fill="F5F5F5"/>
-        </w:rPr>
+        <w:br/>
         <w:t xml:space="preserve">    steps:</w:t>
-      </w:r>
-      <w:r>
-        <w:rPr>
-          <w:rFonts w:ascii="Consolas" w:hAnsi="Consolas"/>
-          <w:color w:val="333333"/>
-          <w:sz w:val="19"/>
-          <w:shd w:val="clear" w:fill="F5F5F5"/>
-        </w:rPr>
-        <w:br w:type="textWrapping"/>
-      </w:r>
-      <w:r>
-        <w:rPr>
-          <w:rFonts w:ascii="Consolas" w:hAnsi="Consolas"/>
-          <w:color w:val="333333"/>
-          <w:sz w:val="19"/>
-          <w:shd w:val="clear" w:fill="F5F5F5"/>
-        </w:rPr>
+        <w:br/>
         <w:t xml:space="preserve">      - name: SSH Deploy</w:t>
-      </w:r>
-      <w:r>
-        <w:rPr>
-          <w:rFonts w:ascii="Consolas" w:hAnsi="Consolas"/>
-          <w:color w:val="333333"/>
-          <w:sz w:val="19"/>
-          <w:shd w:val="clear" w:fill="F5F5F5"/>
-        </w:rPr>
-        <w:br w:type="textWrapping"/>
-      </w:r>
-      <w:r>
-        <w:rPr>
-          <w:rFonts w:ascii="Consolas" w:hAnsi="Consolas"/>
-          <w:color w:val="333333"/>
-          <w:sz w:val="19"/>
-          <w:shd w:val="clear" w:fill="F5F5F5"/>
-        </w:rPr>
+        <w:br/>
         <w:t xml:space="preserve">        uses: appleboy/ssh-action@v1</w:t>
-      </w:r>
-      <w:r>
-        <w:rPr>
-          <w:rFonts w:ascii="Consolas" w:hAnsi="Consolas"/>
-          <w:color w:val="333333"/>
-          <w:sz w:val="19"/>
-          <w:shd w:val="clear" w:fill="F5F5F5"/>
-        </w:rPr>
-        <w:br w:type="textWrapping"/>
-      </w:r>
-      <w:r>
-        <w:rPr>
-          <w:rFonts w:ascii="Consolas" w:hAnsi="Consolas"/>
-          <w:color w:val="333333"/>
-          <w:sz w:val="19"/>
-          <w:shd w:val="clear" w:fill="F5F5F5"/>
-        </w:rPr>
+        <w:br/>
         <w:t xml:space="preserve">        with:</w:t>
-      </w:r>
-      <w:r>
-        <w:rPr>
-          <w:rFonts w:ascii="Consolas" w:hAnsi="Consolas"/>
-          <w:color w:val="333333"/>
-          <w:sz w:val="19"/>
-          <w:shd w:val="clear" w:fill="F5F5F5"/>
-        </w:rPr>
-        <w:br w:type="textWrapping"/>
-      </w:r>
-      <w:r>
-        <w:rPr>
-          <w:rFonts w:ascii="Consolas" w:hAnsi="Consolas"/>
-          <w:color w:val="333333"/>
-          <w:sz w:val="19"/>
-          <w:shd w:val="clear" w:fill="F5F5F5"/>
-        </w:rPr>
+        <w:br/>
         <w:t xml:space="preserve">          host: ${{ secrets.SERVER_HOST }}</w:t>
-      </w:r>
-      <w:r>
-        <w:rPr>
-          <w:rFonts w:ascii="Consolas" w:hAnsi="Consolas"/>
-          <w:color w:val="333333"/>
-          <w:sz w:val="19"/>
-          <w:shd w:val="clear" w:fill="F5F5F5"/>
-        </w:rPr>
-        <w:br w:type="textWrapping"/>
-      </w:r>
-      <w:r>
-        <w:rPr>
-          <w:rFonts w:ascii="Consolas" w:hAnsi="Consolas"/>
-          <w:color w:val="333333"/>
-          <w:sz w:val="19"/>
-          <w:shd w:val="clear" w:fill="F5F5F5"/>
-        </w:rPr>
+        <w:br/>
         <w:t xml:space="preserve">          username: ${{ secrets.SERVER_USER }}</w:t>
-      </w:r>
-      <w:r>
-        <w:rPr>
-          <w:rFonts w:ascii="Consolas" w:hAnsi="Consolas"/>
-          <w:color w:val="333333"/>
-          <w:sz w:val="19"/>
-          <w:shd w:val="clear" w:fill="F5F5F5"/>
-        </w:rPr>
-        <w:br w:type="textWrapping"/>
-      </w:r>
-      <w:r>
-        <w:rPr>
-          <w:rFonts w:ascii="Consolas" w:hAnsi="Consolas"/>
-          <w:color w:val="333333"/>
-          <w:sz w:val="19"/>
-          <w:shd w:val="clear" w:fill="F5F5F5"/>
-        </w:rPr>
+        <w:br/>
         <w:t xml:space="preserve">          key: ${{ secrets.SSH_PRIVATE_KEY }}</w:t>
-      </w:r>
-      <w:r>
-        <w:rPr>
-          <w:rFonts w:ascii="Consolas" w:hAnsi="Consolas"/>
-          <w:color w:val="333333"/>
-          <w:sz w:val="19"/>
-          <w:shd w:val="clear" w:fill="F5F5F5"/>
-        </w:rPr>
-        <w:br w:type="textWrapping"/>
-      </w:r>
-      <w:r>
-        <w:rPr>
-          <w:rFonts w:ascii="Consolas" w:hAnsi="Consolas"/>
-          <w:color w:val="333333"/>
-          <w:sz w:val="19"/>
-          <w:shd w:val="clear" w:fill="F5F5F5"/>
-        </w:rPr>
+        <w:br/>
         <w:t xml:space="preserve">          script: |</w:t>
-      </w:r>
-      <w:r>
-        <w:rPr>
-          <w:rFonts w:ascii="Consolas" w:hAnsi="Consolas"/>
-          <w:color w:val="333333"/>
-          <w:sz w:val="19"/>
-          <w:shd w:val="clear" w:fill="F5F5F5"/>
-        </w:rPr>
-        <w:br w:type="textWrapping"/>
-      </w:r>
-      <w:r>
-        <w:rPr>
-          <w:rFonts w:ascii="Consolas" w:hAnsi="Consolas"/>
-          <w:color w:val="333333"/>
-          <w:sz w:val="19"/>
-          <w:shd w:val="clear" w:fill="F5F5F5"/>
-        </w:rPr>
+        <w:br/>
         <w:t xml:space="preserve">            cd /www/wwwroot/unowire</w:t>
-      </w:r>
-      <w:r>
-        <w:rPr>
-          <w:rFonts w:ascii="Consolas" w:hAnsi="Consolas"/>
-          <w:color w:val="333333"/>
-          <w:sz w:val="19"/>
-          <w:shd w:val="clear" w:fill="F5F5F5"/>
-        </w:rPr>
-        <w:br w:type="textWrapping"/>
-      </w:r>
-      <w:r>
-        <w:rPr>
-          <w:rFonts w:ascii="Consolas" w:hAnsi="Consolas"/>
-          <w:color w:val="333333"/>
-          <w:sz w:val="19"/>
-          <w:shd w:val="clear" w:fill="F5F5F5"/>
-        </w:rPr>
+        <w:br/>
         <w:t xml:space="preserve">            # 备份数据库</w:t>
-      </w:r>
-      <w:r>
-        <w:rPr>
-          <w:rFonts w:ascii="Consolas" w:hAnsi="Consolas"/>
-          <w:color w:val="333333"/>
-          <w:sz w:val="19"/>
-          <w:shd w:val="clear" w:fill="F5F5F5"/>
-        </w:rPr>
-        <w:br w:type="textWrapping"/>
-      </w:r>
-      <w:r>
-        <w:rPr>
-          <w:rFonts w:ascii="Consolas" w:hAnsi="Consolas"/>
-          <w:color w:val="333333"/>
-          <w:sz w:val="19"/>
-          <w:shd w:val="clear" w:fill="F5F5F5"/>
-        </w:rPr>
-        <w:t xml:space="preserve">            docker compose exec -T db pg_dump -U unowire unowire &gt; /www/backup/unowire/auto_$(date +%Y%m%d_%H%M%S).sql</w:t>
-      </w:r>
-      <w:r>
-        <w:rPr>
-          <w:rFonts w:ascii="Consolas" w:hAnsi="Consolas"/>
-          <w:color w:val="333333"/>
-          <w:sz w:val="19"/>
-          <w:shd w:val="clear" w:fill="F5F5F5"/>
-        </w:rPr>
-        <w:br w:type="textWrapping"/>
-      </w:r>
-      <w:r>
-        <w:rPr>
-          <w:rFonts w:ascii="Consolas" w:hAnsi="Consolas"/>
-          <w:color w:val="333333"/>
-          <w:sz w:val="19"/>
-          <w:shd w:val="clear" w:fill="F5F5F5"/>
-        </w:rPr>
+        <w:br/>
+        <w:t xml:space="preserve">            docker compose --env-file .env.docker exec -T db pg_dump -U unowire unowire &gt; /www/backup/unowire/auto_$(date +%Y%m%d_%H%M%S).sql</w:t>
+        <w:br/>
         <w:t xml:space="preserve">            # 拉取代码</w:t>
-      </w:r>
-      <w:r>
-        <w:rPr>
-          <w:rFonts w:ascii="Consolas" w:hAnsi="Consolas"/>
-          <w:color w:val="333333"/>
-          <w:sz w:val="19"/>
-          <w:shd w:val="clear" w:fill="F5F5F5"/>
-        </w:rPr>
-        <w:br w:type="textWrapping"/>
-      </w:r>
-      <w:r>
-        <w:rPr>
-          <w:rFonts w:ascii="Consolas" w:hAnsi="Consolas"/>
-          <w:color w:val="333333"/>
-          <w:sz w:val="19"/>
-          <w:shd w:val="clear" w:fill="F5F5F5"/>
-        </w:rPr>
+        <w:br/>
         <w:t xml:space="preserve">            git pull origin master</w:t>
-      </w:r>
-      <w:r>
-        <w:rPr>
-          <w:rFonts w:ascii="Consolas" w:hAnsi="Consolas"/>
-          <w:color w:val="333333"/>
-          <w:sz w:val="19"/>
-          <w:shd w:val="clear" w:fill="F5F5F5"/>
-        </w:rPr>
-        <w:br w:type="textWrapping"/>
-      </w:r>
-      <w:r>
-        <w:rPr>
-          <w:rFonts w:ascii="Consolas" w:hAnsi="Consolas"/>
-          <w:color w:val="333333"/>
-          <w:sz w:val="19"/>
-          <w:shd w:val="clear" w:fill="F5F5F5"/>
-        </w:rPr>
+        <w:br/>
         <w:t xml:space="preserve">            # 重建并重启</w:t>
-      </w:r>
-      <w:r>
-        <w:rPr>
-          <w:rFonts w:ascii="Consolas" w:hAnsi="Consolas"/>
-          <w:color w:val="333333"/>
-          <w:sz w:val="19"/>
-          <w:shd w:val="clear" w:fill="F5F5F5"/>
-        </w:rPr>
-        <w:br w:type="textWrapping"/>
-      </w:r>
-      <w:r>
-        <w:rPr>
-          <w:rFonts w:ascii="Consolas" w:hAnsi="Consolas"/>
-          <w:color w:val="333333"/>
-          <w:sz w:val="19"/>
-          <w:shd w:val="clear" w:fill="F5F5F5"/>
-        </w:rPr>
-        <w:t xml:space="preserve">            docker compose up -d --build</w:t>
-      </w:r>
-      <w:r>
-        <w:rPr>
-          <w:rFonts w:ascii="Consolas" w:hAnsi="Consolas"/>
-          <w:color w:val="333333"/>
-          <w:sz w:val="19"/>
-          <w:shd w:val="clear" w:fill="F5F5F5"/>
-        </w:rPr>
-        <w:br w:type="textWrapping"/>
-      </w:r>
-      <w:r>
-        <w:rPr>
-          <w:rFonts w:ascii="Consolas" w:hAnsi="Consolas"/>
-          <w:color w:val="333333"/>
-          <w:sz w:val="19"/>
-          <w:shd w:val="clear" w:fill="F5F5F5"/>
-        </w:rPr>
+        <w:br/>
+        <w:t xml:space="preserve">            docker compose --env-file .env.docker up -d --build</w:t>
+        <w:br/>
         <w:t xml:space="preserve">            # 执行迁移</w:t>
-      </w:r>
-      <w:r>
-        <w:rPr>
-          <w:rFonts w:ascii="Consolas" w:hAnsi="Consolas"/>
-          <w:color w:val="333333"/>
-          <w:sz w:val="19"/>
-          <w:shd w:val="clear" w:fill="F5F5F5"/>
-        </w:rPr>
-        <w:br w:type="textWrapping"/>
-      </w:r>
-      <w:r>
-        <w:rPr>
-          <w:rFonts w:ascii="Consolas" w:hAnsi="Consolas"/>
-          <w:color w:val="333333"/>
-          <w:sz w:val="19"/>
-          <w:shd w:val="clear" w:fill="F5F5F5"/>
-        </w:rPr>
-        <w:t xml:space="preserve">            docker compose exec backend python -m alembic upgrade head</w:t>
-      </w:r>
-      <w:r>
-        <w:rPr>
-          <w:rFonts w:ascii="Consolas" w:hAnsi="Consolas"/>
-          <w:color w:val="333333"/>
-          <w:sz w:val="19"/>
-          <w:shd w:val="clear" w:fill="F5F5F5"/>
-        </w:rPr>
-        <w:br w:type="textWrapping"/>
-      </w:r>
-      <w:r>
-        <w:rPr>
-          <w:rFonts w:ascii="Consolas" w:hAnsi="Consolas"/>
-          <w:color w:val="333333"/>
-          <w:sz w:val="19"/>
-          <w:shd w:val="clear" w:fill="F5F5F5"/>
-        </w:rPr>
+        <w:br/>
+        <w:t xml:space="preserve">            docker compose --env-file .env.docker exec backend python -m alembic upgrade head</w:t>
+        <w:br/>
         <w:t xml:space="preserve">            # 健康检查</w:t>
-      </w:r>
-      <w:r>
-        <w:rPr>
-          <w:rFonts w:ascii="Consolas" w:hAnsi="Consolas"/>
-          <w:color w:val="333333"/>
-          <w:sz w:val="19"/>
-          <w:shd w:val="clear" w:fill="F5F5F5"/>
-        </w:rPr>
-        <w:br w:type="textWrapping"/>
-      </w:r>
-      <w:r>
-        <w:rPr>
-          <w:rFonts w:ascii="Consolas" w:hAnsi="Consolas"/>
-          <w:color w:val="333333"/>
-          <w:sz w:val="19"/>
-          <w:shd w:val="clear" w:fill="F5F5F5"/>
-        </w:rPr>
+        <w:br/>
         <w:t xml:space="preserve">            sleep 10</w:t>
-      </w:r>
-      <w:r>
-        <w:rPr>
-          <w:rFonts w:ascii="Consolas" w:hAnsi="Consolas"/>
-          <w:color w:val="333333"/>
-          <w:sz w:val="19"/>
-          <w:shd w:val="clear" w:fill="F5F5F5"/>
-        </w:rPr>
-        <w:br w:type="textWrapping"/>
-      </w:r>
-      <w:r>
-        <w:rPr>
-          <w:rFonts w:ascii="Consolas" w:hAnsi="Consolas"/>
-          <w:color w:val="333333"/>
-          <w:sz w:val="19"/>
-          <w:shd w:val="clear" w:fill="F5F5F5"/>
-        </w:rPr>
+        <w:br/>
         <w:t xml:space="preserve">            curl -f http://127.0.0.1:8000/api/health || exit 1</w:t>
+      </w:r>
+      <w:r>
+        <w:rPr>
+          <w:rFonts w:ascii="Consolas" w:hAnsi="Consolas"/>
+          <w:color w:val="333333"/>
+          <w:sz w:val="19"/>
+          <w:shd w:val="clear" w:fill="F5F5F5"/>
+        </w:rPr>
+      </w:r>
+      <w:r>
+        <w:rPr>
+          <w:rFonts w:ascii="Consolas" w:hAnsi="Consolas"/>
+          <w:color w:val="333333"/>
+          <w:sz w:val="19"/>
+          <w:shd w:val="clear" w:fill="F5F5F5"/>
+        </w:rPr>
+      </w:r>
+      <w:r>
+        <w:rPr>
+          <w:rFonts w:ascii="Consolas" w:hAnsi="Consolas"/>
+          <w:color w:val="333333"/>
+          <w:sz w:val="19"/>
+          <w:shd w:val="clear" w:fill="F5F5F5"/>
+        </w:rPr>
+      </w:r>
+      <w:r>
+        <w:rPr>
+          <w:rFonts w:ascii="Consolas" w:hAnsi="Consolas"/>
+          <w:color w:val="333333"/>
+          <w:sz w:val="19"/>
+          <w:shd w:val="clear" w:fill="F5F5F5"/>
+        </w:rPr>
+      </w:r>
+      <w:r>
+        <w:rPr>
+          <w:rFonts w:ascii="Consolas" w:hAnsi="Consolas"/>
+          <w:color w:val="333333"/>
+          <w:sz w:val="19"/>
+          <w:shd w:val="clear" w:fill="F5F5F5"/>
+        </w:rPr>
+      </w:r>
+      <w:r>
+        <w:rPr>
+          <w:rFonts w:ascii="Consolas" w:hAnsi="Consolas"/>
+          <w:color w:val="333333"/>
+          <w:sz w:val="19"/>
+          <w:shd w:val="clear" w:fill="F5F5F5"/>
+        </w:rPr>
+      </w:r>
+      <w:r>
+        <w:rPr>
+          <w:rFonts w:ascii="Consolas" w:hAnsi="Consolas"/>
+          <w:color w:val="333333"/>
+          <w:sz w:val="19"/>
+          <w:shd w:val="clear" w:fill="F5F5F5"/>
+        </w:rPr>
+      </w:r>
+      <w:r>
+        <w:rPr>
+          <w:rFonts w:ascii="Consolas" w:hAnsi="Consolas"/>
+          <w:color w:val="333333"/>
+          <w:sz w:val="19"/>
+          <w:shd w:val="clear" w:fill="F5F5F5"/>
+        </w:rPr>
+      </w:r>
+      <w:r>
+        <w:rPr>
+          <w:rFonts w:ascii="Consolas" w:hAnsi="Consolas"/>
+          <w:color w:val="333333"/>
+          <w:sz w:val="19"/>
+          <w:shd w:val="clear" w:fill="F5F5F5"/>
+        </w:rPr>
+      </w:r>
+      <w:r>
+        <w:rPr>
+          <w:rFonts w:ascii="Consolas" w:hAnsi="Consolas"/>
+          <w:color w:val="333333"/>
+          <w:sz w:val="19"/>
+          <w:shd w:val="clear" w:fill="F5F5F5"/>
+        </w:rPr>
+      </w:r>
+      <w:r>
+        <w:rPr>
+          <w:rFonts w:ascii="Consolas" w:hAnsi="Consolas"/>
+          <w:color w:val="333333"/>
+          <w:sz w:val="19"/>
+          <w:shd w:val="clear" w:fill="F5F5F5"/>
+        </w:rPr>
+      </w:r>
+      <w:r>
+        <w:rPr>
+          <w:rFonts w:ascii="Consolas" w:hAnsi="Consolas"/>
+          <w:color w:val="333333"/>
+          <w:sz w:val="19"/>
+          <w:shd w:val="clear" w:fill="F5F5F5"/>
+        </w:rPr>
+      </w:r>
+      <w:r>
+        <w:rPr>
+          <w:rFonts w:ascii="Consolas" w:hAnsi="Consolas"/>
+          <w:color w:val="333333"/>
+          <w:sz w:val="19"/>
+          <w:shd w:val="clear" w:fill="F5F5F5"/>
+        </w:rPr>
+      </w:r>
+      <w:r>
+        <w:rPr>
+          <w:rFonts w:ascii="Consolas" w:hAnsi="Consolas"/>
+          <w:color w:val="333333"/>
+          <w:sz w:val="19"/>
+          <w:shd w:val="clear" w:fill="F5F5F5"/>
+        </w:rPr>
+      </w:r>
+      <w:r>
+        <w:rPr>
+          <w:rFonts w:ascii="Consolas" w:hAnsi="Consolas"/>
+          <w:color w:val="333333"/>
+          <w:sz w:val="19"/>
+          <w:shd w:val="clear" w:fill="F5F5F5"/>
+        </w:rPr>
+      </w:r>
+      <w:r>
+        <w:rPr>
+          <w:rFonts w:ascii="Consolas" w:hAnsi="Consolas"/>
+          <w:color w:val="333333"/>
+          <w:sz w:val="19"/>
+          <w:shd w:val="clear" w:fill="F5F5F5"/>
+        </w:rPr>
+      </w:r>
+      <w:r>
+        <w:rPr>
+          <w:rFonts w:ascii="Consolas" w:hAnsi="Consolas"/>
+          <w:color w:val="333333"/>
+          <w:sz w:val="19"/>
+          <w:shd w:val="clear" w:fill="F5F5F5"/>
+        </w:rPr>
+      </w:r>
+      <w:r>
+        <w:rPr>
+          <w:rFonts w:ascii="Consolas" w:hAnsi="Consolas"/>
+          <w:color w:val="333333"/>
+          <w:sz w:val="19"/>
+          <w:shd w:val="clear" w:fill="F5F5F5"/>
+        </w:rPr>
+      </w:r>
+      <w:r>
+        <w:rPr>
+          <w:rFonts w:ascii="Consolas" w:hAnsi="Consolas"/>
+          <w:color w:val="333333"/>
+          <w:sz w:val="19"/>
+          <w:shd w:val="clear" w:fill="F5F5F5"/>
+        </w:rPr>
+      </w:r>
+      <w:r>
+        <w:rPr>
+          <w:rFonts w:ascii="Consolas" w:hAnsi="Consolas"/>
+          <w:color w:val="333333"/>
+          <w:sz w:val="19"/>
+          <w:shd w:val="clear" w:fill="F5F5F5"/>
+        </w:rPr>
+      </w:r>
+      <w:r>
+        <w:rPr>
+          <w:rFonts w:ascii="Consolas" w:hAnsi="Consolas"/>
+          <w:color w:val="333333"/>
+          <w:sz w:val="19"/>
+          <w:shd w:val="clear" w:fill="F5F5F5"/>
+        </w:rPr>
+      </w:r>
+      <w:r>
+        <w:rPr>
+          <w:rFonts w:ascii="Consolas" w:hAnsi="Consolas"/>
+          <w:color w:val="333333"/>
+          <w:sz w:val="19"/>
+          <w:shd w:val="clear" w:fill="F5F5F5"/>
+        </w:rPr>
+      </w:r>
+      <w:r>
+        <w:rPr>
+          <w:rFonts w:ascii="Consolas" w:hAnsi="Consolas"/>
+          <w:color w:val="333333"/>
+          <w:sz w:val="19"/>
+          <w:shd w:val="clear" w:fill="F5F5F5"/>
+        </w:rPr>
+      </w:r>
+      <w:r>
+        <w:rPr>
+          <w:rFonts w:ascii="Consolas" w:hAnsi="Consolas"/>
+          <w:color w:val="333333"/>
+          <w:sz w:val="19"/>
+          <w:shd w:val="clear" w:fill="F5F5F5"/>
+        </w:rPr>
+      </w:r>
+      <w:r>
+        <w:rPr>
+          <w:rFonts w:ascii="Consolas" w:hAnsi="Consolas"/>
+          <w:color w:val="333333"/>
+          <w:sz w:val="19"/>
+          <w:shd w:val="clear" w:fill="F5F5F5"/>
+        </w:rPr>
+      </w:r>
+      <w:r>
+        <w:rPr>
+          <w:rFonts w:ascii="Consolas" w:hAnsi="Consolas"/>
+          <w:color w:val="333333"/>
+          <w:sz w:val="19"/>
+          <w:shd w:val="clear" w:fill="F5F5F5"/>
+        </w:rPr>
+      </w:r>
+      <w:r>
+        <w:rPr>
+          <w:rFonts w:ascii="Consolas" w:hAnsi="Consolas"/>
+          <w:color w:val="333333"/>
+          <w:sz w:val="19"/>
+          <w:shd w:val="clear" w:fill="F5F5F5"/>
+        </w:rPr>
+      </w:r>
+      <w:r>
+        <w:rPr>
+          <w:rFonts w:ascii="Consolas" w:hAnsi="Consolas"/>
+          <w:color w:val="333333"/>
+          <w:sz w:val="19"/>
+          <w:shd w:val="clear" w:fill="F5F5F5"/>
+        </w:rPr>
+      </w:r>
+      <w:r>
+        <w:rPr>
+          <w:rFonts w:ascii="Consolas" w:hAnsi="Consolas"/>
+          <w:color w:val="333333"/>
+          <w:sz w:val="19"/>
+          <w:shd w:val="clear" w:fill="F5F5F5"/>
+        </w:rPr>
+      </w:r>
+      <w:r>
+        <w:rPr>
+          <w:rFonts w:ascii="Consolas" w:hAnsi="Consolas"/>
+          <w:color w:val="333333"/>
+          <w:sz w:val="19"/>
+          <w:shd w:val="clear" w:fill="F5F5F5"/>
+        </w:rPr>
+      </w:r>
+      <w:r>
+        <w:rPr>
+          <w:rFonts w:ascii="Consolas" w:hAnsi="Consolas"/>
+          <w:color w:val="333333"/>
+          <w:sz w:val="19"/>
+          <w:shd w:val="clear" w:fill="F5F5F5"/>
+        </w:rPr>
+      </w:r>
+      <w:r>
+        <w:rPr>
+          <w:rFonts w:ascii="Consolas" w:hAnsi="Consolas"/>
+          <w:color w:val="333333"/>
+          <w:sz w:val="19"/>
+          <w:shd w:val="clear" w:fill="F5F5F5"/>
+        </w:rPr>
+      </w:r>
+      <w:r>
+        <w:rPr>
+          <w:rFonts w:ascii="Consolas" w:hAnsi="Consolas"/>
+          <w:color w:val="333333"/>
+          <w:sz w:val="19"/>
+          <w:shd w:val="clear" w:fill="F5F5F5"/>
+        </w:rPr>
+      </w:r>
+      <w:r>
+        <w:rPr>
+          <w:rFonts w:ascii="Consolas" w:hAnsi="Consolas"/>
+          <w:color w:val="333333"/>
+          <w:sz w:val="19"/>
+          <w:shd w:val="clear" w:fill="F5F5F5"/>
+        </w:rPr>
+      </w:r>
+      <w:r>
+        <w:rPr>
+          <w:rFonts w:ascii="Consolas" w:hAnsi="Consolas"/>
+          <w:color w:val="333333"/>
+          <w:sz w:val="19"/>
+          <w:shd w:val="clear" w:fill="F5F5F5"/>
+        </w:rPr>
+      </w:r>
+      <w:r>
+        <w:rPr>
+          <w:rFonts w:ascii="Consolas" w:hAnsi="Consolas"/>
+          <w:color w:val="333333"/>
+          <w:sz w:val="19"/>
+          <w:shd w:val="clear" w:fill="F5F5F5"/>
+        </w:rPr>
+      </w:r>
+      <w:r>
+        <w:rPr>
+          <w:rFonts w:ascii="Consolas" w:hAnsi="Consolas"/>
+          <w:color w:val="333333"/>
+          <w:sz w:val="19"/>
+          <w:shd w:val="clear" w:fill="F5F5F5"/>
+        </w:rPr>
+      </w:r>
+      <w:r>
+        <w:rPr>
+          <w:rFonts w:ascii="Consolas" w:hAnsi="Consolas"/>
+          <w:color w:val="333333"/>
+          <w:sz w:val="19"/>
+          <w:shd w:val="clear" w:fill="F5F5F5"/>
+        </w:rPr>
+      </w:r>
+      <w:r>
+        <w:rPr>
+          <w:rFonts w:ascii="Consolas" w:hAnsi="Consolas"/>
+          <w:color w:val="333333"/>
+          <w:sz w:val="19"/>
+          <w:shd w:val="clear" w:fill="F5F5F5"/>
+        </w:rPr>
+      </w:r>
+      <w:r>
+        <w:rPr>
+          <w:rFonts w:ascii="Consolas" w:hAnsi="Consolas"/>
+          <w:color w:val="333333"/>
+          <w:sz w:val="19"/>
+          <w:shd w:val="clear" w:fill="F5F5F5"/>
+        </w:rPr>
+      </w:r>
+      <w:r>
+        <w:rPr>
+          <w:rFonts w:ascii="Consolas" w:hAnsi="Consolas"/>
+          <w:color w:val="333333"/>
+          <w:sz w:val="19"/>
+          <w:shd w:val="clear" w:fill="F5F5F5"/>
+        </w:rPr>
+      </w:r>
+      <w:r>
+        <w:rPr>
+          <w:rFonts w:ascii="Consolas" w:hAnsi="Consolas"/>
+          <w:color w:val="333333"/>
+          <w:sz w:val="19"/>
+          <w:shd w:val="clear" w:fill="F5F5F5"/>
+        </w:rPr>
+      </w:r>
+      <w:r>
+        <w:rPr>
+          <w:rFonts w:ascii="Consolas" w:hAnsi="Consolas"/>
+          <w:color w:val="333333"/>
+          <w:sz w:val="19"/>
+          <w:shd w:val="clear" w:fill="F5F5F5"/>
+        </w:rPr>
+      </w:r>
+      <w:r>
+        <w:rPr>
+          <w:rFonts w:ascii="Consolas" w:hAnsi="Consolas"/>
+          <w:color w:val="333333"/>
+          <w:sz w:val="19"/>
+          <w:shd w:val="clear" w:fill="F5F5F5"/>
+        </w:rPr>
+      </w:r>
+      <w:r>
+        <w:rPr>
+          <w:rFonts w:ascii="Consolas" w:hAnsi="Consolas"/>
+          <w:color w:val="333333"/>
+          <w:sz w:val="19"/>
+          <w:shd w:val="clear" w:fill="F5F5F5"/>
+        </w:rPr>
+      </w:r>
+      <w:r>
+        <w:rPr>
+          <w:rFonts w:ascii="Consolas" w:hAnsi="Consolas"/>
+          <w:color w:val="333333"/>
+          <w:sz w:val="19"/>
+          <w:shd w:val="clear" w:fill="F5F5F5"/>
+        </w:rPr>
+      </w:r>
+      <w:r>
+        <w:rPr>
+          <w:rFonts w:ascii="Consolas" w:hAnsi="Consolas"/>
+          <w:color w:val="333333"/>
+          <w:sz w:val="19"/>
+          <w:shd w:val="clear" w:fill="F5F5F5"/>
+        </w:rPr>
+      </w:r>
+      <w:r>
+        <w:rPr>
+          <w:rFonts w:ascii="Consolas" w:hAnsi="Consolas"/>
+          <w:color w:val="333333"/>
+          <w:sz w:val="19"/>
+          <w:shd w:val="clear" w:fill="F5F5F5"/>
+        </w:rPr>
+      </w:r>
+      <w:r>
+        <w:rPr>
+          <w:rFonts w:ascii="Consolas" w:hAnsi="Consolas"/>
+          <w:color w:val="333333"/>
+          <w:sz w:val="19"/>
+          <w:shd w:val="clear" w:fill="F5F5F5"/>
+        </w:rPr>
+      </w:r>
+      <w:r>
+        <w:rPr>
+          <w:rFonts w:ascii="Consolas" w:hAnsi="Consolas"/>
+          <w:color w:val="333333"/>
+          <w:sz w:val="19"/>
+          <w:shd w:val="clear" w:fill="F5F5F5"/>
+        </w:rPr>
+      </w:r>
+      <w:r>
+        <w:rPr>
+          <w:rFonts w:ascii="Consolas" w:hAnsi="Consolas"/>
+          <w:color w:val="333333"/>
+          <w:sz w:val="19"/>
+          <w:shd w:val="clear" w:fill="F5F5F5"/>
+        </w:rPr>
+      </w:r>
+      <w:r>
+        <w:rPr>
+          <w:rFonts w:ascii="Consolas" w:hAnsi="Consolas"/>
+          <w:color w:val="333333"/>
+          <w:sz w:val="19"/>
+          <w:shd w:val="clear" w:fill="F5F5F5"/>
+        </w:rPr>
+      </w:r>
+      <w:r>
+        <w:rPr>
+          <w:rFonts w:ascii="Consolas" w:hAnsi="Consolas"/>
+          <w:color w:val="333333"/>
+          <w:sz w:val="19"/>
+          <w:shd w:val="clear" w:fill="F5F5F5"/>
+        </w:rPr>
+      </w:r>
+      <w:r>
+        <w:rPr>
+          <w:rFonts w:ascii="Consolas" w:hAnsi="Consolas"/>
+          <w:color w:val="333333"/>
+          <w:sz w:val="19"/>
+          <w:shd w:val="clear" w:fill="F5F5F5"/>
+        </w:rPr>
       </w:r>
     </w:p>
     <w:p>
